--- a/TS-Kramam/TS-2.1/TS 2.1 Tamil Krama Paatam Corrections.docx
+++ b/TS-Kramam/TS-2.1/TS 2.1 Tamil Krama Paatam Corrections.docx
@@ -764,6 +764,1293 @@
       </w:tr>
       <w:tr>
         <w:trPr>
+          <w:trHeight w:val="1351"/>
+        </w:trPr>
+        <w:tc>
+          <w:tcPr>
+            <w:tcW w:w="3573" w:type="dxa"/>
+            <w:tcBorders>
+              <w:top w:val="single" w:sz="4" w:space="0" w:color="000000"/>
+              <w:left w:val="single" w:sz="4" w:space="0" w:color="000000"/>
+              <w:bottom w:val="single" w:sz="4" w:space="0" w:color="000000"/>
+              <w:right w:val="single" w:sz="4" w:space="0" w:color="000000"/>
+            </w:tcBorders>
+          </w:tcPr>
+          <w:p>
+            <w:pPr>
+              <w:widowControl w:val="0"/>
+              <w:autoSpaceDE w:val="0"/>
+              <w:autoSpaceDN w:val="0"/>
+              <w:adjustRightInd w:val="0"/>
+              <w:spacing w:before="0" w:line="240" w:lineRule="auto"/>
+              <w:rPr>
+                <w:rFonts w:cs="Arial"/>
+                <w:b/>
+                <w:sz w:val="28"/>
+                <w:szCs w:val="28"/>
+                <w:lang w:val="it-IT"/>
+              </w:rPr>
+            </w:pPr>
+            <w:r>
+              <w:rPr>
+                <w:rFonts w:cs="Arial"/>
+                <w:b/>
+                <w:sz w:val="28"/>
+                <w:szCs w:val="28"/>
+                <w:lang w:val="it-IT"/>
+              </w:rPr>
+              <w:t>TS 2.1.</w:t>
+            </w:r>
+            <w:r>
+              <w:rPr>
+                <w:rFonts w:cs="Arial"/>
+                <w:b/>
+                <w:sz w:val="28"/>
+                <w:szCs w:val="28"/>
+                <w:lang w:val="it-IT"/>
+              </w:rPr>
+              <w:t>4.8</w:t>
+            </w:r>
+            <w:r>
+              <w:rPr>
+                <w:rFonts w:cs="Arial"/>
+                <w:b/>
+                <w:sz w:val="28"/>
+                <w:szCs w:val="28"/>
+                <w:lang w:val="it-IT"/>
+              </w:rPr>
+              <w:t xml:space="preserve"> - Kramam</w:t>
+            </w:r>
+          </w:p>
+          <w:p>
+            <w:pPr>
+              <w:widowControl w:val="0"/>
+              <w:autoSpaceDE w:val="0"/>
+              <w:autoSpaceDN w:val="0"/>
+              <w:adjustRightInd w:val="0"/>
+              <w:spacing w:before="0" w:line="240" w:lineRule="auto"/>
+              <w:rPr>
+                <w:rFonts w:cs="Arial"/>
+                <w:b/>
+                <w:sz w:val="28"/>
+                <w:szCs w:val="28"/>
+                <w:lang w:val="it-IT"/>
+              </w:rPr>
+            </w:pPr>
+            <w:r>
+              <w:rPr>
+                <w:rFonts w:cs="Arial"/>
+                <w:b/>
+                <w:szCs w:val="24"/>
+                <w:lang w:val="it-IT"/>
+              </w:rPr>
+              <w:t>Krama Vaakyam No. 41, 42</w:t>
+            </w:r>
+            <w:r>
+              <w:rPr>
+                <w:rFonts w:cs="Arial"/>
+                <w:b/>
+                <w:sz w:val="28"/>
+                <w:szCs w:val="28"/>
+                <w:lang w:val="it-IT"/>
+              </w:rPr>
+              <w:br/>
+              <w:t xml:space="preserve">Panchaati No.  </w:t>
+            </w:r>
+            <w:r>
+              <w:rPr>
+                <w:rFonts w:cs="Arial"/>
+                <w:b/>
+                <w:sz w:val="28"/>
+                <w:szCs w:val="28"/>
+                <w:lang w:val="it-IT"/>
+              </w:rPr>
+              <w:t>21</w:t>
+            </w:r>
+          </w:p>
+        </w:tc>
+        <w:tc>
+          <w:tcPr>
+            <w:tcW w:w="4896" w:type="dxa"/>
+            <w:tcBorders>
+              <w:top w:val="single" w:sz="4" w:space="0" w:color="000000"/>
+              <w:left w:val="single" w:sz="4" w:space="0" w:color="000000"/>
+              <w:bottom w:val="single" w:sz="4" w:space="0" w:color="000000"/>
+              <w:right w:val="single" w:sz="4" w:space="0" w:color="000000"/>
+            </w:tcBorders>
+          </w:tcPr>
+          <w:p>
+            <w:pPr>
+              <w:widowControl w:val="0"/>
+              <w:autoSpaceDE w:val="0"/>
+              <w:autoSpaceDN w:val="0"/>
+              <w:adjustRightInd w:val="0"/>
+              <w:spacing w:before="0" w:line="240" w:lineRule="auto"/>
+              <w:rPr>
+                <w:rFonts w:ascii="BRH Devanagari Extra" w:hAnsi="BRH Devanagari Extra" w:cs="BRH Devanagari Extra"/>
+                <w:color w:val="000000"/>
+                <w:sz w:val="40"/>
+                <w:szCs w:val="40"/>
+                <w:lang w:val="it-IT"/>
+              </w:rPr>
+            </w:pPr>
+            <w:r>
+              <w:rPr>
+                <w:rFonts w:ascii="Latha" w:hAnsi="Latha" w:cs="Latha"/>
+                <w:sz w:val="28"/>
+                <w:szCs w:val="28"/>
+                <w:cs/>
+                <w:lang w:bidi="ta-IN"/>
+              </w:rPr>
+              <w:t>ஸ்னு</w:t>
+            </w:r>
+            <w:r>
+              <w:rPr>
+                <w:rFonts w:ascii="BRH Tamil Tab Extra" w:hAnsi="BRH Tamil Tab Extra" w:cs="Latha"/>
+                <w:b/>
+                <w:sz w:val="32"/>
+                <w:szCs w:val="28"/>
+                <w:lang w:val="it-IT" w:bidi="ta-IN"/>
+              </w:rPr>
+              <w:t>…</w:t>
+            </w:r>
+            <w:r>
+              <w:rPr>
+                <w:rFonts w:ascii="Latha" w:hAnsi="Latha" w:cs="Latha"/>
+                <w:sz w:val="28"/>
+                <w:szCs w:val="28"/>
+                <w:cs/>
+                <w:lang w:bidi="ta-IN"/>
+              </w:rPr>
+              <w:t>வ</w:t>
+            </w:r>
+            <w:r>
+              <w:rPr>
+                <w:rFonts w:ascii="BRH Tamil Tab Extra" w:hAnsi="BRH Tamil Tab Extra" w:cs="Latha"/>
+                <w:b/>
+                <w:sz w:val="32"/>
+                <w:szCs w:val="28"/>
+                <w:lang w:val="it-IT" w:bidi="ta-IN"/>
+              </w:rPr>
+              <w:t>…</w:t>
+            </w:r>
+            <w:r>
+              <w:rPr>
+                <w:rFonts w:ascii="Latha" w:hAnsi="Latha" w:cs="Latha"/>
+                <w:sz w:val="28"/>
+                <w:szCs w:val="28"/>
+                <w:cs/>
+                <w:lang w:bidi="ta-IN"/>
+              </w:rPr>
+              <w:t>ந்தி</w:t>
+            </w:r>
+            <w:r>
+              <w:rPr>
+                <w:rFonts w:ascii="BRH Tamil Tab Extra" w:hAnsi="BRH Tamil Tab Extra" w:cs="Latha"/>
+                <w:b/>
+                <w:sz w:val="32"/>
+                <w:szCs w:val="28"/>
+                <w:lang w:val="it-IT" w:bidi="ta-IN"/>
+              </w:rPr>
+              <w:t>…</w:t>
+            </w:r>
+            <w:r>
+              <w:rPr>
+                <w:rFonts w:ascii="Latha" w:hAnsi="Latha" w:cs="Latha"/>
+                <w:sz w:val="28"/>
+                <w:szCs w:val="28"/>
+                <w:lang w:val="it-IT" w:bidi="ta-IN"/>
+              </w:rPr>
+              <w:t xml:space="preserve"> </w:t>
+            </w:r>
+            <w:r>
+              <w:rPr>
+                <w:rFonts w:ascii="Latha" w:hAnsi="Latha" w:cs="Latha"/>
+                <w:sz w:val="28"/>
+                <w:szCs w:val="28"/>
+                <w:cs/>
+                <w:lang w:bidi="ta-IN"/>
+              </w:rPr>
+              <w:t>பு</w:t>
+            </w:r>
+            <w:r>
+              <w:rPr>
+                <w:rFonts w:ascii="BRH Tamil Tab Extra" w:hAnsi="BRH Tamil Tab Extra" w:cs="Latha"/>
+                <w:b/>
+                <w:sz w:val="32"/>
+                <w:szCs w:val="28"/>
+                <w:lang w:val="it-IT" w:bidi="ta-IN"/>
+              </w:rPr>
+              <w:t>…</w:t>
+            </w:r>
+            <w:r>
+              <w:rPr>
+                <w:rFonts w:ascii="Latha" w:hAnsi="Latha" w:cs="Latha"/>
+                <w:b/>
+                <w:bCs/>
+                <w:position w:val="-12"/>
+                <w:sz w:val="28"/>
+                <w:szCs w:val="28"/>
+                <w:cs/>
+                <w:lang w:bidi="ta-IN"/>
+              </w:rPr>
+              <w:t>4</w:t>
+            </w:r>
+            <w:r>
+              <w:rPr>
+                <w:rFonts w:ascii="Latha" w:hAnsi="Latha" w:cs="Latha"/>
+                <w:sz w:val="28"/>
+                <w:szCs w:val="28"/>
+                <w:cs/>
+                <w:lang w:bidi="ta-IN"/>
+              </w:rPr>
+              <w:t>ஞ்</w:t>
+            </w:r>
+            <w:r>
+              <w:rPr>
+                <w:rFonts w:ascii="Latha" w:hAnsi="Latha" w:cs="Latha"/>
+                <w:sz w:val="28"/>
+                <w:szCs w:val="28"/>
+                <w:highlight w:val="yellow"/>
+                <w:cs/>
+                <w:lang w:bidi="ta-IN"/>
+              </w:rPr>
+              <w:t>ச</w:t>
+            </w:r>
+            <w:r>
+              <w:rPr>
+                <w:rFonts w:ascii="BRH Tamil Tab Extra" w:hAnsi="BRH Tamil Tab Extra" w:cs="Latha"/>
+                <w:b/>
+                <w:sz w:val="32"/>
+                <w:szCs w:val="28"/>
+                <w:lang w:val="it-IT" w:bidi="ta-IN"/>
+              </w:rPr>
+              <w:t>…</w:t>
+            </w:r>
+            <w:r>
+              <w:rPr>
+                <w:rFonts w:ascii="Latha" w:hAnsi="Latha" w:cs="Latha"/>
+                <w:sz w:val="28"/>
+                <w:szCs w:val="28"/>
+                <w:cs/>
+                <w:lang w:bidi="ta-IN"/>
+              </w:rPr>
+              <w:t xml:space="preserve">தீ </w:t>
+            </w:r>
+            <w:r>
+              <w:rPr>
+                <w:rFonts w:ascii="Latha" w:hAnsi="Latha" w:cs="Latha"/>
+                <w:sz w:val="28"/>
+                <w:szCs w:val="28"/>
+                <w:lang w:val="it-IT" w:bidi="ta-IN"/>
+              </w:rPr>
+              <w:t xml:space="preserve">| </w:t>
+            </w:r>
+            <w:r>
+              <w:rPr>
+                <w:rFonts w:ascii="Latha" w:hAnsi="Latha" w:cs="Latha"/>
+                <w:sz w:val="28"/>
+                <w:szCs w:val="28"/>
+                <w:cs/>
+                <w:lang w:bidi="ta-IN"/>
+              </w:rPr>
+              <w:t>பு</w:t>
+            </w:r>
+            <w:r>
+              <w:rPr>
+                <w:rFonts w:ascii="BRH Tamil Tab Extra" w:hAnsi="BRH Tamil Tab Extra" w:cs="Latha"/>
+                <w:b/>
+                <w:sz w:val="32"/>
+                <w:szCs w:val="28"/>
+                <w:lang w:val="it-IT" w:bidi="ta-IN"/>
+              </w:rPr>
+              <w:t>…</w:t>
+            </w:r>
+            <w:r>
+              <w:rPr>
+                <w:rFonts w:ascii="Latha" w:hAnsi="Latha" w:cs="Latha"/>
+                <w:b/>
+                <w:bCs/>
+                <w:position w:val="-12"/>
+                <w:sz w:val="28"/>
+                <w:szCs w:val="28"/>
+                <w:cs/>
+                <w:lang w:bidi="ta-IN"/>
+              </w:rPr>
+              <w:t>4</w:t>
+            </w:r>
+            <w:r>
+              <w:rPr>
+                <w:rFonts w:ascii="Latha" w:hAnsi="Latha" w:cs="Latha"/>
+                <w:sz w:val="28"/>
+                <w:szCs w:val="28"/>
+                <w:cs/>
+                <w:lang w:bidi="ta-IN"/>
+              </w:rPr>
+              <w:t>ஞ்</w:t>
+            </w:r>
+            <w:r>
+              <w:rPr>
+                <w:rFonts w:ascii="Latha" w:hAnsi="Latha" w:cs="Latha"/>
+                <w:sz w:val="28"/>
+                <w:szCs w:val="28"/>
+                <w:highlight w:val="yellow"/>
+                <w:cs/>
+                <w:lang w:bidi="ta-IN"/>
+              </w:rPr>
+              <w:t>ச</w:t>
+            </w:r>
+            <w:r>
+              <w:rPr>
+                <w:rFonts w:ascii="BRH Tamil Tab Extra" w:hAnsi="BRH Tamil Tab Extra" w:cs="Latha"/>
+                <w:b/>
+                <w:sz w:val="32"/>
+                <w:szCs w:val="28"/>
+                <w:lang w:val="it-IT" w:bidi="ta-IN"/>
+              </w:rPr>
+              <w:t>…</w:t>
+            </w:r>
+            <w:r>
+              <w:rPr>
+                <w:rFonts w:ascii="Latha" w:hAnsi="Latha" w:cs="Latha"/>
+                <w:sz w:val="28"/>
+                <w:szCs w:val="28"/>
+                <w:cs/>
+                <w:lang w:bidi="ta-IN"/>
+              </w:rPr>
+              <w:t>த்யே</w:t>
+            </w:r>
+            <w:r>
+              <w:rPr>
+                <w:rFonts w:ascii="BRH Tamil Tab Extra" w:hAnsi="BRH Tamil Tab Extra" w:cs="Latha"/>
+                <w:b/>
+                <w:sz w:val="32"/>
+                <w:szCs w:val="28"/>
+                <w:lang w:val="it-IT" w:bidi="ta-IN"/>
+              </w:rPr>
+              <w:t>†</w:t>
+            </w:r>
+            <w:r>
+              <w:rPr>
+                <w:rFonts w:ascii="Latha" w:hAnsi="Latha" w:cs="Latha"/>
+                <w:sz w:val="28"/>
+                <w:szCs w:val="28"/>
+                <w:cs/>
+                <w:lang w:bidi="ta-IN"/>
+              </w:rPr>
+              <w:t xml:space="preserve">னம் </w:t>
+            </w:r>
+            <w:r>
+              <w:rPr>
+                <w:rFonts w:ascii="Latha" w:hAnsi="Latha" w:cs="Latha"/>
+                <w:sz w:val="28"/>
+                <w:szCs w:val="28"/>
+                <w:lang w:val="it-IT" w:bidi="ta-IN"/>
+              </w:rPr>
+              <w:t>|</w:t>
+            </w:r>
+          </w:p>
+        </w:tc>
+        <w:tc>
+          <w:tcPr>
+            <w:tcW w:w="5220" w:type="dxa"/>
+            <w:tcBorders>
+              <w:top w:val="single" w:sz="4" w:space="0" w:color="000000"/>
+              <w:left w:val="single" w:sz="4" w:space="0" w:color="000000"/>
+              <w:bottom w:val="single" w:sz="4" w:space="0" w:color="000000"/>
+              <w:right w:val="single" w:sz="4" w:space="0" w:color="000000"/>
+            </w:tcBorders>
+          </w:tcPr>
+          <w:p>
+            <w:pPr>
+              <w:widowControl w:val="0"/>
+              <w:autoSpaceDE w:val="0"/>
+              <w:autoSpaceDN w:val="0"/>
+              <w:adjustRightInd w:val="0"/>
+              <w:spacing w:before="0" w:line="240" w:lineRule="auto"/>
+              <w:rPr>
+                <w:rFonts w:ascii="BRH Devanagari Extra" w:hAnsi="BRH Devanagari Extra" w:cs="BRH Devanagari Extra"/>
+                <w:color w:val="000000"/>
+                <w:sz w:val="40"/>
+                <w:szCs w:val="40"/>
+                <w:lang w:val="it-IT"/>
+              </w:rPr>
+            </w:pPr>
+            <w:r>
+              <w:rPr>
+                <w:rFonts w:ascii="Latha" w:hAnsi="Latha" w:cs="Latha"/>
+                <w:sz w:val="28"/>
+                <w:szCs w:val="28"/>
+                <w:cs/>
+                <w:lang w:bidi="ta-IN"/>
+              </w:rPr>
+              <w:t>ஸ்னு</w:t>
+            </w:r>
+            <w:r>
+              <w:rPr>
+                <w:rFonts w:ascii="BRH Tamil Tab Extra" w:hAnsi="BRH Tamil Tab Extra" w:cs="Latha"/>
+                <w:b/>
+                <w:sz w:val="32"/>
+                <w:szCs w:val="28"/>
+                <w:lang w:val="it-IT" w:bidi="ta-IN"/>
+              </w:rPr>
+              <w:t>…</w:t>
+            </w:r>
+            <w:r>
+              <w:rPr>
+                <w:rFonts w:ascii="Latha" w:hAnsi="Latha" w:cs="Latha"/>
+                <w:sz w:val="28"/>
+                <w:szCs w:val="28"/>
+                <w:cs/>
+                <w:lang w:bidi="ta-IN"/>
+              </w:rPr>
+              <w:t>வ</w:t>
+            </w:r>
+            <w:r>
+              <w:rPr>
+                <w:rFonts w:ascii="BRH Tamil Tab Extra" w:hAnsi="BRH Tamil Tab Extra" w:cs="Latha"/>
+                <w:b/>
+                <w:sz w:val="32"/>
+                <w:szCs w:val="28"/>
+                <w:lang w:val="it-IT" w:bidi="ta-IN"/>
+              </w:rPr>
+              <w:t>…</w:t>
+            </w:r>
+            <w:r>
+              <w:rPr>
+                <w:rFonts w:ascii="Latha" w:hAnsi="Latha" w:cs="Latha"/>
+                <w:sz w:val="28"/>
+                <w:szCs w:val="28"/>
+                <w:cs/>
+                <w:lang w:bidi="ta-IN"/>
+              </w:rPr>
+              <w:t>ந்தி</w:t>
+            </w:r>
+            <w:r>
+              <w:rPr>
+                <w:rFonts w:ascii="BRH Tamil Tab Extra" w:hAnsi="BRH Tamil Tab Extra" w:cs="Latha"/>
+                <w:b/>
+                <w:sz w:val="32"/>
+                <w:szCs w:val="28"/>
+                <w:lang w:val="it-IT" w:bidi="ta-IN"/>
+              </w:rPr>
+              <w:t>…</w:t>
+            </w:r>
+            <w:r>
+              <w:rPr>
+                <w:rFonts w:ascii="Latha" w:hAnsi="Latha" w:cs="Latha"/>
+                <w:sz w:val="28"/>
+                <w:szCs w:val="28"/>
+                <w:lang w:val="it-IT" w:bidi="ta-IN"/>
+              </w:rPr>
+              <w:t xml:space="preserve"> </w:t>
+            </w:r>
+            <w:r>
+              <w:rPr>
+                <w:rFonts w:ascii="Latha" w:hAnsi="Latha" w:cs="Latha"/>
+                <w:sz w:val="28"/>
+                <w:szCs w:val="28"/>
+                <w:cs/>
+                <w:lang w:bidi="ta-IN"/>
+              </w:rPr>
+              <w:t>பு</w:t>
+            </w:r>
+            <w:r>
+              <w:rPr>
+                <w:rFonts w:ascii="BRH Tamil Tab Extra" w:hAnsi="BRH Tamil Tab Extra" w:cs="Latha"/>
+                <w:b/>
+                <w:sz w:val="32"/>
+                <w:szCs w:val="28"/>
+                <w:lang w:val="it-IT" w:bidi="ta-IN"/>
+              </w:rPr>
+              <w:t>…</w:t>
+            </w:r>
+            <w:r>
+              <w:rPr>
+                <w:rFonts w:ascii="Latha" w:hAnsi="Latha" w:cs="Latha"/>
+                <w:b/>
+                <w:bCs/>
+                <w:position w:val="-12"/>
+                <w:sz w:val="28"/>
+                <w:szCs w:val="28"/>
+                <w:cs/>
+                <w:lang w:bidi="ta-IN"/>
+              </w:rPr>
+              <w:t>4</w:t>
+            </w:r>
+            <w:r>
+              <w:rPr>
+                <w:rFonts w:ascii="Latha" w:hAnsi="Latha" w:cs="Latha"/>
+                <w:sz w:val="28"/>
+                <w:szCs w:val="28"/>
+                <w:cs/>
+                <w:lang w:bidi="ta-IN"/>
+              </w:rPr>
+              <w:t>ஞ்</w:t>
+            </w:r>
+            <w:r>
+              <w:rPr>
+                <w:rFonts w:ascii="Latha" w:hAnsi="Latha" w:cs="Latha"/>
+                <w:sz w:val="28"/>
+                <w:szCs w:val="28"/>
+                <w:highlight w:val="green"/>
+                <w:cs/>
+                <w:lang w:bidi="ta-IN"/>
+              </w:rPr>
+              <w:t>ஜ</w:t>
+            </w:r>
+            <w:r>
+              <w:rPr>
+                <w:rFonts w:ascii="BRH Tamil Tab Extra" w:hAnsi="BRH Tamil Tab Extra" w:cs="Latha"/>
+                <w:b/>
+                <w:sz w:val="32"/>
+                <w:szCs w:val="28"/>
+                <w:lang w:val="it-IT" w:bidi="ta-IN"/>
+              </w:rPr>
+              <w:t>…</w:t>
+            </w:r>
+            <w:r>
+              <w:rPr>
+                <w:rFonts w:ascii="Latha" w:hAnsi="Latha" w:cs="Latha"/>
+                <w:sz w:val="28"/>
+                <w:szCs w:val="28"/>
+                <w:cs/>
+                <w:lang w:bidi="ta-IN"/>
+              </w:rPr>
+              <w:t xml:space="preserve">தீ </w:t>
+            </w:r>
+            <w:r>
+              <w:rPr>
+                <w:rFonts w:ascii="Latha" w:hAnsi="Latha" w:cs="Latha"/>
+                <w:sz w:val="28"/>
+                <w:szCs w:val="28"/>
+                <w:lang w:val="it-IT" w:bidi="ta-IN"/>
+              </w:rPr>
+              <w:t xml:space="preserve">| </w:t>
+            </w:r>
+            <w:r>
+              <w:rPr>
+                <w:rFonts w:ascii="Latha" w:hAnsi="Latha" w:cs="Latha"/>
+                <w:sz w:val="28"/>
+                <w:szCs w:val="28"/>
+                <w:cs/>
+                <w:lang w:bidi="ta-IN"/>
+              </w:rPr>
+              <w:t>பு</w:t>
+            </w:r>
+            <w:r>
+              <w:rPr>
+                <w:rFonts w:ascii="BRH Tamil Tab Extra" w:hAnsi="BRH Tamil Tab Extra" w:cs="Latha"/>
+                <w:b/>
+                <w:sz w:val="32"/>
+                <w:szCs w:val="28"/>
+                <w:lang w:val="it-IT" w:bidi="ta-IN"/>
+              </w:rPr>
+              <w:t>…</w:t>
+            </w:r>
+            <w:r>
+              <w:rPr>
+                <w:rFonts w:ascii="Latha" w:hAnsi="Latha" w:cs="Latha"/>
+                <w:b/>
+                <w:bCs/>
+                <w:position w:val="-12"/>
+                <w:sz w:val="28"/>
+                <w:szCs w:val="28"/>
+                <w:cs/>
+                <w:lang w:bidi="ta-IN"/>
+              </w:rPr>
+              <w:t>4</w:t>
+            </w:r>
+            <w:r>
+              <w:rPr>
+                <w:rFonts w:ascii="Latha" w:hAnsi="Latha" w:cs="Latha"/>
+                <w:sz w:val="28"/>
+                <w:szCs w:val="28"/>
+                <w:cs/>
+                <w:lang w:bidi="ta-IN"/>
+              </w:rPr>
+              <w:t>ஞ்</w:t>
+            </w:r>
+            <w:r>
+              <w:rPr>
+                <w:rFonts w:ascii="Latha" w:hAnsi="Latha" w:cs="Latha"/>
+                <w:sz w:val="28"/>
+                <w:szCs w:val="28"/>
+                <w:highlight w:val="green"/>
+                <w:cs/>
+                <w:lang w:bidi="ta-IN"/>
+              </w:rPr>
+              <w:t>ஜ</w:t>
+            </w:r>
+            <w:r>
+              <w:rPr>
+                <w:rFonts w:ascii="BRH Tamil Tab Extra" w:hAnsi="BRH Tamil Tab Extra" w:cs="Latha"/>
+                <w:b/>
+                <w:sz w:val="32"/>
+                <w:szCs w:val="28"/>
+                <w:lang w:val="it-IT" w:bidi="ta-IN"/>
+              </w:rPr>
+              <w:t>…</w:t>
+            </w:r>
+            <w:r>
+              <w:rPr>
+                <w:rFonts w:ascii="Latha" w:hAnsi="Latha" w:cs="Latha"/>
+                <w:sz w:val="28"/>
+                <w:szCs w:val="28"/>
+                <w:cs/>
+                <w:lang w:bidi="ta-IN"/>
+              </w:rPr>
+              <w:t>த்யே</w:t>
+            </w:r>
+            <w:r>
+              <w:rPr>
+                <w:rFonts w:ascii="BRH Tamil Tab Extra" w:hAnsi="BRH Tamil Tab Extra" w:cs="Latha"/>
+                <w:b/>
+                <w:sz w:val="32"/>
+                <w:szCs w:val="28"/>
+                <w:lang w:val="it-IT" w:bidi="ta-IN"/>
+              </w:rPr>
+              <w:t>†</w:t>
+            </w:r>
+            <w:r>
+              <w:rPr>
+                <w:rFonts w:ascii="Latha" w:hAnsi="Latha" w:cs="Latha"/>
+                <w:sz w:val="28"/>
+                <w:szCs w:val="28"/>
+                <w:cs/>
+                <w:lang w:bidi="ta-IN"/>
+              </w:rPr>
+              <w:t xml:space="preserve">னம் </w:t>
+            </w:r>
+            <w:r>
+              <w:rPr>
+                <w:rFonts w:ascii="Latha" w:hAnsi="Latha" w:cs="Latha"/>
+                <w:sz w:val="28"/>
+                <w:szCs w:val="28"/>
+                <w:lang w:val="it-IT" w:bidi="ta-IN"/>
+              </w:rPr>
+              <w:t>|</w:t>
+            </w:r>
+          </w:p>
+        </w:tc>
+      </w:tr>
+      <w:tr>
+        <w:trPr>
+          <w:trHeight w:val="1034"/>
+        </w:trPr>
+        <w:tc>
+          <w:tcPr>
+            <w:tcW w:w="3573" w:type="dxa"/>
+            <w:tcBorders>
+              <w:top w:val="single" w:sz="4" w:space="0" w:color="000000"/>
+              <w:left w:val="single" w:sz="4" w:space="0" w:color="000000"/>
+              <w:bottom w:val="single" w:sz="4" w:space="0" w:color="000000"/>
+              <w:right w:val="single" w:sz="4" w:space="0" w:color="000000"/>
+            </w:tcBorders>
+          </w:tcPr>
+          <w:p>
+            <w:pPr>
+              <w:widowControl w:val="0"/>
+              <w:autoSpaceDE w:val="0"/>
+              <w:autoSpaceDN w:val="0"/>
+              <w:adjustRightInd w:val="0"/>
+              <w:spacing w:before="0" w:line="240" w:lineRule="auto"/>
+              <w:rPr>
+                <w:rFonts w:cs="Arial"/>
+                <w:b/>
+                <w:sz w:val="28"/>
+                <w:szCs w:val="28"/>
+                <w:lang w:val="it-IT"/>
+              </w:rPr>
+            </w:pPr>
+            <w:r>
+              <w:rPr>
+                <w:rFonts w:cs="Arial"/>
+                <w:b/>
+                <w:sz w:val="28"/>
+                <w:szCs w:val="28"/>
+                <w:lang w:val="it-IT"/>
+              </w:rPr>
+              <w:t>TS 2.1.</w:t>
+            </w:r>
+            <w:r>
+              <w:rPr>
+                <w:rFonts w:cs="Arial"/>
+                <w:b/>
+                <w:sz w:val="28"/>
+                <w:szCs w:val="28"/>
+                <w:lang w:val="it-IT"/>
+              </w:rPr>
+              <w:t>7.7</w:t>
+            </w:r>
+            <w:r>
+              <w:rPr>
+                <w:rFonts w:cs="Arial"/>
+                <w:b/>
+                <w:sz w:val="28"/>
+                <w:szCs w:val="28"/>
+                <w:lang w:val="it-IT"/>
+              </w:rPr>
+              <w:t xml:space="preserve"> - Kramam</w:t>
+            </w:r>
+          </w:p>
+          <w:p>
+            <w:pPr>
+              <w:widowControl w:val="0"/>
+              <w:autoSpaceDE w:val="0"/>
+              <w:autoSpaceDN w:val="0"/>
+              <w:adjustRightInd w:val="0"/>
+              <w:spacing w:before="0" w:line="240" w:lineRule="auto"/>
+              <w:rPr>
+                <w:rFonts w:cs="Arial"/>
+                <w:b/>
+                <w:sz w:val="28"/>
+                <w:szCs w:val="28"/>
+                <w:lang w:val="it-IT"/>
+              </w:rPr>
+            </w:pPr>
+            <w:r>
+              <w:rPr>
+                <w:rFonts w:cs="Arial"/>
+                <w:b/>
+                <w:sz w:val="28"/>
+                <w:szCs w:val="28"/>
+                <w:lang w:val="it-IT"/>
+              </w:rPr>
+              <w:t xml:space="preserve">Krama Vaakyam No. </w:t>
+            </w:r>
+            <w:r>
+              <w:rPr>
+                <w:rFonts w:cs="Arial"/>
+                <w:b/>
+                <w:sz w:val="28"/>
+                <w:szCs w:val="28"/>
+                <w:lang w:val="it-IT"/>
+              </w:rPr>
+              <w:t>74</w:t>
+            </w:r>
+            <w:r>
+              <w:rPr>
+                <w:rFonts w:cs="Arial"/>
+                <w:b/>
+                <w:sz w:val="28"/>
+                <w:szCs w:val="28"/>
+                <w:lang w:val="it-IT"/>
+              </w:rPr>
+              <w:br/>
+              <w:t xml:space="preserve">Panchaati No.  </w:t>
+            </w:r>
+            <w:r>
+              <w:rPr>
+                <w:rFonts w:cs="Arial"/>
+                <w:b/>
+                <w:sz w:val="28"/>
+                <w:szCs w:val="28"/>
+                <w:lang w:val="it-IT"/>
+              </w:rPr>
+              <w:t>47</w:t>
+            </w:r>
+          </w:p>
+        </w:tc>
+        <w:tc>
+          <w:tcPr>
+            <w:tcW w:w="4896" w:type="dxa"/>
+            <w:tcBorders>
+              <w:top w:val="single" w:sz="4" w:space="0" w:color="000000"/>
+              <w:left w:val="single" w:sz="4" w:space="0" w:color="000000"/>
+              <w:bottom w:val="single" w:sz="4" w:space="0" w:color="000000"/>
+              <w:right w:val="single" w:sz="4" w:space="0" w:color="000000"/>
+            </w:tcBorders>
+          </w:tcPr>
+          <w:p>
+            <w:pPr>
+              <w:widowControl w:val="0"/>
+              <w:autoSpaceDE w:val="0"/>
+              <w:autoSpaceDN w:val="0"/>
+              <w:adjustRightInd w:val="0"/>
+              <w:spacing w:before="0" w:line="240" w:lineRule="auto"/>
+              <w:rPr>
+                <w:rFonts w:ascii="BRH Malayalam Extra" w:hAnsi="BRH Malayalam Extra" w:cs="BRH Malayalam Extra"/>
+                <w:color w:val="000000"/>
+                <w:sz w:val="40"/>
+                <w:szCs w:val="40"/>
+                <w:lang w:val="it-IT"/>
+              </w:rPr>
+            </w:pPr>
+            <w:r>
+              <w:rPr>
+                <w:rFonts w:ascii="Latha" w:hAnsi="Latha" w:cs="Latha"/>
+                <w:sz w:val="28"/>
+                <w:szCs w:val="28"/>
+                <w:cs/>
+                <w:lang w:bidi="ta-IN"/>
+              </w:rPr>
+              <w:t>இ</w:t>
+            </w:r>
+            <w:r>
+              <w:rPr>
+                <w:rFonts w:ascii="BRH Tamil Tab Extra" w:hAnsi="BRH Tamil Tab Extra" w:cs="Latha"/>
+                <w:b/>
+                <w:sz w:val="32"/>
+                <w:szCs w:val="28"/>
+                <w:lang w:val="it-IT" w:bidi="ta-IN"/>
+              </w:rPr>
+              <w:t>…</w:t>
+            </w:r>
+            <w:r>
+              <w:rPr>
+                <w:rFonts w:ascii="Latha" w:hAnsi="Latha" w:cs="Latha"/>
+                <w:sz w:val="28"/>
+                <w:szCs w:val="28"/>
+                <w:cs/>
+                <w:lang w:bidi="ta-IN"/>
+              </w:rPr>
+              <w:t>த்</w:t>
+            </w:r>
+            <w:r>
+              <w:rPr>
+                <w:rFonts w:ascii="Latha" w:hAnsi="Latha" w:cs="Latha"/>
+                <w:b/>
+                <w:bCs/>
+                <w:position w:val="-12"/>
+                <w:sz w:val="28"/>
+                <w:szCs w:val="28"/>
+                <w:cs/>
+                <w:lang w:bidi="ta-IN"/>
+              </w:rPr>
+              <w:t>3</w:t>
+            </w:r>
+            <w:r>
+              <w:rPr>
+                <w:rFonts w:ascii="Latha" w:hAnsi="Latha" w:cs="Latha"/>
+                <w:sz w:val="28"/>
+                <w:szCs w:val="28"/>
+                <w:cs/>
+                <w:lang w:bidi="ta-IN"/>
+              </w:rPr>
+              <w:t>த்</w:t>
+            </w:r>
+            <w:r>
+              <w:rPr>
+                <w:rFonts w:ascii="Latha" w:hAnsi="Latha" w:cs="Latha"/>
+                <w:b/>
+                <w:bCs/>
+                <w:position w:val="-12"/>
+                <w:sz w:val="28"/>
+                <w:szCs w:val="28"/>
+                <w:cs/>
+                <w:lang w:bidi="ta-IN"/>
+              </w:rPr>
+              <w:t>4</w:t>
+            </w:r>
+            <w:r>
+              <w:rPr>
+                <w:rFonts w:ascii="Latha" w:hAnsi="Latha" w:cs="Latha"/>
+                <w:sz w:val="28"/>
+                <w:szCs w:val="28"/>
+                <w:cs/>
+                <w:lang w:bidi="ta-IN"/>
+              </w:rPr>
+              <w:t>மோ பி</w:t>
+            </w:r>
+            <w:r>
+              <w:rPr>
+                <w:rFonts w:ascii="BRH Tamil Tab Extra" w:hAnsi="BRH Tamil Tab Extra" w:cs="Latha"/>
+                <w:b/>
+                <w:sz w:val="32"/>
+                <w:szCs w:val="28"/>
+                <w:lang w:val="it-IT" w:bidi="ta-IN"/>
+              </w:rPr>
+              <w:t>…</w:t>
+            </w:r>
+            <w:r>
+              <w:rPr>
+                <w:rFonts w:ascii="Latha" w:hAnsi="Latha" w:cs="Latha"/>
+                <w:b/>
+                <w:bCs/>
+                <w:position w:val="-12"/>
+                <w:sz w:val="28"/>
+                <w:szCs w:val="28"/>
+                <w:cs/>
+                <w:lang w:bidi="ta-IN"/>
+              </w:rPr>
+              <w:t>4</w:t>
+            </w:r>
+            <w:r>
+              <w:rPr>
+                <w:rFonts w:ascii="Latha" w:hAnsi="Latha" w:cs="Latha"/>
+                <w:sz w:val="28"/>
+                <w:szCs w:val="28"/>
+                <w:cs/>
+                <w:lang w:bidi="ta-IN"/>
+              </w:rPr>
+              <w:t>னத்தி</w:t>
+            </w:r>
+            <w:r>
+              <w:rPr>
+                <w:rFonts w:ascii="BRH Tamil Tab Extra" w:hAnsi="BRH Tamil Tab Extra" w:cs="Latha"/>
+                <w:b/>
+                <w:sz w:val="32"/>
+                <w:szCs w:val="28"/>
+                <w:lang w:val="it-IT" w:bidi="ta-IN"/>
+              </w:rPr>
+              <w:t>†</w:t>
+            </w:r>
+            <w:r>
+              <w:rPr>
+                <w:rFonts w:ascii="Latha" w:hAnsi="Latha" w:cs="Latha"/>
+                <w:sz w:val="28"/>
+                <w:szCs w:val="28"/>
+                <w:lang w:val="it-IT" w:bidi="ta-IN"/>
+              </w:rPr>
+              <w:t xml:space="preserve"> | </w:t>
+            </w:r>
+            <w:r>
+              <w:rPr>
+                <w:rFonts w:ascii="Latha" w:hAnsi="Latha" w:cs="Latha"/>
+                <w:sz w:val="28"/>
+                <w:szCs w:val="28"/>
+                <w:cs/>
+                <w:lang w:bidi="ta-IN"/>
+              </w:rPr>
+              <w:t>பி</w:t>
+            </w:r>
+            <w:r>
+              <w:rPr>
+                <w:rFonts w:ascii="BRH Tamil Tab Extra" w:hAnsi="BRH Tamil Tab Extra" w:cs="Latha"/>
+                <w:b/>
+                <w:sz w:val="32"/>
+                <w:szCs w:val="28"/>
+                <w:lang w:val="it-IT" w:bidi="ta-IN"/>
+              </w:rPr>
+              <w:t>…</w:t>
+            </w:r>
+            <w:r>
+              <w:rPr>
+                <w:rFonts w:ascii="Latha" w:hAnsi="Latha" w:cs="Latha"/>
+                <w:b/>
+                <w:bCs/>
+                <w:position w:val="-12"/>
+                <w:sz w:val="28"/>
+                <w:szCs w:val="28"/>
+                <w:cs/>
+                <w:lang w:bidi="ta-IN"/>
+              </w:rPr>
+              <w:t>4</w:t>
+            </w:r>
+            <w:r>
+              <w:rPr>
+                <w:rFonts w:ascii="Latha" w:hAnsi="Latha" w:cs="Latha"/>
+                <w:sz w:val="28"/>
+                <w:szCs w:val="28"/>
+                <w:cs/>
+                <w:lang w:bidi="ta-IN"/>
+              </w:rPr>
+              <w:t>ன</w:t>
+            </w:r>
+            <w:r>
+              <w:rPr>
+                <w:rFonts w:ascii="Latha" w:hAnsi="Latha" w:cs="Latha"/>
+                <w:sz w:val="28"/>
+                <w:szCs w:val="28"/>
+                <w:highlight w:val="yellow"/>
+                <w:cs/>
+                <w:lang w:bidi="ta-IN"/>
+              </w:rPr>
+              <w:t>த்</w:t>
+            </w:r>
+            <w:r>
+              <w:rPr>
+                <w:rFonts w:ascii="Latha" w:hAnsi="Latha" w:cs="Latha"/>
+                <w:sz w:val="28"/>
+                <w:szCs w:val="28"/>
+                <w:cs/>
+                <w:lang w:bidi="ta-IN"/>
+              </w:rPr>
+              <w:t>யே</w:t>
+            </w:r>
+            <w:r>
+              <w:rPr>
+                <w:rFonts w:ascii="BRH Tamil Tab Extra" w:hAnsi="BRH Tamil Tab Extra" w:cs="Latha"/>
+                <w:b/>
+                <w:sz w:val="32"/>
+                <w:szCs w:val="28"/>
+                <w:lang w:val="it-IT" w:bidi="ta-IN"/>
+              </w:rPr>
+              <w:t>…</w:t>
+            </w:r>
+            <w:r>
+              <w:rPr>
+                <w:rFonts w:ascii="Latha" w:hAnsi="Latha" w:cs="Latha"/>
+                <w:sz w:val="28"/>
+                <w:szCs w:val="28"/>
+                <w:cs/>
+                <w:lang w:bidi="ta-IN"/>
+              </w:rPr>
+              <w:t xml:space="preserve">வ </w:t>
+            </w:r>
+            <w:r>
+              <w:rPr>
+                <w:rFonts w:ascii="Latha" w:hAnsi="Latha" w:cs="Latha"/>
+                <w:sz w:val="28"/>
+                <w:szCs w:val="28"/>
+                <w:lang w:val="it-IT" w:bidi="ta-IN"/>
+              </w:rPr>
+              <w:t>|</w:t>
+            </w:r>
+          </w:p>
+        </w:tc>
+        <w:tc>
+          <w:tcPr>
+            <w:tcW w:w="5220" w:type="dxa"/>
+            <w:tcBorders>
+              <w:top w:val="single" w:sz="4" w:space="0" w:color="000000"/>
+              <w:left w:val="single" w:sz="4" w:space="0" w:color="000000"/>
+              <w:bottom w:val="single" w:sz="4" w:space="0" w:color="000000"/>
+              <w:right w:val="single" w:sz="4" w:space="0" w:color="000000"/>
+            </w:tcBorders>
+          </w:tcPr>
+          <w:p>
+            <w:pPr>
+              <w:widowControl w:val="0"/>
+              <w:autoSpaceDE w:val="0"/>
+              <w:autoSpaceDN w:val="0"/>
+              <w:adjustRightInd w:val="0"/>
+              <w:spacing w:before="0" w:line="240" w:lineRule="auto"/>
+              <w:rPr>
+                <w:rFonts w:ascii="BRH Malayalam Extra" w:hAnsi="BRH Malayalam Extra" w:cs="BRH Malayalam Extra"/>
+                <w:color w:val="000000"/>
+                <w:sz w:val="40"/>
+                <w:szCs w:val="40"/>
+                <w:lang w:val="it-IT"/>
+              </w:rPr>
+            </w:pPr>
+            <w:r>
+              <w:rPr>
+                <w:rFonts w:ascii="Latha" w:hAnsi="Latha" w:cs="Latha"/>
+                <w:sz w:val="28"/>
+                <w:szCs w:val="28"/>
+                <w:cs/>
+                <w:lang w:bidi="ta-IN"/>
+              </w:rPr>
+              <w:t>இ</w:t>
+            </w:r>
+            <w:r>
+              <w:rPr>
+                <w:rFonts w:ascii="BRH Tamil Tab Extra" w:hAnsi="BRH Tamil Tab Extra" w:cs="Latha"/>
+                <w:b/>
+                <w:sz w:val="32"/>
+                <w:szCs w:val="28"/>
+                <w:lang w:val="it-IT" w:bidi="ta-IN"/>
+              </w:rPr>
+              <w:t>…</w:t>
+            </w:r>
+            <w:r>
+              <w:rPr>
+                <w:rFonts w:ascii="Latha" w:hAnsi="Latha" w:cs="Latha"/>
+                <w:sz w:val="28"/>
+                <w:szCs w:val="28"/>
+                <w:cs/>
+                <w:lang w:bidi="ta-IN"/>
+              </w:rPr>
+              <w:t>த்</w:t>
+            </w:r>
+            <w:r>
+              <w:rPr>
+                <w:rFonts w:ascii="Latha" w:hAnsi="Latha" w:cs="Latha"/>
+                <w:b/>
+                <w:bCs/>
+                <w:position w:val="-12"/>
+                <w:sz w:val="28"/>
+                <w:szCs w:val="28"/>
+                <w:cs/>
+                <w:lang w:bidi="ta-IN"/>
+              </w:rPr>
+              <w:t>3</w:t>
+            </w:r>
+            <w:r>
+              <w:rPr>
+                <w:rFonts w:ascii="Latha" w:hAnsi="Latha" w:cs="Latha"/>
+                <w:sz w:val="28"/>
+                <w:szCs w:val="28"/>
+                <w:cs/>
+                <w:lang w:bidi="ta-IN"/>
+              </w:rPr>
+              <w:t>த்</w:t>
+            </w:r>
+            <w:r>
+              <w:rPr>
+                <w:rFonts w:ascii="Latha" w:hAnsi="Latha" w:cs="Latha"/>
+                <w:b/>
+                <w:bCs/>
+                <w:position w:val="-12"/>
+                <w:sz w:val="28"/>
+                <w:szCs w:val="28"/>
+                <w:cs/>
+                <w:lang w:bidi="ta-IN"/>
+              </w:rPr>
+              <w:t>4</w:t>
+            </w:r>
+            <w:r>
+              <w:rPr>
+                <w:rFonts w:ascii="Latha" w:hAnsi="Latha" w:cs="Latha"/>
+                <w:sz w:val="28"/>
+                <w:szCs w:val="28"/>
+                <w:cs/>
+                <w:lang w:bidi="ta-IN"/>
+              </w:rPr>
+              <w:t>மோ பி</w:t>
+            </w:r>
+            <w:r>
+              <w:rPr>
+                <w:rFonts w:ascii="BRH Tamil Tab Extra" w:hAnsi="BRH Tamil Tab Extra" w:cs="Latha"/>
+                <w:b/>
+                <w:sz w:val="32"/>
+                <w:szCs w:val="28"/>
+                <w:lang w:val="it-IT" w:bidi="ta-IN"/>
+              </w:rPr>
+              <w:t>…</w:t>
+            </w:r>
+            <w:r>
+              <w:rPr>
+                <w:rFonts w:ascii="Latha" w:hAnsi="Latha" w:cs="Latha"/>
+                <w:b/>
+                <w:bCs/>
+                <w:position w:val="-12"/>
+                <w:sz w:val="28"/>
+                <w:szCs w:val="28"/>
+                <w:cs/>
+                <w:lang w:bidi="ta-IN"/>
+              </w:rPr>
+              <w:t>4</w:t>
+            </w:r>
+            <w:r>
+              <w:rPr>
+                <w:rFonts w:ascii="Latha" w:hAnsi="Latha" w:cs="Latha"/>
+                <w:sz w:val="28"/>
+                <w:szCs w:val="28"/>
+                <w:cs/>
+                <w:lang w:bidi="ta-IN"/>
+              </w:rPr>
+              <w:t>னத்தி</w:t>
+            </w:r>
+            <w:r>
+              <w:rPr>
+                <w:rFonts w:ascii="BRH Tamil Tab Extra" w:hAnsi="BRH Tamil Tab Extra" w:cs="Latha"/>
+                <w:b/>
+                <w:sz w:val="32"/>
+                <w:szCs w:val="28"/>
+                <w:lang w:val="it-IT" w:bidi="ta-IN"/>
+              </w:rPr>
+              <w:t>†</w:t>
+            </w:r>
+            <w:r>
+              <w:rPr>
+                <w:rFonts w:ascii="Latha" w:hAnsi="Latha" w:cs="Latha"/>
+                <w:sz w:val="28"/>
+                <w:szCs w:val="28"/>
+                <w:lang w:val="it-IT" w:bidi="ta-IN"/>
+              </w:rPr>
+              <w:t xml:space="preserve"> | </w:t>
+            </w:r>
+            <w:r>
+              <w:rPr>
+                <w:rFonts w:ascii="Latha" w:hAnsi="Latha" w:cs="Latha"/>
+                <w:sz w:val="28"/>
+                <w:szCs w:val="28"/>
+                <w:cs/>
+                <w:lang w:bidi="ta-IN"/>
+              </w:rPr>
+              <w:t>பி</w:t>
+            </w:r>
+            <w:r>
+              <w:rPr>
+                <w:rFonts w:ascii="BRH Tamil Tab Extra" w:hAnsi="BRH Tamil Tab Extra" w:cs="Latha"/>
+                <w:b/>
+                <w:sz w:val="32"/>
+                <w:szCs w:val="28"/>
+                <w:lang w:val="it-IT" w:bidi="ta-IN"/>
+              </w:rPr>
+              <w:t>…</w:t>
+            </w:r>
+            <w:r>
+              <w:rPr>
+                <w:rFonts w:ascii="Latha" w:hAnsi="Latha" w:cs="Latha"/>
+                <w:b/>
+                <w:bCs/>
+                <w:position w:val="-12"/>
+                <w:sz w:val="28"/>
+                <w:szCs w:val="28"/>
+                <w:cs/>
+                <w:lang w:bidi="ta-IN"/>
+              </w:rPr>
+              <w:t>4</w:t>
+            </w:r>
+            <w:r>
+              <w:rPr>
+                <w:rFonts w:ascii="Latha" w:hAnsi="Latha" w:cs="Latha"/>
+                <w:sz w:val="28"/>
+                <w:szCs w:val="28"/>
+                <w:cs/>
+                <w:lang w:bidi="ta-IN"/>
+              </w:rPr>
+              <w:t>ன</w:t>
+            </w:r>
+            <w:r>
+              <w:rPr>
+                <w:rFonts w:ascii="Latha" w:hAnsi="Latha" w:cs="Latha"/>
+                <w:sz w:val="28"/>
+                <w:szCs w:val="28"/>
+                <w:highlight w:val="green"/>
+                <w:cs/>
+                <w:lang w:bidi="ta-IN"/>
+              </w:rPr>
+              <w:t>த்த்</w:t>
+            </w:r>
+            <w:r>
+              <w:rPr>
+                <w:rFonts w:ascii="Latha" w:hAnsi="Latha" w:cs="Latha"/>
+                <w:sz w:val="28"/>
+                <w:szCs w:val="28"/>
+                <w:cs/>
+                <w:lang w:bidi="ta-IN"/>
+              </w:rPr>
+              <w:t>யே</w:t>
+            </w:r>
+            <w:r>
+              <w:rPr>
+                <w:rFonts w:ascii="BRH Tamil Tab Extra" w:hAnsi="BRH Tamil Tab Extra" w:cs="Latha"/>
+                <w:b/>
+                <w:sz w:val="32"/>
+                <w:szCs w:val="28"/>
+                <w:lang w:val="it-IT" w:bidi="ta-IN"/>
+              </w:rPr>
+              <w:t>…</w:t>
+            </w:r>
+            <w:r>
+              <w:rPr>
+                <w:rFonts w:ascii="Latha" w:hAnsi="Latha" w:cs="Latha"/>
+                <w:sz w:val="28"/>
+                <w:szCs w:val="28"/>
+                <w:cs/>
+                <w:lang w:bidi="ta-IN"/>
+              </w:rPr>
+              <w:t xml:space="preserve">வ </w:t>
+            </w:r>
+            <w:r>
+              <w:rPr>
+                <w:rFonts w:ascii="Latha" w:hAnsi="Latha" w:cs="Latha"/>
+                <w:sz w:val="28"/>
+                <w:szCs w:val="28"/>
+                <w:lang w:val="it-IT" w:bidi="ta-IN"/>
+              </w:rPr>
+              <w:t>|</w:t>
+            </w:r>
+          </w:p>
+        </w:tc>
+      </w:tr>
+      <w:tr>
+        <w:trPr>
           <w:trHeight w:val="906"/>
         </w:trPr>
         <w:tc>
@@ -788,6 +2075,7 @@
                 <w:b/>
                 <w:sz w:val="28"/>
                 <w:szCs w:val="28"/>
+                <w:lang w:val="it-IT"/>
               </w:rPr>
             </w:pPr>
           </w:p>
@@ -814,6 +2102,7 @@
                 <w:color w:val="000000"/>
                 <w:sz w:val="40"/>
                 <w:szCs w:val="40"/>
+                <w:lang w:val="it-IT"/>
               </w:rPr>
             </w:pPr>
           </w:p>
@@ -840,6 +2129,7 @@
                 <w:color w:val="000000"/>
                 <w:sz w:val="40"/>
                 <w:szCs w:val="40"/>
+                <w:lang w:val="it-IT"/>
               </w:rPr>
             </w:pPr>
           </w:p>
@@ -855,6 +2145,7 @@
           <w:sz w:val="32"/>
           <w:szCs w:val="32"/>
           <w:u w:val="single"/>
+          <w:lang w:val="it-IT"/>
         </w:rPr>
       </w:pPr>
     </w:p>
@@ -867,6 +2158,7 @@
           <w:sz w:val="32"/>
           <w:szCs w:val="32"/>
           <w:u w:val="single"/>
+          <w:lang w:val="it-IT"/>
         </w:rPr>
       </w:pPr>
     </w:p>
@@ -1061,6 +2353,7 @@
                 <w:sz w:val="28"/>
                 <w:szCs w:val="28"/>
               </w:rPr>
+              <w:lastRenderedPageBreak/>
               <w:t>Reference</w:t>
             </w:r>
           </w:p>
@@ -1087,6 +2380,7 @@
                 <w:sz w:val="28"/>
                 <w:szCs w:val="28"/>
               </w:rPr>
+              <w:lastRenderedPageBreak/>
               <w:t>As Printed</w:t>
             </w:r>
           </w:p>
@@ -1987,7 +3281,6 @@
                 <w:szCs w:val="28"/>
                 <w:lang w:val="it-IT"/>
               </w:rPr>
-              <w:lastRenderedPageBreak/>
               <w:t>TS 2.1.9.4 - Kramam</w:t>
             </w:r>
           </w:p>
@@ -3476,6 +4769,7 @@
                 <w:sz w:val="28"/>
                 <w:szCs w:val="28"/>
               </w:rPr>
+              <w:lastRenderedPageBreak/>
               <w:t>Reference</w:t>
             </w:r>
           </w:p>
@@ -3502,6 +4796,7 @@
                 <w:sz w:val="28"/>
                 <w:szCs w:val="28"/>
               </w:rPr>
+              <w:lastRenderedPageBreak/>
               <w:t>As Printed</w:t>
             </w:r>
           </w:p>
@@ -4652,7 +5947,6 @@
                 <w:szCs w:val="28"/>
                 <w:lang w:val="it-IT"/>
               </w:rPr>
-              <w:lastRenderedPageBreak/>
               <w:t>TS 2.1.11.4 - Kramam</w:t>
             </w:r>
           </w:p>
@@ -6581,6 +7875,7 @@
                 <w:highlight w:val="green"/>
                 <w:lang w:bidi="ta-IN"/>
               </w:rPr>
+              <w:lastRenderedPageBreak/>
               <w:t xml:space="preserve">- </w:t>
             </w:r>
             <w:r>
@@ -6679,6 +7974,7 @@
                 <w:sz w:val="28"/>
                 <w:szCs w:val="28"/>
               </w:rPr>
+              <w:lastRenderedPageBreak/>
               <w:t>TS 2.1.4.2</w:t>
             </w:r>
             <w:r>
@@ -7670,7 +8966,6 @@
                 <w:cs/>
                 <w:lang w:bidi="ta-IN"/>
               </w:rPr>
-              <w:lastRenderedPageBreak/>
               <w:t>ப்</w:t>
             </w:r>
             <w:r>
@@ -7824,7 +9119,6 @@
                 <w:cs/>
                 <w:lang w:bidi="ta-IN"/>
               </w:rPr>
-              <w:lastRenderedPageBreak/>
               <w:t>ய</w:t>
             </w:r>
             <w:r>
@@ -8029,7 +9323,6 @@
                 <w:cs/>
                 <w:lang w:bidi="ta-IN"/>
               </w:rPr>
-              <w:lastRenderedPageBreak/>
               <w:t>ப்</w:t>
             </w:r>
             <w:r>
@@ -8198,7 +9491,6 @@
                 <w:sz w:val="28"/>
                 <w:szCs w:val="28"/>
               </w:rPr>
-              <w:lastRenderedPageBreak/>
               <w:t xml:space="preserve">TS 2.1.4.4 </w:t>
             </w:r>
             <w:r>
@@ -10149,6 +11441,7 @@
                 <w:sz w:val="28"/>
                 <w:szCs w:val="28"/>
               </w:rPr>
+              <w:lastRenderedPageBreak/>
               <w:t>TS 2.1.5.7 - Kramam</w:t>
             </w:r>
           </w:p>
@@ -11403,7 +12696,6 @@
                 <w:sz w:val="28"/>
                 <w:szCs w:val="28"/>
               </w:rPr>
-              <w:lastRenderedPageBreak/>
               <w:t>TS 2.1.7.2</w:t>
             </w:r>
             <w:r>
@@ -14179,6 +15471,7 @@
                 <w:sz w:val="28"/>
                 <w:szCs w:val="28"/>
               </w:rPr>
+              <w:lastRenderedPageBreak/>
               <w:t xml:space="preserve">TS 2.1.9.3 </w:t>
             </w:r>
             <w:r>
@@ -15323,7 +16616,6 @@
                 <w:sz w:val="28"/>
                 <w:szCs w:val="28"/>
               </w:rPr>
-              <w:lastRenderedPageBreak/>
               <w:t xml:space="preserve">TS 2.1.11.5 </w:t>
             </w:r>
             <w:r>
@@ -17026,6 +18318,7 @@
                 <w:sz w:val="28"/>
                 <w:szCs w:val="28"/>
               </w:rPr>
+              <w:lastRenderedPageBreak/>
               <w:t xml:space="preserve">TS 2.1.6.1 </w:t>
             </w:r>
             <w:r>

--- a/TS-Kramam/TS-2.1/TS 2.1 Tamil Krama Paatam Corrections.docx
+++ b/TS-Kramam/TS-2.1/TS 2.1 Tamil Krama Paatam Corrections.docx
@@ -101,7 +101,18 @@
           <w:szCs w:val="32"/>
           <w:u w:val="single"/>
         </w:rPr>
-        <w:t xml:space="preserve">Observed till </w:t>
+        <w:t xml:space="preserve">Observed </w:t>
+      </w:r>
+      <w:proofErr w:type="gramStart"/>
+      <w:r>
+        <w:rPr>
+          <w:b/>
+          <w:bCs/>
+          <w:sz w:val="32"/>
+          <w:szCs w:val="32"/>
+          <w:u w:val="single"/>
+        </w:rPr>
+        <w:t xml:space="preserve">till </w:t>
       </w:r>
       <w:r>
         <w:rPr>
@@ -114,6 +125,7 @@
         </w:rPr>
         <w:t>????</w:t>
       </w:r>
+      <w:proofErr w:type="gramEnd"/>
     </w:p>
     <w:p>
       <w:pPr>
@@ -254,6 +266,611 @@
       </w:tr>
       <w:tr>
         <w:trPr>
+          <w:trHeight w:val="1331"/>
+        </w:trPr>
+        <w:tc>
+          <w:tcPr>
+            <w:tcW w:w="3573" w:type="dxa"/>
+          </w:tcPr>
+          <w:p>
+            <w:pPr>
+              <w:widowControl w:val="0"/>
+              <w:autoSpaceDE w:val="0"/>
+              <w:autoSpaceDN w:val="0"/>
+              <w:adjustRightInd w:val="0"/>
+              <w:spacing w:before="0" w:line="240" w:lineRule="auto"/>
+              <w:rPr>
+                <w:rFonts w:cs="Arial"/>
+                <w:b/>
+                <w:sz w:val="28"/>
+                <w:szCs w:val="28"/>
+                <w:lang w:val="it-IT"/>
+              </w:rPr>
+            </w:pPr>
+            <w:r>
+              <w:rPr>
+                <w:rFonts w:cs="Arial"/>
+                <w:b/>
+                <w:sz w:val="28"/>
+                <w:szCs w:val="28"/>
+                <w:lang w:val="it-IT"/>
+              </w:rPr>
+              <w:t>TS 2.1.</w:t>
+            </w:r>
+            <w:r>
+              <w:rPr>
+                <w:rFonts w:cs="Arial"/>
+                <w:b/>
+                <w:sz w:val="28"/>
+                <w:szCs w:val="28"/>
+                <w:lang w:val="it-IT"/>
+              </w:rPr>
+              <w:t>2.7</w:t>
+            </w:r>
+            <w:r>
+              <w:rPr>
+                <w:rFonts w:cs="Arial"/>
+                <w:b/>
+                <w:sz w:val="28"/>
+                <w:szCs w:val="28"/>
+                <w:lang w:val="it-IT"/>
+              </w:rPr>
+              <w:t xml:space="preserve"> - Kramam</w:t>
+            </w:r>
+          </w:p>
+          <w:p>
+            <w:pPr>
+              <w:widowControl w:val="0"/>
+              <w:autoSpaceDE w:val="0"/>
+              <w:autoSpaceDN w:val="0"/>
+              <w:adjustRightInd w:val="0"/>
+              <w:spacing w:before="0" w:line="240" w:lineRule="auto"/>
+              <w:rPr>
+                <w:rFonts w:cs="Arial"/>
+                <w:b/>
+                <w:sz w:val="28"/>
+                <w:szCs w:val="28"/>
+                <w:lang w:val="it-IT"/>
+              </w:rPr>
+            </w:pPr>
+            <w:r>
+              <w:rPr>
+                <w:rFonts w:cs="Arial"/>
+                <w:b/>
+                <w:sz w:val="28"/>
+                <w:szCs w:val="28"/>
+                <w:lang w:val="it-IT"/>
+              </w:rPr>
+              <w:t xml:space="preserve">Krama Vaakyam No. </w:t>
+            </w:r>
+            <w:r>
+              <w:rPr>
+                <w:rFonts w:cs="Arial"/>
+                <w:b/>
+                <w:sz w:val="28"/>
+                <w:szCs w:val="28"/>
+                <w:lang w:val="it-IT"/>
+              </w:rPr>
+              <w:t>23</w:t>
+            </w:r>
+            <w:r>
+              <w:rPr>
+                <w:rFonts w:cs="Arial"/>
+                <w:b/>
+                <w:sz w:val="28"/>
+                <w:szCs w:val="28"/>
+                <w:lang w:val="it-IT"/>
+              </w:rPr>
+              <w:br/>
+              <w:t xml:space="preserve">Panchaati No.  </w:t>
+            </w:r>
+            <w:r>
+              <w:rPr>
+                <w:rFonts w:cs="Arial"/>
+                <w:b/>
+                <w:sz w:val="28"/>
+                <w:szCs w:val="28"/>
+                <w:lang w:val="it-IT"/>
+              </w:rPr>
+              <w:t>13</w:t>
+            </w:r>
+          </w:p>
+        </w:tc>
+        <w:tc>
+          <w:tcPr>
+            <w:tcW w:w="4896" w:type="dxa"/>
+          </w:tcPr>
+          <w:p>
+            <w:pPr>
+              <w:widowControl w:val="0"/>
+              <w:autoSpaceDE w:val="0"/>
+              <w:autoSpaceDN w:val="0"/>
+              <w:adjustRightInd w:val="0"/>
+              <w:spacing w:before="0" w:line="240" w:lineRule="auto"/>
+              <w:rPr>
+                <w:rFonts w:ascii="Latha" w:hAnsi="Latha" w:cs="Latha"/>
+                <w:sz w:val="28"/>
+                <w:szCs w:val="28"/>
+                <w:lang w:val="it-IT" w:bidi="ta-IN"/>
+              </w:rPr>
+            </w:pPr>
+            <w:r>
+              <w:rPr>
+                <w:rFonts w:ascii="Latha" w:hAnsi="Latha" w:cs="Latha"/>
+                <w:sz w:val="28"/>
+                <w:szCs w:val="28"/>
+                <w:cs/>
+                <w:lang w:bidi="ta-IN"/>
+              </w:rPr>
+              <w:t>ஜ்யோகா</w:t>
+            </w:r>
+            <w:r>
+              <w:rPr>
+                <w:rFonts w:ascii="BRH Tamil Tab Extra" w:hAnsi="BRH Tamil Tab Extra" w:cs="Latha"/>
+                <w:b/>
+                <w:sz w:val="32"/>
+                <w:szCs w:val="28"/>
+                <w:lang w:val="it-IT" w:bidi="ta-IN"/>
+              </w:rPr>
+              <w:t>†</w:t>
+            </w:r>
+            <w:r>
+              <w:rPr>
+                <w:rFonts w:ascii="Latha" w:hAnsi="Latha" w:cs="Latha"/>
+                <w:b/>
+                <w:bCs/>
+                <w:position w:val="-12"/>
+                <w:sz w:val="28"/>
+                <w:szCs w:val="28"/>
+                <w:cs/>
+                <w:lang w:bidi="ta-IN"/>
+              </w:rPr>
+              <w:t>3</w:t>
+            </w:r>
+            <w:r>
+              <w:rPr>
+                <w:rFonts w:ascii="Latha" w:hAnsi="Latha" w:cs="Latha"/>
+                <w:sz w:val="28"/>
+                <w:szCs w:val="28"/>
+                <w:highlight w:val="yellow"/>
+                <w:cs/>
+                <w:lang w:bidi="ta-IN"/>
+              </w:rPr>
+              <w:t>மா</w:t>
+            </w:r>
+            <w:r>
+              <w:rPr>
+                <w:rFonts w:ascii="Latha" w:hAnsi="Latha" w:cs="Latha"/>
+                <w:sz w:val="28"/>
+                <w:szCs w:val="28"/>
+                <w:cs/>
+                <w:lang w:bidi="ta-IN"/>
+              </w:rPr>
+              <w:t>யா</w:t>
+            </w:r>
+            <w:r>
+              <w:rPr>
+                <w:rFonts w:ascii="BRH Tamil Tab Extra" w:hAnsi="BRH Tamil Tab Extra" w:cs="Latha"/>
+                <w:b/>
+                <w:sz w:val="32"/>
+                <w:szCs w:val="28"/>
+                <w:lang w:val="it-IT" w:bidi="ta-IN"/>
+              </w:rPr>
+              <w:t>…</w:t>
+            </w:r>
+            <w:r>
+              <w:rPr>
+                <w:rFonts w:ascii="Latha" w:hAnsi="Latha" w:cs="Latha"/>
+                <w:sz w:val="28"/>
+                <w:szCs w:val="28"/>
+                <w:cs/>
+                <w:lang w:bidi="ta-IN"/>
+              </w:rPr>
+              <w:t>வீதி</w:t>
+            </w:r>
+            <w:r>
+              <w:rPr>
+                <w:rFonts w:ascii="BRH Tamil Tab Extra" w:hAnsi="BRH Tamil Tab Extra" w:cs="Latha"/>
+                <w:b/>
+                <w:sz w:val="32"/>
+                <w:szCs w:val="28"/>
+                <w:lang w:val="it-IT" w:bidi="ta-IN"/>
+              </w:rPr>
+              <w:t>…</w:t>
+            </w:r>
+            <w:r>
+              <w:rPr>
+                <w:rFonts w:ascii="Latha" w:hAnsi="Latha" w:cs="Latha"/>
+                <w:sz w:val="28"/>
+                <w:szCs w:val="28"/>
+                <w:lang w:val="it-IT" w:bidi="ta-IN"/>
+              </w:rPr>
+              <w:t xml:space="preserve"> </w:t>
+            </w:r>
+          </w:p>
+          <w:p>
+            <w:pPr>
+              <w:widowControl w:val="0"/>
+              <w:autoSpaceDE w:val="0"/>
+              <w:autoSpaceDN w:val="0"/>
+              <w:adjustRightInd w:val="0"/>
+              <w:spacing w:before="0" w:line="240" w:lineRule="auto"/>
+              <w:rPr>
+                <w:rFonts w:ascii="BRH Malayalam Extra" w:hAnsi="BRH Malayalam Extra" w:cs="BRH Malayalam Extra"/>
+                <w:color w:val="000000"/>
+                <w:sz w:val="40"/>
+                <w:szCs w:val="40"/>
+                <w:lang w:val="it-IT"/>
+              </w:rPr>
+            </w:pPr>
+            <w:r>
+              <w:rPr>
+                <w:rFonts w:ascii="Latha" w:hAnsi="Latha" w:cs="Latha"/>
+                <w:sz w:val="28"/>
+                <w:szCs w:val="28"/>
+                <w:cs/>
+                <w:lang w:bidi="ta-IN"/>
+              </w:rPr>
+              <w:t xml:space="preserve">ஜ்யோக் </w:t>
+            </w:r>
+            <w:r>
+              <w:rPr>
+                <w:rFonts w:ascii="Latha" w:hAnsi="Latha" w:cs="Latha"/>
+                <w:sz w:val="28"/>
+                <w:szCs w:val="28"/>
+                <w:lang w:val="it-IT" w:bidi="ta-IN"/>
+              </w:rPr>
+              <w:t xml:space="preserve">- </w:t>
+            </w:r>
+            <w:r>
+              <w:rPr>
+                <w:rFonts w:ascii="Latha" w:hAnsi="Latha" w:cs="Latha"/>
+                <w:sz w:val="28"/>
+                <w:szCs w:val="28"/>
+                <w:cs/>
+                <w:lang w:bidi="ta-IN"/>
+              </w:rPr>
+              <w:t>ஆ</w:t>
+            </w:r>
+            <w:r>
+              <w:rPr>
+                <w:rFonts w:ascii="BRH Tamil Tab Extra" w:hAnsi="BRH Tamil Tab Extra" w:cs="Latha"/>
+                <w:b/>
+                <w:sz w:val="32"/>
+                <w:szCs w:val="28"/>
+                <w:lang w:val="it-IT" w:bidi="ta-IN"/>
+              </w:rPr>
+              <w:t>…</w:t>
+            </w:r>
+            <w:r>
+              <w:rPr>
+                <w:rFonts w:ascii="Latha" w:hAnsi="Latha" w:cs="Latha"/>
+                <w:sz w:val="28"/>
+                <w:szCs w:val="28"/>
+                <w:cs/>
+                <w:lang w:bidi="ta-IN"/>
+              </w:rPr>
+              <w:t>ம</w:t>
+            </w:r>
+            <w:r>
+              <w:rPr>
+                <w:rFonts w:ascii="BRH Tamil Tab Extra" w:hAnsi="BRH Tamil Tab Extra" w:cs="Latha"/>
+                <w:b/>
+                <w:sz w:val="32"/>
+                <w:szCs w:val="28"/>
+                <w:lang w:val="it-IT" w:bidi="ta-IN"/>
+              </w:rPr>
+              <w:t>…</w:t>
+            </w:r>
+            <w:r>
+              <w:rPr>
+                <w:rFonts w:ascii="Latha" w:hAnsi="Latha" w:cs="Latha"/>
+                <w:sz w:val="28"/>
+                <w:szCs w:val="28"/>
+                <w:cs/>
+                <w:lang w:bidi="ta-IN"/>
+              </w:rPr>
+              <w:t>யா</w:t>
+            </w:r>
+            <w:r>
+              <w:rPr>
+                <w:rFonts w:ascii="BRH Tamil Tab Extra" w:hAnsi="BRH Tamil Tab Extra" w:cs="Latha"/>
+                <w:b/>
+                <w:sz w:val="32"/>
+                <w:szCs w:val="28"/>
+                <w:lang w:val="it-IT" w:bidi="ta-IN"/>
+              </w:rPr>
+              <w:t>…</w:t>
+            </w:r>
+            <w:r>
+              <w:rPr>
+                <w:rFonts w:ascii="Latha" w:hAnsi="Latha" w:cs="Latha"/>
+                <w:sz w:val="28"/>
+                <w:szCs w:val="28"/>
+                <w:cs/>
+                <w:lang w:bidi="ta-IN"/>
+              </w:rPr>
+              <w:t>வீ</w:t>
+            </w:r>
+            <w:r>
+              <w:rPr>
+                <w:rFonts w:ascii="BRH Tamil Tab Extra" w:hAnsi="BRH Tamil Tab Extra" w:cs="Latha"/>
+                <w:b/>
+                <w:sz w:val="32"/>
+                <w:szCs w:val="28"/>
+                <w:lang w:val="it-IT" w:bidi="ta-IN"/>
+              </w:rPr>
+              <w:t>…</w:t>
+            </w:r>
+            <w:r>
+              <w:rPr>
+                <w:rFonts w:ascii="Latha" w:hAnsi="Latha" w:cs="Latha"/>
+                <w:sz w:val="28"/>
+                <w:szCs w:val="28"/>
+                <w:lang w:val="it-IT" w:bidi="ta-IN"/>
+              </w:rPr>
+              <w:t xml:space="preserve"> </w:t>
+            </w:r>
+            <w:r>
+              <w:rPr>
+                <w:rFonts w:ascii="Latha" w:hAnsi="Latha" w:cs="Latha"/>
+                <w:sz w:val="28"/>
+                <w:szCs w:val="28"/>
+                <w:lang w:bidi="ta-IN"/>
+              </w:rPr>
+              <w:t>|</w:t>
+            </w:r>
+          </w:p>
+        </w:tc>
+        <w:tc>
+          <w:tcPr>
+            <w:tcW w:w="5220" w:type="dxa"/>
+          </w:tcPr>
+          <w:p>
+            <w:pPr>
+              <w:widowControl w:val="0"/>
+              <w:autoSpaceDE w:val="0"/>
+              <w:autoSpaceDN w:val="0"/>
+              <w:adjustRightInd w:val="0"/>
+              <w:spacing w:before="0" w:line="240" w:lineRule="auto"/>
+              <w:rPr>
+                <w:rFonts w:ascii="Latha" w:hAnsi="Latha" w:cs="Latha"/>
+                <w:sz w:val="28"/>
+                <w:szCs w:val="28"/>
+                <w:lang w:val="it-IT" w:bidi="ta-IN"/>
+              </w:rPr>
+            </w:pPr>
+            <w:r>
+              <w:rPr>
+                <w:rFonts w:ascii="Latha" w:hAnsi="Latha" w:cs="Latha"/>
+                <w:sz w:val="28"/>
+                <w:szCs w:val="28"/>
+                <w:cs/>
+                <w:lang w:bidi="ta-IN"/>
+              </w:rPr>
+              <w:t>ஜ்யோகா</w:t>
+            </w:r>
+            <w:r>
+              <w:rPr>
+                <w:rFonts w:ascii="BRH Tamil Tab Extra" w:hAnsi="BRH Tamil Tab Extra" w:cs="Latha"/>
+                <w:b/>
+                <w:sz w:val="32"/>
+                <w:szCs w:val="28"/>
+                <w:lang w:val="it-IT" w:bidi="ta-IN"/>
+              </w:rPr>
+              <w:t>†</w:t>
+            </w:r>
+            <w:r>
+              <w:rPr>
+                <w:rFonts w:ascii="Latha" w:hAnsi="Latha" w:cs="Latha"/>
+                <w:b/>
+                <w:bCs/>
+                <w:position w:val="-12"/>
+                <w:sz w:val="28"/>
+                <w:szCs w:val="28"/>
+                <w:cs/>
+                <w:lang w:bidi="ta-IN"/>
+              </w:rPr>
+              <w:t>3</w:t>
+            </w:r>
+            <w:r>
+              <w:rPr>
+                <w:rFonts w:ascii="Latha" w:hAnsi="Latha" w:cs="Latha"/>
+                <w:sz w:val="28"/>
+                <w:szCs w:val="28"/>
+                <w:highlight w:val="green"/>
+                <w:cs/>
+                <w:lang w:bidi="ta-IN"/>
+              </w:rPr>
+              <w:t>ம</w:t>
+            </w:r>
+            <w:r>
+              <w:rPr>
+                <w:rFonts w:ascii="Latha" w:hAnsi="Latha" w:cs="Latha"/>
+                <w:sz w:val="28"/>
+                <w:szCs w:val="28"/>
+                <w:cs/>
+                <w:lang w:bidi="ta-IN"/>
+              </w:rPr>
+              <w:t>யா</w:t>
+            </w:r>
+            <w:r>
+              <w:rPr>
+                <w:rFonts w:ascii="BRH Tamil Tab Extra" w:hAnsi="BRH Tamil Tab Extra" w:cs="Latha"/>
+                <w:b/>
+                <w:sz w:val="32"/>
+                <w:szCs w:val="28"/>
+                <w:lang w:val="it-IT" w:bidi="ta-IN"/>
+              </w:rPr>
+              <w:t>…</w:t>
+            </w:r>
+            <w:r>
+              <w:rPr>
+                <w:rFonts w:ascii="Latha" w:hAnsi="Latha" w:cs="Latha"/>
+                <w:sz w:val="28"/>
+                <w:szCs w:val="28"/>
+                <w:cs/>
+                <w:lang w:bidi="ta-IN"/>
+              </w:rPr>
+              <w:t>வீதி</w:t>
+            </w:r>
+            <w:r>
+              <w:rPr>
+                <w:rFonts w:ascii="BRH Tamil Tab Extra" w:hAnsi="BRH Tamil Tab Extra" w:cs="Latha"/>
+                <w:b/>
+                <w:sz w:val="32"/>
+                <w:szCs w:val="28"/>
+                <w:lang w:val="it-IT" w:bidi="ta-IN"/>
+              </w:rPr>
+              <w:t>…</w:t>
+            </w:r>
+            <w:r>
+              <w:rPr>
+                <w:rFonts w:ascii="Latha" w:hAnsi="Latha" w:cs="Latha"/>
+                <w:sz w:val="28"/>
+                <w:szCs w:val="28"/>
+                <w:lang w:val="it-IT" w:bidi="ta-IN"/>
+              </w:rPr>
+              <w:t xml:space="preserve"> </w:t>
+            </w:r>
+          </w:p>
+          <w:p>
+            <w:pPr>
+              <w:widowControl w:val="0"/>
+              <w:autoSpaceDE w:val="0"/>
+              <w:autoSpaceDN w:val="0"/>
+              <w:adjustRightInd w:val="0"/>
+              <w:spacing w:before="0" w:line="240" w:lineRule="auto"/>
+              <w:rPr>
+                <w:rFonts w:ascii="BRH Malayalam Extra" w:hAnsi="BRH Malayalam Extra" w:cs="BRH Malayalam Extra"/>
+                <w:color w:val="000000"/>
+                <w:sz w:val="40"/>
+                <w:szCs w:val="40"/>
+                <w:lang w:val="it-IT"/>
+              </w:rPr>
+            </w:pPr>
+            <w:r>
+              <w:rPr>
+                <w:rFonts w:ascii="Latha" w:hAnsi="Latha" w:cs="Latha"/>
+                <w:sz w:val="28"/>
+                <w:szCs w:val="28"/>
+                <w:cs/>
+                <w:lang w:bidi="ta-IN"/>
+              </w:rPr>
+              <w:t xml:space="preserve">ஜ்யோக் </w:t>
+            </w:r>
+            <w:r>
+              <w:rPr>
+                <w:rFonts w:ascii="Latha" w:hAnsi="Latha" w:cs="Latha"/>
+                <w:sz w:val="28"/>
+                <w:szCs w:val="28"/>
+                <w:lang w:val="it-IT" w:bidi="ta-IN"/>
+              </w:rPr>
+              <w:t xml:space="preserve">- </w:t>
+            </w:r>
+            <w:r>
+              <w:rPr>
+                <w:rFonts w:ascii="Latha" w:hAnsi="Latha" w:cs="Latha"/>
+                <w:sz w:val="28"/>
+                <w:szCs w:val="28"/>
+                <w:cs/>
+                <w:lang w:bidi="ta-IN"/>
+              </w:rPr>
+              <w:t>ஆ</w:t>
+            </w:r>
+            <w:r>
+              <w:rPr>
+                <w:rFonts w:ascii="BRH Tamil Tab Extra" w:hAnsi="BRH Tamil Tab Extra" w:cs="Latha"/>
+                <w:b/>
+                <w:sz w:val="32"/>
+                <w:szCs w:val="28"/>
+                <w:lang w:val="it-IT" w:bidi="ta-IN"/>
+              </w:rPr>
+              <w:t>…</w:t>
+            </w:r>
+            <w:r>
+              <w:rPr>
+                <w:rFonts w:ascii="Latha" w:hAnsi="Latha" w:cs="Latha"/>
+                <w:sz w:val="28"/>
+                <w:szCs w:val="28"/>
+                <w:cs/>
+                <w:lang w:bidi="ta-IN"/>
+              </w:rPr>
+              <w:t>ம</w:t>
+            </w:r>
+            <w:r>
+              <w:rPr>
+                <w:rFonts w:ascii="BRH Tamil Tab Extra" w:hAnsi="BRH Tamil Tab Extra" w:cs="Latha"/>
+                <w:b/>
+                <w:sz w:val="32"/>
+                <w:szCs w:val="28"/>
+                <w:lang w:val="it-IT" w:bidi="ta-IN"/>
+              </w:rPr>
+              <w:t>…</w:t>
+            </w:r>
+            <w:r>
+              <w:rPr>
+                <w:rFonts w:ascii="Latha" w:hAnsi="Latha" w:cs="Latha"/>
+                <w:sz w:val="28"/>
+                <w:szCs w:val="28"/>
+                <w:cs/>
+                <w:lang w:bidi="ta-IN"/>
+              </w:rPr>
+              <w:t>யா</w:t>
+            </w:r>
+            <w:r>
+              <w:rPr>
+                <w:rFonts w:ascii="BRH Tamil Tab Extra" w:hAnsi="BRH Tamil Tab Extra" w:cs="Latha"/>
+                <w:b/>
+                <w:sz w:val="32"/>
+                <w:szCs w:val="28"/>
+                <w:lang w:val="it-IT" w:bidi="ta-IN"/>
+              </w:rPr>
+              <w:t>…</w:t>
+            </w:r>
+            <w:r>
+              <w:rPr>
+                <w:rFonts w:ascii="Latha" w:hAnsi="Latha" w:cs="Latha"/>
+                <w:sz w:val="28"/>
+                <w:szCs w:val="28"/>
+                <w:cs/>
+                <w:lang w:bidi="ta-IN"/>
+              </w:rPr>
+              <w:t>வீ</w:t>
+            </w:r>
+            <w:r>
+              <w:rPr>
+                <w:rFonts w:ascii="BRH Tamil Tab Extra" w:hAnsi="BRH Tamil Tab Extra" w:cs="Latha"/>
+                <w:b/>
+                <w:sz w:val="32"/>
+                <w:szCs w:val="28"/>
+                <w:lang w:val="it-IT" w:bidi="ta-IN"/>
+              </w:rPr>
+              <w:t>…</w:t>
+            </w:r>
+            <w:r>
+              <w:rPr>
+                <w:rFonts w:ascii="Latha" w:hAnsi="Latha" w:cs="Latha"/>
+                <w:sz w:val="28"/>
+                <w:szCs w:val="28"/>
+                <w:lang w:val="it-IT" w:bidi="ta-IN"/>
+              </w:rPr>
+              <w:t xml:space="preserve"> </w:t>
+            </w:r>
+            <w:r>
+              <w:rPr>
+                <w:rFonts w:ascii="Latha" w:hAnsi="Latha" w:cs="Latha"/>
+                <w:sz w:val="28"/>
+                <w:szCs w:val="28"/>
+                <w:lang w:bidi="ta-IN"/>
+              </w:rPr>
+              <w:t>|</w:t>
+            </w:r>
+          </w:p>
+        </w:tc>
+      </w:tr>
+      <w:tr>
+        <w:trPr>
           <w:trHeight w:val="1573"/>
         </w:trPr>
         <w:tc>
@@ -758,6 +1375,603 @@
                 <w:lang w:bidi="ta-IN"/>
               </w:rPr>
               <w:t xml:space="preserve"> |</w:t>
+            </w:r>
+          </w:p>
+        </w:tc>
+      </w:tr>
+      <w:tr>
+        <w:trPr>
+          <w:trHeight w:val="1946"/>
+        </w:trPr>
+        <w:tc>
+          <w:tcPr>
+            <w:tcW w:w="3573" w:type="dxa"/>
+            <w:tcBorders>
+              <w:top w:val="single" w:sz="4" w:space="0" w:color="000000"/>
+              <w:left w:val="single" w:sz="4" w:space="0" w:color="000000"/>
+              <w:bottom w:val="single" w:sz="4" w:space="0" w:color="000000"/>
+              <w:right w:val="single" w:sz="4" w:space="0" w:color="000000"/>
+            </w:tcBorders>
+          </w:tcPr>
+          <w:p>
+            <w:pPr>
+              <w:widowControl w:val="0"/>
+              <w:autoSpaceDE w:val="0"/>
+              <w:autoSpaceDN w:val="0"/>
+              <w:adjustRightInd w:val="0"/>
+              <w:spacing w:before="0" w:line="240" w:lineRule="auto"/>
+              <w:rPr>
+                <w:rFonts w:cs="Arial"/>
+                <w:b/>
+                <w:sz w:val="28"/>
+                <w:szCs w:val="28"/>
+                <w:lang w:val="it-IT"/>
+              </w:rPr>
+            </w:pPr>
+            <w:r>
+              <w:rPr>
+                <w:rFonts w:cs="Arial"/>
+                <w:b/>
+                <w:sz w:val="28"/>
+                <w:szCs w:val="28"/>
+                <w:lang w:val="it-IT"/>
+              </w:rPr>
+              <w:t>TS 2.1.</w:t>
+            </w:r>
+            <w:r>
+              <w:rPr>
+                <w:rFonts w:cs="Arial"/>
+                <w:b/>
+                <w:sz w:val="28"/>
+                <w:szCs w:val="28"/>
+                <w:lang w:val="it-IT"/>
+              </w:rPr>
+              <w:t>4.4</w:t>
+            </w:r>
+            <w:r>
+              <w:rPr>
+                <w:rFonts w:cs="Arial"/>
+                <w:b/>
+                <w:sz w:val="28"/>
+                <w:szCs w:val="28"/>
+                <w:lang w:val="it-IT"/>
+              </w:rPr>
+              <w:t xml:space="preserve"> - Kramam</w:t>
+            </w:r>
+          </w:p>
+          <w:p>
+            <w:pPr>
+              <w:widowControl w:val="0"/>
+              <w:autoSpaceDE w:val="0"/>
+              <w:autoSpaceDN w:val="0"/>
+              <w:adjustRightInd w:val="0"/>
+              <w:spacing w:before="0" w:line="240" w:lineRule="auto"/>
+              <w:rPr>
+                <w:rFonts w:cs="Arial"/>
+                <w:b/>
+                <w:sz w:val="28"/>
+                <w:szCs w:val="28"/>
+                <w:lang w:val="it-IT"/>
+              </w:rPr>
+            </w:pPr>
+            <w:r>
+              <w:rPr>
+                <w:rFonts w:cs="Arial"/>
+                <w:b/>
+                <w:sz w:val="28"/>
+                <w:szCs w:val="28"/>
+                <w:lang w:val="it-IT"/>
+              </w:rPr>
+              <w:t xml:space="preserve">Krama Vaakyam No. </w:t>
+            </w:r>
+            <w:r>
+              <w:rPr>
+                <w:rFonts w:cs="Arial"/>
+                <w:b/>
+                <w:sz w:val="28"/>
+                <w:szCs w:val="28"/>
+                <w:lang w:val="it-IT"/>
+              </w:rPr>
+              <w:t>56</w:t>
+            </w:r>
+            <w:r>
+              <w:rPr>
+                <w:rFonts w:cs="Arial"/>
+                <w:b/>
+                <w:sz w:val="28"/>
+                <w:szCs w:val="28"/>
+                <w:lang w:val="it-IT"/>
+              </w:rPr>
+              <w:br/>
+              <w:t xml:space="preserve">Panchaati No.  </w:t>
+            </w:r>
+            <w:r>
+              <w:rPr>
+                <w:rFonts w:cs="Arial"/>
+                <w:b/>
+                <w:sz w:val="28"/>
+                <w:szCs w:val="28"/>
+                <w:lang w:val="it-IT"/>
+              </w:rPr>
+              <w:t>24</w:t>
+            </w:r>
+          </w:p>
+        </w:tc>
+        <w:tc>
+          <w:tcPr>
+            <w:tcW w:w="4896" w:type="dxa"/>
+            <w:tcBorders>
+              <w:top w:val="single" w:sz="4" w:space="0" w:color="000000"/>
+              <w:left w:val="single" w:sz="4" w:space="0" w:color="000000"/>
+              <w:bottom w:val="single" w:sz="4" w:space="0" w:color="000000"/>
+              <w:right w:val="single" w:sz="4" w:space="0" w:color="000000"/>
+            </w:tcBorders>
+          </w:tcPr>
+          <w:p>
+            <w:pPr>
+              <w:widowControl w:val="0"/>
+              <w:autoSpaceDE w:val="0"/>
+              <w:autoSpaceDN w:val="0"/>
+              <w:adjustRightInd w:val="0"/>
+              <w:spacing w:before="0" w:line="240" w:lineRule="auto"/>
+              <w:rPr>
+                <w:rFonts w:ascii="BRH Malayalam Extra" w:hAnsi="BRH Malayalam Extra" w:cs="BRH Malayalam Extra"/>
+                <w:color w:val="000000"/>
+                <w:sz w:val="40"/>
+                <w:szCs w:val="40"/>
+                <w:lang w:val="it-IT"/>
+              </w:rPr>
+            </w:pPr>
+            <w:r>
+              <w:rPr>
+                <w:rFonts w:ascii="Latha" w:hAnsi="Latha" w:cs="Latha"/>
+                <w:sz w:val="28"/>
+                <w:szCs w:val="28"/>
+                <w:cs/>
+                <w:lang w:bidi="ta-IN"/>
+              </w:rPr>
+              <w:t>ஸ்பர்த</w:t>
+            </w:r>
+            <w:r>
+              <w:rPr>
+                <w:rFonts w:ascii="BRH Tamil Tab Extra" w:hAnsi="BRH Tamil Tab Extra" w:cs="Latha"/>
+                <w:b/>
+                <w:sz w:val="32"/>
+                <w:szCs w:val="28"/>
+                <w:lang w:val="it-IT" w:bidi="ta-IN"/>
+              </w:rPr>
+              <w:t>†</w:t>
+            </w:r>
+            <w:r>
+              <w:rPr>
+                <w:rFonts w:ascii="Latha" w:hAnsi="Latha" w:cs="Latha"/>
+                <w:b/>
+                <w:bCs/>
+                <w:position w:val="-12"/>
+                <w:sz w:val="28"/>
+                <w:szCs w:val="28"/>
+                <w:cs/>
+                <w:lang w:bidi="ta-IN"/>
+              </w:rPr>
+              <w:t>4</w:t>
+            </w:r>
+            <w:r>
+              <w:rPr>
+                <w:rFonts w:ascii="Latha" w:hAnsi="Latha" w:cs="Latha"/>
+                <w:sz w:val="28"/>
+                <w:szCs w:val="28"/>
+                <w:cs/>
+                <w:lang w:bidi="ta-IN"/>
+              </w:rPr>
+              <w:t>மானோ வைஷ்ணாவரு</w:t>
+            </w:r>
+            <w:r>
+              <w:rPr>
+                <w:rFonts w:ascii="BRH Tamil Tab Extra" w:hAnsi="BRH Tamil Tab Extra" w:cs="Latha"/>
+                <w:b/>
+                <w:sz w:val="32"/>
+                <w:szCs w:val="28"/>
+                <w:lang w:val="it-IT" w:bidi="ta-IN"/>
+              </w:rPr>
+              <w:t>…</w:t>
+            </w:r>
+            <w:r>
+              <w:rPr>
+                <w:rFonts w:ascii="Latha" w:hAnsi="Latha" w:cs="Latha"/>
+                <w:sz w:val="28"/>
+                <w:szCs w:val="28"/>
+                <w:cs/>
+                <w:lang w:bidi="ta-IN"/>
+              </w:rPr>
+              <w:t xml:space="preserve">ணீம் </w:t>
+            </w:r>
+            <w:r>
+              <w:rPr>
+                <w:rFonts w:ascii="Latha" w:hAnsi="Latha" w:cs="Latha"/>
+                <w:sz w:val="28"/>
+                <w:szCs w:val="28"/>
+                <w:lang w:val="it-IT" w:bidi="ta-IN"/>
+              </w:rPr>
+              <w:t xml:space="preserve">| </w:t>
+            </w:r>
+            <w:r>
+              <w:rPr>
+                <w:rFonts w:ascii="Latha" w:hAnsi="Latha" w:cs="Latha"/>
+                <w:sz w:val="28"/>
+                <w:szCs w:val="28"/>
+                <w:cs/>
+                <w:lang w:bidi="ta-IN"/>
+              </w:rPr>
+              <w:t>வை</w:t>
+            </w:r>
+            <w:r>
+              <w:rPr>
+                <w:rFonts w:ascii="BRH Tamil Tab Extra" w:hAnsi="BRH Tamil Tab Extra" w:cs="Latha"/>
+                <w:b/>
+                <w:sz w:val="32"/>
+                <w:szCs w:val="28"/>
+                <w:lang w:val="it-IT" w:bidi="ta-IN"/>
+              </w:rPr>
+              <w:t>…</w:t>
+            </w:r>
+            <w:r>
+              <w:rPr>
+                <w:rFonts w:ascii="Latha" w:hAnsi="Latha" w:cs="Latha"/>
+                <w:sz w:val="28"/>
+                <w:szCs w:val="28"/>
+                <w:highlight w:val="yellow"/>
+                <w:cs/>
+                <w:lang w:bidi="ta-IN"/>
+              </w:rPr>
+              <w:t>ஷா</w:t>
+            </w:r>
+            <w:r>
+              <w:rPr>
+                <w:rFonts w:ascii="BRH Tamil Tab Extra" w:hAnsi="BRH Tamil Tab Extra" w:cs="Latha"/>
+                <w:b/>
+                <w:sz w:val="32"/>
+                <w:szCs w:val="28"/>
+                <w:lang w:val="it-IT" w:bidi="ta-IN"/>
+              </w:rPr>
+              <w:t>……</w:t>
+            </w:r>
+            <w:r>
+              <w:rPr>
+                <w:rFonts w:ascii="Latha" w:hAnsi="Latha" w:cs="Latha"/>
+                <w:sz w:val="28"/>
+                <w:szCs w:val="28"/>
+                <w:cs/>
+                <w:lang w:bidi="ta-IN"/>
+              </w:rPr>
+              <w:t>வ</w:t>
+            </w:r>
+            <w:r>
+              <w:rPr>
+                <w:rFonts w:ascii="BRH Tamil Tab Extra" w:hAnsi="BRH Tamil Tab Extra" w:cs="Latha"/>
+                <w:b/>
+                <w:sz w:val="32"/>
+                <w:szCs w:val="28"/>
+                <w:lang w:val="it-IT" w:bidi="ta-IN"/>
+              </w:rPr>
+              <w:t>…</w:t>
+            </w:r>
+            <w:r>
+              <w:rPr>
+                <w:rFonts w:ascii="Latha" w:hAnsi="Latha" w:cs="Latha"/>
+                <w:sz w:val="28"/>
+                <w:szCs w:val="28"/>
+                <w:cs/>
+                <w:lang w:bidi="ta-IN"/>
+              </w:rPr>
+              <w:t>ரு</w:t>
+            </w:r>
+            <w:r>
+              <w:rPr>
+                <w:rFonts w:ascii="BRH Tamil Tab Extra" w:hAnsi="BRH Tamil Tab Extra" w:cs="Latha"/>
+                <w:b/>
+                <w:sz w:val="32"/>
+                <w:szCs w:val="28"/>
+                <w:lang w:val="it-IT" w:bidi="ta-IN"/>
+              </w:rPr>
+              <w:t>…</w:t>
+            </w:r>
+            <w:r>
+              <w:rPr>
+                <w:rFonts w:ascii="Latha" w:hAnsi="Latha" w:cs="Latha"/>
+                <w:sz w:val="28"/>
+                <w:szCs w:val="28"/>
+                <w:cs/>
+                <w:lang w:bidi="ta-IN"/>
+              </w:rPr>
+              <w:t xml:space="preserve">ணீம் </w:t>
+            </w:r>
+            <w:r>
+              <w:rPr>
+                <w:rFonts w:ascii="BRH Devanagari Extra" w:hAnsi="BRH Devanagari Extra" w:cs="Latha"/>
+                <w:b/>
+                <w:sz w:val="36"/>
+                <w:szCs w:val="28"/>
+                <w:lang w:val="it-IT" w:bidi="ta-IN"/>
+              </w:rPr>
+              <w:t>Æ</w:t>
+            </w:r>
+            <w:r>
+              <w:rPr>
+                <w:rFonts w:ascii="Latha" w:hAnsi="Latha" w:cs="Latha"/>
+                <w:sz w:val="28"/>
+                <w:szCs w:val="28"/>
+                <w:cs/>
+                <w:lang w:bidi="ta-IN"/>
+              </w:rPr>
+              <w:t>வ</w:t>
+            </w:r>
+            <w:r>
+              <w:rPr>
+                <w:rFonts w:ascii="BRH Tamil Tab Extra" w:hAnsi="BRH Tamil Tab Extra" w:cs="Latha"/>
+                <w:b/>
+                <w:sz w:val="32"/>
+                <w:szCs w:val="28"/>
+                <w:lang w:val="it-IT" w:bidi="ta-IN"/>
+              </w:rPr>
+              <w:t>…</w:t>
+            </w:r>
+            <w:r>
+              <w:rPr>
+                <w:rFonts w:ascii="Latha" w:hAnsi="Latha" w:cs="Latha"/>
+                <w:sz w:val="28"/>
+                <w:szCs w:val="28"/>
+                <w:cs/>
+                <w:lang w:bidi="ta-IN"/>
+              </w:rPr>
+              <w:t xml:space="preserve">ஶாம் </w:t>
+            </w:r>
+            <w:r>
+              <w:rPr>
+                <w:rFonts w:ascii="Latha" w:hAnsi="Latha" w:cs="Latha"/>
+                <w:sz w:val="28"/>
+                <w:szCs w:val="28"/>
+                <w:lang w:val="it-IT" w:bidi="ta-IN"/>
+              </w:rPr>
+              <w:t>|</w:t>
+            </w:r>
+          </w:p>
+        </w:tc>
+        <w:tc>
+          <w:tcPr>
+            <w:tcW w:w="5220" w:type="dxa"/>
+            <w:tcBorders>
+              <w:top w:val="single" w:sz="4" w:space="0" w:color="000000"/>
+              <w:left w:val="single" w:sz="4" w:space="0" w:color="000000"/>
+              <w:bottom w:val="single" w:sz="4" w:space="0" w:color="000000"/>
+              <w:right w:val="single" w:sz="4" w:space="0" w:color="000000"/>
+            </w:tcBorders>
+          </w:tcPr>
+          <w:p>
+            <w:pPr>
+              <w:widowControl w:val="0"/>
+              <w:autoSpaceDE w:val="0"/>
+              <w:autoSpaceDN w:val="0"/>
+              <w:adjustRightInd w:val="0"/>
+              <w:spacing w:before="0" w:line="240" w:lineRule="auto"/>
+              <w:rPr>
+                <w:rFonts w:ascii="BRH Malayalam Extra" w:hAnsi="BRH Malayalam Extra" w:cs="BRH Malayalam Extra"/>
+                <w:color w:val="000000"/>
+                <w:sz w:val="40"/>
+                <w:szCs w:val="40"/>
+                <w:lang w:val="it-IT"/>
+              </w:rPr>
+            </w:pPr>
+            <w:r>
+              <w:rPr>
+                <w:rFonts w:ascii="Latha" w:hAnsi="Latha" w:cs="Latha"/>
+                <w:sz w:val="28"/>
+                <w:szCs w:val="28"/>
+                <w:cs/>
+                <w:lang w:bidi="ta-IN"/>
+              </w:rPr>
+              <w:t>ஸ்பர்த</w:t>
+            </w:r>
+            <w:r>
+              <w:rPr>
+                <w:rFonts w:ascii="BRH Tamil Tab Extra" w:hAnsi="BRH Tamil Tab Extra" w:cs="Latha"/>
+                <w:b/>
+                <w:sz w:val="32"/>
+                <w:szCs w:val="28"/>
+                <w:lang w:val="it-IT" w:bidi="ta-IN"/>
+              </w:rPr>
+              <w:t>†</w:t>
+            </w:r>
+            <w:r>
+              <w:rPr>
+                <w:rFonts w:ascii="Latha" w:hAnsi="Latha" w:cs="Latha"/>
+                <w:b/>
+                <w:bCs/>
+                <w:position w:val="-12"/>
+                <w:sz w:val="28"/>
+                <w:szCs w:val="28"/>
+                <w:cs/>
+                <w:lang w:bidi="ta-IN"/>
+              </w:rPr>
+              <w:t>4</w:t>
+            </w:r>
+            <w:r>
+              <w:rPr>
+                <w:rFonts w:ascii="Latha" w:hAnsi="Latha" w:cs="Latha"/>
+                <w:sz w:val="28"/>
+                <w:szCs w:val="28"/>
+                <w:cs/>
+                <w:lang w:bidi="ta-IN"/>
+              </w:rPr>
+              <w:t>மானோ வைஷ்ணாவரு</w:t>
+            </w:r>
+            <w:r>
+              <w:rPr>
+                <w:rFonts w:ascii="BRH Tamil Tab Extra" w:hAnsi="BRH Tamil Tab Extra" w:cs="Latha"/>
+                <w:b/>
+                <w:sz w:val="32"/>
+                <w:szCs w:val="28"/>
+                <w:lang w:val="it-IT" w:bidi="ta-IN"/>
+              </w:rPr>
+              <w:t>…</w:t>
+            </w:r>
+            <w:r>
+              <w:rPr>
+                <w:rFonts w:ascii="Latha" w:hAnsi="Latha" w:cs="Latha"/>
+                <w:sz w:val="28"/>
+                <w:szCs w:val="28"/>
+                <w:cs/>
+                <w:lang w:bidi="ta-IN"/>
+              </w:rPr>
+              <w:t xml:space="preserve">ணீம் </w:t>
+            </w:r>
+            <w:r>
+              <w:rPr>
+                <w:rFonts w:ascii="Latha" w:hAnsi="Latha" w:cs="Latha"/>
+                <w:sz w:val="28"/>
+                <w:szCs w:val="28"/>
+                <w:lang w:val="it-IT" w:bidi="ta-IN"/>
+              </w:rPr>
+              <w:t xml:space="preserve">| </w:t>
+            </w:r>
+            <w:r>
+              <w:rPr>
+                <w:rFonts w:ascii="Latha" w:hAnsi="Latha" w:cs="Latha"/>
+                <w:sz w:val="28"/>
+                <w:szCs w:val="28"/>
+                <w:cs/>
+                <w:lang w:bidi="ta-IN"/>
+              </w:rPr>
+              <w:t>வை</w:t>
+            </w:r>
+            <w:r>
+              <w:rPr>
+                <w:rFonts w:ascii="BRH Tamil Tab Extra" w:hAnsi="BRH Tamil Tab Extra" w:cs="Latha"/>
+                <w:b/>
+                <w:sz w:val="32"/>
+                <w:szCs w:val="28"/>
+                <w:lang w:val="it-IT" w:bidi="ta-IN"/>
+              </w:rPr>
+              <w:t>…</w:t>
+            </w:r>
+            <w:r>
+              <w:rPr>
+                <w:rFonts w:ascii="Latha" w:hAnsi="Latha" w:cs="Latha"/>
+                <w:sz w:val="28"/>
+                <w:szCs w:val="28"/>
+                <w:highlight w:val="green"/>
+                <w:cs/>
+                <w:lang w:bidi="ta-IN"/>
+              </w:rPr>
+              <w:t>ஷ்ணா</w:t>
+            </w:r>
+            <w:r>
+              <w:rPr>
+                <w:rFonts w:ascii="BRH Tamil Tab Extra" w:hAnsi="BRH Tamil Tab Extra" w:cs="Latha"/>
+                <w:b/>
+                <w:sz w:val="32"/>
+                <w:szCs w:val="28"/>
+                <w:lang w:val="it-IT" w:bidi="ta-IN"/>
+              </w:rPr>
+              <w:t>……</w:t>
+            </w:r>
+            <w:r>
+              <w:rPr>
+                <w:rFonts w:ascii="Latha" w:hAnsi="Latha" w:cs="Latha"/>
+                <w:sz w:val="28"/>
+                <w:szCs w:val="28"/>
+                <w:cs/>
+                <w:lang w:bidi="ta-IN"/>
+              </w:rPr>
+              <w:t>வ</w:t>
+            </w:r>
+            <w:r>
+              <w:rPr>
+                <w:rFonts w:ascii="BRH Tamil Tab Extra" w:hAnsi="BRH Tamil Tab Extra" w:cs="Latha"/>
+                <w:b/>
+                <w:sz w:val="32"/>
+                <w:szCs w:val="28"/>
+                <w:lang w:val="it-IT" w:bidi="ta-IN"/>
+              </w:rPr>
+              <w:t>…</w:t>
+            </w:r>
+            <w:r>
+              <w:rPr>
+                <w:rFonts w:ascii="Latha" w:hAnsi="Latha" w:cs="Latha"/>
+                <w:sz w:val="28"/>
+                <w:szCs w:val="28"/>
+                <w:cs/>
+                <w:lang w:bidi="ta-IN"/>
+              </w:rPr>
+              <w:t>ரு</w:t>
+            </w:r>
+            <w:r>
+              <w:rPr>
+                <w:rFonts w:ascii="BRH Tamil Tab Extra" w:hAnsi="BRH Tamil Tab Extra" w:cs="Latha"/>
+                <w:b/>
+                <w:sz w:val="32"/>
+                <w:szCs w:val="28"/>
+                <w:lang w:val="it-IT" w:bidi="ta-IN"/>
+              </w:rPr>
+              <w:t>…</w:t>
+            </w:r>
+            <w:r>
+              <w:rPr>
+                <w:rFonts w:ascii="Latha" w:hAnsi="Latha" w:cs="Latha"/>
+                <w:sz w:val="28"/>
+                <w:szCs w:val="28"/>
+                <w:cs/>
+                <w:lang w:bidi="ta-IN"/>
+              </w:rPr>
+              <w:t xml:space="preserve">ணீம் </w:t>
+            </w:r>
+            <w:r>
+              <w:rPr>
+                <w:rFonts w:ascii="BRH Devanagari Extra" w:hAnsi="BRH Devanagari Extra" w:cs="Latha"/>
+                <w:b/>
+                <w:sz w:val="36"/>
+                <w:szCs w:val="28"/>
+                <w:lang w:val="it-IT" w:bidi="ta-IN"/>
+              </w:rPr>
+              <w:t>Æ</w:t>
+            </w:r>
+            <w:r>
+              <w:rPr>
+                <w:rFonts w:ascii="Latha" w:hAnsi="Latha" w:cs="Latha"/>
+                <w:sz w:val="28"/>
+                <w:szCs w:val="28"/>
+                <w:cs/>
+                <w:lang w:bidi="ta-IN"/>
+              </w:rPr>
+              <w:t>வ</w:t>
+            </w:r>
+            <w:r>
+              <w:rPr>
+                <w:rFonts w:ascii="BRH Tamil Tab Extra" w:hAnsi="BRH Tamil Tab Extra" w:cs="Latha"/>
+                <w:b/>
+                <w:sz w:val="32"/>
+                <w:szCs w:val="28"/>
+                <w:lang w:val="it-IT" w:bidi="ta-IN"/>
+              </w:rPr>
+              <w:t>…</w:t>
+            </w:r>
+            <w:r>
+              <w:rPr>
+                <w:rFonts w:ascii="Latha" w:hAnsi="Latha" w:cs="Latha"/>
+                <w:sz w:val="28"/>
+                <w:szCs w:val="28"/>
+                <w:cs/>
+                <w:lang w:bidi="ta-IN"/>
+              </w:rPr>
+              <w:t xml:space="preserve">ஶாம் </w:t>
+            </w:r>
+            <w:r>
+              <w:rPr>
+                <w:rFonts w:ascii="Latha" w:hAnsi="Latha" w:cs="Latha"/>
+                <w:sz w:val="28"/>
+                <w:szCs w:val="28"/>
+                <w:lang w:val="it-IT" w:bidi="ta-IN"/>
+              </w:rPr>
+              <w:t>|</w:t>
             </w:r>
           </w:p>
         </w:tc>
@@ -2353,7 +3567,6 @@
                 <w:sz w:val="28"/>
                 <w:szCs w:val="28"/>
               </w:rPr>
-              <w:lastRenderedPageBreak/>
               <w:t>Reference</w:t>
             </w:r>
           </w:p>
@@ -2380,7 +3593,6 @@
                 <w:sz w:val="28"/>
                 <w:szCs w:val="28"/>
               </w:rPr>
-              <w:lastRenderedPageBreak/>
               <w:t>As Printed</w:t>
             </w:r>
           </w:p>
@@ -4769,7 +5981,6 @@
                 <w:sz w:val="28"/>
                 <w:szCs w:val="28"/>
               </w:rPr>
-              <w:lastRenderedPageBreak/>
               <w:t>Reference</w:t>
             </w:r>
           </w:p>
@@ -4796,7 +6007,6 @@
                 <w:sz w:val="28"/>
                 <w:szCs w:val="28"/>
               </w:rPr>
-              <w:lastRenderedPageBreak/>
               <w:t>As Printed</w:t>
             </w:r>
           </w:p>
@@ -6803,6 +8013,7 @@
                 <w:sz w:val="28"/>
                 <w:szCs w:val="28"/>
               </w:rPr>
+              <w:lastRenderedPageBreak/>
               <w:t>Section, Paragraph</w:t>
             </w:r>
           </w:p>
@@ -7875,7 +9086,6 @@
                 <w:highlight w:val="green"/>
                 <w:lang w:bidi="ta-IN"/>
               </w:rPr>
-              <w:lastRenderedPageBreak/>
               <w:t xml:space="preserve">- </w:t>
             </w:r>
             <w:r>
@@ -7974,7 +9184,6 @@
                 <w:sz w:val="28"/>
                 <w:szCs w:val="28"/>
               </w:rPr>
-              <w:lastRenderedPageBreak/>
               <w:t>TS 2.1.4.2</w:t>
             </w:r>
             <w:r>
@@ -10041,6 +11250,7 @@
                 <w:sz w:val="28"/>
                 <w:szCs w:val="28"/>
               </w:rPr>
+              <w:lastRenderedPageBreak/>
               <w:t xml:space="preserve">TS 2.1.4.4 </w:t>
             </w:r>
             <w:r>
@@ -11441,7 +12651,6 @@
                 <w:sz w:val="28"/>
                 <w:szCs w:val="28"/>
               </w:rPr>
-              <w:lastRenderedPageBreak/>
               <w:t>TS 2.1.5.7 - Kramam</w:t>
             </w:r>
           </w:p>
@@ -13959,6 +15168,7 @@
                 <w:sz w:val="28"/>
                 <w:szCs w:val="28"/>
               </w:rPr>
+              <w:lastRenderedPageBreak/>
               <w:t>TS 2.1.8.1 - Kramam</w:t>
             </w:r>
           </w:p>
@@ -15471,7 +16681,6 @@
                 <w:sz w:val="28"/>
                 <w:szCs w:val="28"/>
               </w:rPr>
-              <w:lastRenderedPageBreak/>
               <w:t xml:space="preserve">TS 2.1.9.3 </w:t>
             </w:r>
             <w:r>
@@ -17967,6 +19176,7 @@
           <w:szCs w:val="40"/>
           <w:lang w:val="en-IN" w:eastAsia="en-IN"/>
         </w:rPr>
+        <w:lastRenderedPageBreak/>
         <w:t>"</w:t>
       </w:r>
       <w:r>
@@ -18318,7 +19528,6 @@
                 <w:sz w:val="28"/>
                 <w:szCs w:val="28"/>
               </w:rPr>
-              <w:lastRenderedPageBreak/>
               <w:t xml:space="preserve">TS 2.1.6.1 </w:t>
             </w:r>
             <w:r>

--- a/TS-Kramam/TS-2.1/TS 2.1 Tamil Krama Paatam Corrections.docx
+++ b/TS-Kramam/TS-2.1/TS 2.1 Tamil Krama Paatam Corrections.docx
@@ -1022,6 +1022,7 @@
                 <w:rFonts w:ascii="Latha" w:hAnsi="Latha" w:cs="Latha"/>
                 <w:sz w:val="28"/>
                 <w:szCs w:val="28"/>
+                <w:highlight w:val="yellow"/>
                 <w:cs/>
                 <w:lang w:bidi="ta-IN"/>
               </w:rPr>
@@ -1033,6 +1034,7 @@
                 <w:b/>
                 <w:sz w:val="32"/>
                 <w:szCs w:val="28"/>
+                <w:highlight w:val="yellow"/>
                 <w:lang w:bidi="ta-IN"/>
               </w:rPr>
               <w:t>…</w:t>
@@ -1045,6 +1047,7 @@
                 <w:position w:val="-12"/>
                 <w:sz w:val="28"/>
                 <w:szCs w:val="28"/>
+                <w:highlight w:val="yellow"/>
                 <w:cs/>
                 <w:lang w:bidi="ta-IN"/>
               </w:rPr>
@@ -1515,6 +1518,73 @@
               <w:adjustRightInd w:val="0"/>
               <w:spacing w:before="0" w:line="240" w:lineRule="auto"/>
               <w:rPr>
+                <w:rFonts w:ascii="Latha" w:hAnsi="Latha" w:cs="Latha"/>
+                <w:sz w:val="28"/>
+                <w:szCs w:val="28"/>
+                <w:lang w:bidi="ta-IN"/>
+              </w:rPr>
+            </w:pPr>
+            <w:r>
+              <w:rPr>
+                <w:rFonts w:ascii="Latha" w:hAnsi="Latha" w:cs="Latha"/>
+                <w:sz w:val="28"/>
+                <w:szCs w:val="28"/>
+                <w:cs/>
+                <w:lang w:bidi="ta-IN"/>
+              </w:rPr>
+              <w:t>ஸ்பர்த</w:t>
+            </w:r>
+            <w:r>
+              <w:rPr>
+                <w:rFonts w:ascii="BRH Tamil Tab Extra" w:hAnsi="BRH Tamil Tab Extra" w:cs="Latha"/>
+                <w:b/>
+                <w:sz w:val="32"/>
+                <w:szCs w:val="28"/>
+                <w:lang w:val="it-IT" w:bidi="ta-IN"/>
+              </w:rPr>
+              <w:t>†</w:t>
+            </w:r>
+            <w:r>
+              <w:rPr>
+                <w:rFonts w:ascii="Latha" w:hAnsi="Latha" w:cs="Latha"/>
+                <w:b/>
+                <w:bCs/>
+                <w:position w:val="-12"/>
+                <w:sz w:val="28"/>
+                <w:szCs w:val="28"/>
+                <w:cs/>
+                <w:lang w:bidi="ta-IN"/>
+              </w:rPr>
+              <w:t>4</w:t>
+            </w:r>
+            <w:r>
+              <w:rPr>
+                <w:rFonts w:ascii="Latha" w:hAnsi="Latha" w:cs="Latha"/>
+                <w:sz w:val="28"/>
+                <w:szCs w:val="28"/>
+                <w:cs/>
+                <w:lang w:bidi="ta-IN"/>
+              </w:rPr>
+              <w:t xml:space="preserve">மானோ </w:t>
+            </w:r>
+            <w:r>
+              <w:rPr>
+                <w:rFonts w:ascii="Latha" w:hAnsi="Latha" w:cs="Latha"/>
+                <w:sz w:val="28"/>
+                <w:szCs w:val="28"/>
+                <w:lang w:bidi="ta-IN"/>
+              </w:rPr>
+              <w:t xml:space="preserve"> </w:t>
+            </w:r>
+          </w:p>
+          <w:p>
+            <w:pPr>
+              <w:widowControl w:val="0"/>
+              <w:autoSpaceDE w:val="0"/>
+              <w:autoSpaceDN w:val="0"/>
+              <w:adjustRightInd w:val="0"/>
+              <w:spacing w:before="0" w:line="240" w:lineRule="auto"/>
+              <w:rPr>
                 <w:rFonts w:ascii="BRH Malayalam Extra" w:hAnsi="BRH Malayalam Extra" w:cs="BRH Malayalam Extra"/>
                 <w:color w:val="000000"/>
                 <w:sz w:val="40"/>
@@ -1530,40 +1600,7 @@
                 <w:cs/>
                 <w:lang w:bidi="ta-IN"/>
               </w:rPr>
-              <w:t>ஸ்பர்த</w:t>
-            </w:r>
-            <w:r>
-              <w:rPr>
-                <w:rFonts w:ascii="BRH Tamil Tab Extra" w:hAnsi="BRH Tamil Tab Extra" w:cs="Latha"/>
-                <w:b/>
-                <w:sz w:val="32"/>
-                <w:szCs w:val="28"/>
-                <w:lang w:val="it-IT" w:bidi="ta-IN"/>
-              </w:rPr>
-              <w:t>†</w:t>
-            </w:r>
-            <w:r>
-              <w:rPr>
-                <w:rFonts w:ascii="Latha" w:hAnsi="Latha" w:cs="Latha"/>
-                <w:b/>
-                <w:bCs/>
-                <w:position w:val="-12"/>
-                <w:sz w:val="28"/>
-                <w:szCs w:val="28"/>
-                <w:cs/>
-                <w:lang w:bidi="ta-IN"/>
-              </w:rPr>
-              <w:t>4</w:t>
-            </w:r>
-            <w:r>
-              <w:rPr>
-                <w:rFonts w:ascii="Latha" w:hAnsi="Latha" w:cs="Latha"/>
-                <w:sz w:val="28"/>
-                <w:szCs w:val="28"/>
-                <w:cs/>
-                <w:lang w:bidi="ta-IN"/>
-              </w:rPr>
-              <w:t>மானோ வைஷ்ணாவரு</w:t>
+              <w:t>வைஷ்ணாவரு</w:t>
             </w:r>
             <w:r>
               <w:rPr>
@@ -1972,6 +2009,714 @@
                 <w:lang w:val="it-IT" w:bidi="ta-IN"/>
               </w:rPr>
               <w:t>|</w:t>
+            </w:r>
+          </w:p>
+        </w:tc>
+      </w:tr>
+      <w:tr>
+        <w:trPr>
+          <w:trHeight w:val="1946"/>
+        </w:trPr>
+        <w:tc>
+          <w:tcPr>
+            <w:tcW w:w="3573" w:type="dxa"/>
+            <w:tcBorders>
+              <w:top w:val="single" w:sz="4" w:space="0" w:color="000000"/>
+              <w:left w:val="single" w:sz="4" w:space="0" w:color="000000"/>
+              <w:bottom w:val="single" w:sz="4" w:space="0" w:color="000000"/>
+              <w:right w:val="single" w:sz="4" w:space="0" w:color="000000"/>
+            </w:tcBorders>
+          </w:tcPr>
+          <w:p>
+            <w:pPr>
+              <w:widowControl w:val="0"/>
+              <w:autoSpaceDE w:val="0"/>
+              <w:autoSpaceDN w:val="0"/>
+              <w:adjustRightInd w:val="0"/>
+              <w:spacing w:before="0" w:line="240" w:lineRule="auto"/>
+              <w:rPr>
+                <w:rFonts w:cs="Arial"/>
+                <w:b/>
+                <w:sz w:val="28"/>
+                <w:szCs w:val="28"/>
+                <w:lang w:val="it-IT"/>
+              </w:rPr>
+            </w:pPr>
+            <w:r>
+              <w:rPr>
+                <w:rFonts w:cs="Arial"/>
+                <w:b/>
+                <w:sz w:val="28"/>
+                <w:szCs w:val="28"/>
+                <w:lang w:val="it-IT"/>
+              </w:rPr>
+              <w:t>TS 2.1.</w:t>
+            </w:r>
+            <w:r>
+              <w:rPr>
+                <w:rFonts w:cs="Arial"/>
+                <w:b/>
+                <w:sz w:val="28"/>
+                <w:szCs w:val="28"/>
+                <w:lang w:val="it-IT"/>
+              </w:rPr>
+              <w:t>4.</w:t>
+            </w:r>
+            <w:r>
+              <w:rPr>
+                <w:rFonts w:cs="Arial"/>
+                <w:b/>
+                <w:sz w:val="28"/>
+                <w:szCs w:val="28"/>
+                <w:lang w:val="it-IT"/>
+              </w:rPr>
+              <w:t>7</w:t>
+            </w:r>
+            <w:r>
+              <w:rPr>
+                <w:rFonts w:cs="Arial"/>
+                <w:b/>
+                <w:sz w:val="28"/>
+                <w:szCs w:val="28"/>
+                <w:lang w:val="it-IT"/>
+              </w:rPr>
+              <w:t xml:space="preserve"> - Kramam</w:t>
+            </w:r>
+          </w:p>
+          <w:p>
+            <w:pPr>
+              <w:widowControl w:val="0"/>
+              <w:autoSpaceDE w:val="0"/>
+              <w:autoSpaceDN w:val="0"/>
+              <w:adjustRightInd w:val="0"/>
+              <w:spacing w:before="0" w:line="240" w:lineRule="auto"/>
+              <w:rPr>
+                <w:rFonts w:cs="Arial"/>
+                <w:b/>
+                <w:sz w:val="28"/>
+                <w:szCs w:val="28"/>
+                <w:lang w:val="it-IT"/>
+              </w:rPr>
+            </w:pPr>
+            <w:r>
+              <w:rPr>
+                <w:rFonts w:cs="Arial"/>
+                <w:b/>
+                <w:sz w:val="28"/>
+                <w:szCs w:val="28"/>
+                <w:lang w:val="it-IT"/>
+              </w:rPr>
+              <w:t xml:space="preserve">Krama Vaakyam No. </w:t>
+            </w:r>
+            <w:r>
+              <w:rPr>
+                <w:rFonts w:cs="Arial"/>
+                <w:b/>
+                <w:sz w:val="28"/>
+                <w:szCs w:val="28"/>
+                <w:lang w:val="it-IT"/>
+              </w:rPr>
+              <w:t>48</w:t>
+            </w:r>
+            <w:r>
+              <w:rPr>
+                <w:rFonts w:cs="Arial"/>
+                <w:b/>
+                <w:sz w:val="28"/>
+                <w:szCs w:val="28"/>
+                <w:lang w:val="it-IT"/>
+              </w:rPr>
+              <w:br/>
+              <w:t xml:space="preserve">Panchaati No.  </w:t>
+            </w:r>
+            <w:r>
+              <w:rPr>
+                <w:rFonts w:cs="Arial"/>
+                <w:b/>
+                <w:sz w:val="28"/>
+                <w:szCs w:val="28"/>
+                <w:lang w:val="it-IT"/>
+              </w:rPr>
+              <w:t>2</w:t>
+            </w:r>
+            <w:r>
+              <w:rPr>
+                <w:rFonts w:cs="Arial"/>
+                <w:b/>
+                <w:sz w:val="28"/>
+                <w:szCs w:val="28"/>
+                <w:lang w:val="it-IT"/>
+              </w:rPr>
+              <w:t>7</w:t>
+            </w:r>
+          </w:p>
+        </w:tc>
+        <w:tc>
+          <w:tcPr>
+            <w:tcW w:w="4896" w:type="dxa"/>
+            <w:tcBorders>
+              <w:top w:val="single" w:sz="4" w:space="0" w:color="000000"/>
+              <w:left w:val="single" w:sz="4" w:space="0" w:color="000000"/>
+              <w:bottom w:val="single" w:sz="4" w:space="0" w:color="000000"/>
+              <w:right w:val="single" w:sz="4" w:space="0" w:color="000000"/>
+            </w:tcBorders>
+          </w:tcPr>
+          <w:p>
+            <w:pPr>
+              <w:widowControl w:val="0"/>
+              <w:autoSpaceDE w:val="0"/>
+              <w:autoSpaceDN w:val="0"/>
+              <w:adjustRightInd w:val="0"/>
+              <w:spacing w:before="0" w:line="240" w:lineRule="auto"/>
+              <w:rPr>
+                <w:rFonts w:ascii="Latha" w:hAnsi="Latha" w:cs="Latha"/>
+                <w:sz w:val="28"/>
+                <w:szCs w:val="28"/>
+                <w:cs/>
+                <w:lang w:bidi="ta-IN"/>
+              </w:rPr>
+            </w:pPr>
+            <w:r>
+              <w:rPr>
+                <w:rFonts w:ascii="Latha" w:hAnsi="Latha" w:cs="Latha"/>
+                <w:sz w:val="28"/>
+                <w:szCs w:val="28"/>
+                <w:cs/>
+                <w:lang w:bidi="ta-IN"/>
+              </w:rPr>
+              <w:t>ப</w:t>
+            </w:r>
+            <w:r>
+              <w:rPr>
+                <w:rFonts w:ascii="BRH Tamil Tab Extra" w:hAnsi="BRH Tamil Tab Extra" w:cs="Latha"/>
+                <w:b/>
+                <w:sz w:val="32"/>
+                <w:szCs w:val="28"/>
+                <w:lang w:bidi="ta-IN"/>
+              </w:rPr>
+              <w:t>…</w:t>
+            </w:r>
+            <w:r>
+              <w:rPr>
+                <w:rFonts w:ascii="Latha" w:hAnsi="Latha" w:cs="Latha"/>
+                <w:b/>
+                <w:bCs/>
+                <w:position w:val="-12"/>
+                <w:sz w:val="28"/>
+                <w:szCs w:val="28"/>
+                <w:cs/>
+                <w:lang w:bidi="ta-IN"/>
+              </w:rPr>
+              <w:t>4</w:t>
+            </w:r>
+            <w:r>
+              <w:rPr>
+                <w:rFonts w:ascii="Latha" w:hAnsi="Latha" w:cs="Latha"/>
+                <w:sz w:val="28"/>
+                <w:szCs w:val="28"/>
+                <w:cs/>
+                <w:lang w:bidi="ta-IN"/>
+              </w:rPr>
+              <w:t>வ</w:t>
+            </w:r>
+            <w:r>
+              <w:rPr>
+                <w:rFonts w:ascii="BRH Tamil Tab Extra" w:hAnsi="BRH Tamil Tab Extra" w:cs="Latha"/>
+                <w:b/>
+                <w:sz w:val="32"/>
+                <w:szCs w:val="28"/>
+                <w:lang w:bidi="ta-IN"/>
+              </w:rPr>
+              <w:t>…</w:t>
+            </w:r>
+            <w:r>
+              <w:rPr>
+                <w:rFonts w:ascii="Latha" w:hAnsi="Latha" w:cs="Latha"/>
+                <w:sz w:val="28"/>
+                <w:szCs w:val="28"/>
+                <w:cs/>
+                <w:lang w:bidi="ta-IN"/>
+              </w:rPr>
+              <w:t>தி</w:t>
+            </w:r>
+            <w:r>
+              <w:rPr>
+                <w:rFonts w:ascii="BRH Tamil Tab Extra" w:hAnsi="BRH Tamil Tab Extra" w:cs="Latha"/>
+                <w:b/>
+                <w:sz w:val="32"/>
+                <w:szCs w:val="28"/>
+                <w:lang w:bidi="ta-IN"/>
+              </w:rPr>
+              <w:t>…</w:t>
+            </w:r>
+            <w:r>
+              <w:rPr>
+                <w:rFonts w:ascii="Latha" w:hAnsi="Latha" w:cs="Latha"/>
+                <w:sz w:val="28"/>
+                <w:szCs w:val="28"/>
+                <w:lang w:bidi="ta-IN"/>
+              </w:rPr>
+              <w:t xml:space="preserve"> </w:t>
+            </w:r>
+            <w:r>
+              <w:rPr>
+                <w:rFonts w:ascii="Latha" w:hAnsi="Latha" w:cs="Latha"/>
+                <w:sz w:val="28"/>
+                <w:szCs w:val="28"/>
+                <w:cs/>
+                <w:lang w:bidi="ta-IN"/>
+              </w:rPr>
+              <w:t>ப</w:t>
+            </w:r>
+            <w:r>
+              <w:rPr>
+                <w:rFonts w:ascii="BRH Tamil Tab Extra" w:hAnsi="BRH Tamil Tab Extra" w:cs="Latha"/>
+                <w:b/>
+                <w:sz w:val="32"/>
+                <w:szCs w:val="28"/>
+                <w:lang w:bidi="ta-IN"/>
+              </w:rPr>
+              <w:t>…</w:t>
+            </w:r>
+            <w:r>
+              <w:rPr>
+                <w:rFonts w:ascii="Latha" w:hAnsi="Latha" w:cs="Latha"/>
+                <w:sz w:val="28"/>
+                <w:szCs w:val="28"/>
+                <w:cs/>
+                <w:lang w:bidi="ta-IN"/>
+              </w:rPr>
+              <w:t>ர்</w:t>
+            </w:r>
+            <w:r>
+              <w:rPr>
+                <w:rFonts w:ascii="Latha" w:hAnsi="Latha" w:cs="Latha"/>
+                <w:sz w:val="28"/>
+                <w:szCs w:val="28"/>
+                <w:highlight w:val="yellow"/>
+                <w:cs/>
+                <w:lang w:bidi="ta-IN"/>
+              </w:rPr>
+              <w:t>யா</w:t>
+            </w:r>
+            <w:r>
+              <w:rPr>
+                <w:rFonts w:ascii="BRH Tamil Tab Extra" w:hAnsi="BRH Tamil Tab Extra" w:cs="Latha"/>
+                <w:b/>
+                <w:sz w:val="32"/>
+                <w:szCs w:val="28"/>
+                <w:highlight w:val="yellow"/>
+                <w:lang w:bidi="ta-IN"/>
+              </w:rPr>
+              <w:t>…</w:t>
+            </w:r>
+            <w:r>
+              <w:rPr>
+                <w:rFonts w:ascii="Latha" w:hAnsi="Latha" w:cs="Latha"/>
+                <w:sz w:val="28"/>
+                <w:szCs w:val="28"/>
+                <w:highlight w:val="yellow"/>
+                <w:cs/>
+                <w:lang w:bidi="ta-IN"/>
+              </w:rPr>
+              <w:t>ரீ</w:t>
+            </w:r>
+            <w:r>
+              <w:rPr>
+                <w:rFonts w:ascii="Latha" w:hAnsi="Latha" w:cs="Latha"/>
+                <w:sz w:val="28"/>
+                <w:szCs w:val="28"/>
+                <w:cs/>
+                <w:lang w:bidi="ta-IN"/>
+              </w:rPr>
+              <w:t xml:space="preserve"> </w:t>
+            </w:r>
+            <w:r>
+              <w:rPr>
+                <w:rFonts w:ascii="Latha" w:hAnsi="Latha" w:cs="Latha"/>
+                <w:sz w:val="28"/>
+                <w:szCs w:val="28"/>
+                <w:lang w:bidi="ta-IN"/>
+              </w:rPr>
+              <w:t xml:space="preserve">| </w:t>
+            </w:r>
+            <w:r>
+              <w:rPr>
+                <w:rFonts w:ascii="Latha" w:hAnsi="Latha" w:cs="Latha"/>
+                <w:sz w:val="28"/>
+                <w:szCs w:val="28"/>
+                <w:cs/>
+                <w:lang w:bidi="ta-IN"/>
+              </w:rPr>
+              <w:t>ப</w:t>
+            </w:r>
+            <w:r>
+              <w:rPr>
+                <w:rFonts w:ascii="BRH Tamil Tab Extra" w:hAnsi="BRH Tamil Tab Extra" w:cs="Latha"/>
+                <w:b/>
+                <w:sz w:val="32"/>
+                <w:szCs w:val="28"/>
+                <w:lang w:bidi="ta-IN"/>
+              </w:rPr>
+              <w:t>…</w:t>
+            </w:r>
+            <w:r>
+              <w:rPr>
+                <w:rFonts w:ascii="Latha" w:hAnsi="Latha" w:cs="Latha"/>
+                <w:sz w:val="28"/>
+                <w:szCs w:val="28"/>
+                <w:cs/>
+                <w:lang w:bidi="ta-IN"/>
+              </w:rPr>
+              <w:t>ர்யா</w:t>
+            </w:r>
+            <w:r>
+              <w:rPr>
+                <w:rFonts w:ascii="BRH Tamil Tab Extra" w:hAnsi="BRH Tamil Tab Extra" w:cs="Latha"/>
+                <w:b/>
+                <w:sz w:val="32"/>
+                <w:szCs w:val="28"/>
+                <w:lang w:bidi="ta-IN"/>
+              </w:rPr>
+              <w:t>…</w:t>
+            </w:r>
+            <w:r>
+              <w:rPr>
+                <w:rFonts w:ascii="Latha" w:hAnsi="Latha" w:cs="Latha"/>
+                <w:sz w:val="28"/>
+                <w:szCs w:val="28"/>
+                <w:cs/>
+                <w:lang w:bidi="ta-IN"/>
+              </w:rPr>
+              <w:t>ரீவ</w:t>
+            </w:r>
+            <w:r>
+              <w:rPr>
+                <w:rFonts w:ascii="BRH Tamil Tab Extra" w:hAnsi="BRH Tamil Tab Extra" w:cs="Latha"/>
+                <w:b/>
+                <w:sz w:val="32"/>
+                <w:szCs w:val="28"/>
+                <w:lang w:bidi="ta-IN"/>
+              </w:rPr>
+              <w:t>†</w:t>
+            </w:r>
+            <w:r>
+              <w:rPr>
+                <w:rFonts w:ascii="Latha" w:hAnsi="Latha" w:cs="Latha"/>
+                <w:sz w:val="28"/>
+                <w:szCs w:val="28"/>
+                <w:lang w:bidi="ta-IN"/>
+              </w:rPr>
+              <w:t xml:space="preserve"> |</w:t>
+            </w:r>
+          </w:p>
+        </w:tc>
+        <w:tc>
+          <w:tcPr>
+            <w:tcW w:w="5220" w:type="dxa"/>
+            <w:tcBorders>
+              <w:top w:val="single" w:sz="4" w:space="0" w:color="000000"/>
+              <w:left w:val="single" w:sz="4" w:space="0" w:color="000000"/>
+              <w:bottom w:val="single" w:sz="4" w:space="0" w:color="000000"/>
+              <w:right w:val="single" w:sz="4" w:space="0" w:color="000000"/>
+            </w:tcBorders>
+          </w:tcPr>
+          <w:p>
+            <w:pPr>
+              <w:widowControl w:val="0"/>
+              <w:autoSpaceDE w:val="0"/>
+              <w:autoSpaceDN w:val="0"/>
+              <w:adjustRightInd w:val="0"/>
+              <w:spacing w:before="0" w:line="240" w:lineRule="auto"/>
+              <w:rPr>
+                <w:rFonts w:ascii="Latha" w:hAnsi="Latha" w:cs="Latha"/>
+                <w:sz w:val="28"/>
+                <w:szCs w:val="28"/>
+                <w:lang w:val="en-IN" w:bidi="ta-IN"/>
+              </w:rPr>
+            </w:pPr>
+            <w:r>
+              <w:rPr>
+                <w:rFonts w:ascii="Latha" w:hAnsi="Latha" w:cs="Latha"/>
+                <w:sz w:val="28"/>
+                <w:szCs w:val="28"/>
+                <w:cs/>
+                <w:lang w:bidi="ta-IN"/>
+              </w:rPr>
+              <w:t>ப</w:t>
+            </w:r>
+            <w:r>
+              <w:rPr>
+                <w:rFonts w:ascii="BRH Tamil Tab Extra" w:hAnsi="BRH Tamil Tab Extra" w:cs="Latha"/>
+                <w:b/>
+                <w:sz w:val="32"/>
+                <w:szCs w:val="28"/>
+                <w:lang w:bidi="ta-IN"/>
+              </w:rPr>
+              <w:t>…</w:t>
+            </w:r>
+            <w:r>
+              <w:rPr>
+                <w:rFonts w:ascii="Latha" w:hAnsi="Latha" w:cs="Latha"/>
+                <w:b/>
+                <w:bCs/>
+                <w:position w:val="-12"/>
+                <w:sz w:val="28"/>
+                <w:szCs w:val="28"/>
+                <w:cs/>
+                <w:lang w:bidi="ta-IN"/>
+              </w:rPr>
+              <w:t>4</w:t>
+            </w:r>
+            <w:r>
+              <w:rPr>
+                <w:rFonts w:ascii="Latha" w:hAnsi="Latha" w:cs="Latha"/>
+                <w:sz w:val="28"/>
+                <w:szCs w:val="28"/>
+                <w:cs/>
+                <w:lang w:bidi="ta-IN"/>
+              </w:rPr>
+              <w:t>வ</w:t>
+            </w:r>
+            <w:r>
+              <w:rPr>
+                <w:rFonts w:ascii="BRH Tamil Tab Extra" w:hAnsi="BRH Tamil Tab Extra" w:cs="Latha"/>
+                <w:b/>
+                <w:sz w:val="32"/>
+                <w:szCs w:val="28"/>
+                <w:lang w:bidi="ta-IN"/>
+              </w:rPr>
+              <w:t>…</w:t>
+            </w:r>
+            <w:r>
+              <w:rPr>
+                <w:rFonts w:ascii="Latha" w:hAnsi="Latha" w:cs="Latha"/>
+                <w:sz w:val="28"/>
+                <w:szCs w:val="28"/>
+                <w:cs/>
+                <w:lang w:bidi="ta-IN"/>
+              </w:rPr>
+              <w:t>தி</w:t>
+            </w:r>
+            <w:r>
+              <w:rPr>
+                <w:rFonts w:ascii="BRH Tamil Tab Extra" w:hAnsi="BRH Tamil Tab Extra" w:cs="Latha"/>
+                <w:b/>
+                <w:sz w:val="32"/>
+                <w:szCs w:val="28"/>
+                <w:lang w:bidi="ta-IN"/>
+              </w:rPr>
+              <w:t>…</w:t>
+            </w:r>
+            <w:r>
+              <w:rPr>
+                <w:rFonts w:ascii="Latha" w:hAnsi="Latha" w:cs="Latha"/>
+                <w:sz w:val="28"/>
+                <w:szCs w:val="28"/>
+                <w:lang w:bidi="ta-IN"/>
+              </w:rPr>
+              <w:t xml:space="preserve"> </w:t>
+            </w:r>
+            <w:r>
+              <w:rPr>
+                <w:rFonts w:ascii="Latha" w:hAnsi="Latha" w:cs="Latha"/>
+                <w:sz w:val="28"/>
+                <w:szCs w:val="28"/>
+                <w:cs/>
+                <w:lang w:bidi="ta-IN"/>
+              </w:rPr>
+              <w:t>ப</w:t>
+            </w:r>
+            <w:r>
+              <w:rPr>
+                <w:rFonts w:ascii="BRH Tamil Tab Extra" w:hAnsi="BRH Tamil Tab Extra" w:cs="Latha"/>
+                <w:b/>
+                <w:sz w:val="32"/>
+                <w:szCs w:val="28"/>
+                <w:lang w:bidi="ta-IN"/>
+              </w:rPr>
+              <w:t>…</w:t>
+            </w:r>
+            <w:r>
+              <w:rPr>
+                <w:rFonts w:ascii="Latha" w:hAnsi="Latha" w:cs="Latha"/>
+                <w:sz w:val="28"/>
+                <w:szCs w:val="28"/>
+                <w:cs/>
+                <w:lang w:bidi="ta-IN"/>
+              </w:rPr>
+              <w:t>ர்</w:t>
+            </w:r>
+            <w:r>
+              <w:rPr>
+                <w:rFonts w:ascii="Latha" w:hAnsi="Latha" w:cs="Latha"/>
+                <w:sz w:val="28"/>
+                <w:szCs w:val="28"/>
+                <w:highlight w:val="green"/>
+                <w:cs/>
+                <w:lang w:bidi="ta-IN"/>
+              </w:rPr>
+              <w:t>யா</w:t>
+            </w:r>
+            <w:r>
+              <w:rPr>
+                <w:rFonts w:ascii="BRH Tamil Tab Extra" w:hAnsi="BRH Tamil Tab Extra" w:cs="Latha"/>
+                <w:b/>
+                <w:sz w:val="32"/>
+                <w:szCs w:val="28"/>
+                <w:highlight w:val="green"/>
+                <w:lang w:bidi="ta-IN"/>
+              </w:rPr>
+              <w:t>…</w:t>
+            </w:r>
+            <w:r>
+              <w:rPr>
+                <w:rFonts w:ascii="BRH Tamil Tab Extra" w:hAnsi="BRH Tamil Tab Extra" w:cs="Latha" w:hint="cs"/>
+                <w:b/>
+                <w:sz w:val="32"/>
+                <w:szCs w:val="28"/>
+                <w:highlight w:val="green"/>
+                <w:cs/>
+                <w:lang w:bidi="ta-IN"/>
+              </w:rPr>
+              <w:t>ரி</w:t>
+            </w:r>
+            <w:r>
+              <w:rPr>
+                <w:rFonts w:ascii="Latha" w:hAnsi="Latha" w:cs="Latha"/>
+                <w:sz w:val="28"/>
+                <w:szCs w:val="28"/>
+                <w:cs/>
+                <w:lang w:bidi="ta-IN"/>
+              </w:rPr>
+              <w:t xml:space="preserve"> </w:t>
+            </w:r>
+            <w:r>
+              <w:rPr>
+                <w:rFonts w:ascii="Latha" w:hAnsi="Latha" w:cs="Latha"/>
+                <w:sz w:val="28"/>
+                <w:szCs w:val="28"/>
+                <w:lang w:bidi="ta-IN"/>
+              </w:rPr>
+              <w:t xml:space="preserve">| </w:t>
+            </w:r>
+            <w:r>
+              <w:rPr>
+                <w:rFonts w:ascii="Latha" w:hAnsi="Latha" w:cs="Latha"/>
+                <w:sz w:val="28"/>
+                <w:szCs w:val="28"/>
+                <w:cs/>
+                <w:lang w:bidi="ta-IN"/>
+              </w:rPr>
+              <w:t>ப</w:t>
+            </w:r>
+            <w:r>
+              <w:rPr>
+                <w:rFonts w:ascii="BRH Tamil Tab Extra" w:hAnsi="BRH Tamil Tab Extra" w:cs="Latha"/>
+                <w:b/>
+                <w:sz w:val="32"/>
+                <w:szCs w:val="28"/>
+                <w:lang w:bidi="ta-IN"/>
+              </w:rPr>
+              <w:t>…</w:t>
+            </w:r>
+            <w:r>
+              <w:rPr>
+                <w:rFonts w:ascii="Latha" w:hAnsi="Latha" w:cs="Latha"/>
+                <w:sz w:val="28"/>
+                <w:szCs w:val="28"/>
+                <w:cs/>
+                <w:lang w:bidi="ta-IN"/>
+              </w:rPr>
+              <w:t>ர்யா</w:t>
+            </w:r>
+            <w:r>
+              <w:rPr>
+                <w:rFonts w:ascii="BRH Tamil Tab Extra" w:hAnsi="BRH Tamil Tab Extra" w:cs="Latha"/>
+                <w:b/>
+                <w:sz w:val="32"/>
+                <w:szCs w:val="28"/>
+                <w:lang w:bidi="ta-IN"/>
+              </w:rPr>
+              <w:t>…</w:t>
+            </w:r>
+            <w:r>
+              <w:rPr>
+                <w:rFonts w:ascii="Latha" w:hAnsi="Latha" w:cs="Latha"/>
+                <w:sz w:val="28"/>
+                <w:szCs w:val="28"/>
+                <w:cs/>
+                <w:lang w:bidi="ta-IN"/>
+              </w:rPr>
+              <w:t>ரீவ</w:t>
+            </w:r>
+            <w:r>
+              <w:rPr>
+                <w:rFonts w:ascii="BRH Tamil Tab Extra" w:hAnsi="BRH Tamil Tab Extra" w:cs="Latha"/>
+                <w:b/>
+                <w:sz w:val="32"/>
+                <w:szCs w:val="28"/>
+                <w:lang w:bidi="ta-IN"/>
+              </w:rPr>
+              <w:t>†</w:t>
+            </w:r>
+            <w:r>
+              <w:rPr>
+                <w:rFonts w:ascii="Latha" w:hAnsi="Latha" w:cs="Latha"/>
+                <w:sz w:val="28"/>
+                <w:szCs w:val="28"/>
+                <w:lang w:bidi="ta-IN"/>
+              </w:rPr>
+              <w:t xml:space="preserve"> |</w:t>
+            </w:r>
+            <w:r>
+              <w:rPr>
+                <w:rFonts w:ascii="Latha" w:hAnsi="Latha" w:cs="Latha"/>
+                <w:sz w:val="28"/>
+                <w:szCs w:val="28"/>
+                <w:cs/>
+                <w:lang w:bidi="ta-IN"/>
+              </w:rPr>
+              <w:br/>
+            </w:r>
+            <w:r>
+              <w:rPr>
+                <w:rFonts w:cs="Arial"/>
+                <w:sz w:val="28"/>
+                <w:szCs w:val="28"/>
+                <w:cs/>
+                <w:lang w:bidi="ta-IN"/>
+              </w:rPr>
+              <w:t>(</w:t>
+            </w:r>
+            <w:r>
+              <w:rPr>
+                <w:rFonts w:cs="Arial"/>
+                <w:sz w:val="28"/>
+                <w:szCs w:val="28"/>
+                <w:lang w:val="en-IN" w:bidi="ta-IN"/>
+              </w:rPr>
+              <w:t xml:space="preserve">its </w:t>
+            </w:r>
+            <w:proofErr w:type="spellStart"/>
+            <w:r>
+              <w:rPr>
+                <w:rFonts w:cs="Arial"/>
+                <w:sz w:val="28"/>
+                <w:szCs w:val="28"/>
+                <w:lang w:val="en-IN" w:bidi="ta-IN"/>
+              </w:rPr>
+              <w:t>hrasvam</w:t>
+            </w:r>
+            <w:proofErr w:type="spellEnd"/>
+            <w:r>
+              <w:rPr>
+                <w:rFonts w:cs="Arial"/>
+                <w:sz w:val="28"/>
+                <w:szCs w:val="28"/>
+                <w:lang w:val="en-IN" w:bidi="ta-IN"/>
+              </w:rPr>
+              <w:t>)</w:t>
             </w:r>
           </w:p>
         </w:tc>
@@ -2013,6 +2758,7 @@
                 <w:szCs w:val="28"/>
                 <w:lang w:val="it-IT"/>
               </w:rPr>
+              <w:lastRenderedPageBreak/>
               <w:t>TS 2.1.</w:t>
             </w:r>
             <w:r>
@@ -3263,119 +4009,7 @@
           </w:p>
         </w:tc>
       </w:tr>
-      <w:tr>
-        <w:trPr>
-          <w:trHeight w:val="906"/>
-        </w:trPr>
-        <w:tc>
-          <w:tcPr>
-            <w:tcW w:w="3573" w:type="dxa"/>
-            <w:tcBorders>
-              <w:top w:val="single" w:sz="4" w:space="0" w:color="000000"/>
-              <w:left w:val="single" w:sz="4" w:space="0" w:color="000000"/>
-              <w:bottom w:val="single" w:sz="4" w:space="0" w:color="000000"/>
-              <w:right w:val="single" w:sz="4" w:space="0" w:color="000000"/>
-            </w:tcBorders>
-          </w:tcPr>
-          <w:p>
-            <w:pPr>
-              <w:widowControl w:val="0"/>
-              <w:autoSpaceDE w:val="0"/>
-              <w:autoSpaceDN w:val="0"/>
-              <w:adjustRightInd w:val="0"/>
-              <w:spacing w:before="0" w:line="240" w:lineRule="auto"/>
-              <w:rPr>
-                <w:rFonts w:cs="Arial"/>
-                <w:b/>
-                <w:sz w:val="28"/>
-                <w:szCs w:val="28"/>
-                <w:lang w:val="it-IT"/>
-              </w:rPr>
-            </w:pPr>
-          </w:p>
-        </w:tc>
-        <w:tc>
-          <w:tcPr>
-            <w:tcW w:w="4896" w:type="dxa"/>
-            <w:tcBorders>
-              <w:top w:val="single" w:sz="4" w:space="0" w:color="000000"/>
-              <w:left w:val="single" w:sz="4" w:space="0" w:color="000000"/>
-              <w:bottom w:val="single" w:sz="4" w:space="0" w:color="000000"/>
-              <w:right w:val="single" w:sz="4" w:space="0" w:color="000000"/>
-            </w:tcBorders>
-          </w:tcPr>
-          <w:p>
-            <w:pPr>
-              <w:widowControl w:val="0"/>
-              <w:autoSpaceDE w:val="0"/>
-              <w:autoSpaceDN w:val="0"/>
-              <w:adjustRightInd w:val="0"/>
-              <w:spacing w:line="252" w:lineRule="auto"/>
-              <w:rPr>
-                <w:rFonts w:ascii="BRH Devanagari Extra" w:hAnsi="BRH Devanagari Extra" w:cs="BRH Devanagari Extra"/>
-                <w:color w:val="000000"/>
-                <w:sz w:val="40"/>
-                <w:szCs w:val="40"/>
-                <w:lang w:val="it-IT"/>
-              </w:rPr>
-            </w:pPr>
-          </w:p>
-        </w:tc>
-        <w:tc>
-          <w:tcPr>
-            <w:tcW w:w="5220" w:type="dxa"/>
-            <w:tcBorders>
-              <w:top w:val="single" w:sz="4" w:space="0" w:color="000000"/>
-              <w:left w:val="single" w:sz="4" w:space="0" w:color="000000"/>
-              <w:bottom w:val="single" w:sz="4" w:space="0" w:color="000000"/>
-              <w:right w:val="single" w:sz="4" w:space="0" w:color="000000"/>
-            </w:tcBorders>
-          </w:tcPr>
-          <w:p>
-            <w:pPr>
-              <w:widowControl w:val="0"/>
-              <w:autoSpaceDE w:val="0"/>
-              <w:autoSpaceDN w:val="0"/>
-              <w:adjustRightInd w:val="0"/>
-              <w:spacing w:line="252" w:lineRule="auto"/>
-              <w:rPr>
-                <w:rFonts w:ascii="BRH Devanagari Extra" w:hAnsi="BRH Devanagari Extra" w:cs="BRH Devanagari Extra"/>
-                <w:color w:val="000000"/>
-                <w:sz w:val="40"/>
-                <w:szCs w:val="40"/>
-                <w:lang w:val="it-IT"/>
-              </w:rPr>
-            </w:pPr>
-          </w:p>
-        </w:tc>
-      </w:tr>
     </w:tbl>
-    <w:p>
-      <w:pPr>
-        <w:jc w:val="center"/>
-        <w:rPr>
-          <w:b/>
-          <w:bCs/>
-          <w:sz w:val="32"/>
-          <w:szCs w:val="32"/>
-          <w:u w:val="single"/>
-          <w:lang w:val="it-IT"/>
-        </w:rPr>
-      </w:pPr>
-    </w:p>
-    <w:p>
-      <w:pPr>
-        <w:jc w:val="center"/>
-        <w:rPr>
-          <w:b/>
-          <w:bCs/>
-          <w:sz w:val="32"/>
-          <w:szCs w:val="32"/>
-          <w:u w:val="single"/>
-          <w:lang w:val="it-IT"/>
-        </w:rPr>
-      </w:pPr>
-    </w:p>
     <w:p>
       <w:pPr>
         <w:jc w:val="center"/>
@@ -7844,6 +8478,78 @@
           <w:u w:val="single"/>
         </w:rPr>
       </w:pPr>
+    </w:p>
+    <w:p>
+      <w:pPr>
+        <w:jc w:val="center"/>
+        <w:rPr>
+          <w:b/>
+          <w:bCs/>
+          <w:sz w:val="32"/>
+          <w:szCs w:val="32"/>
+          <w:u w:val="single"/>
+        </w:rPr>
+      </w:pPr>
+    </w:p>
+    <w:p>
+      <w:pPr>
+        <w:jc w:val="center"/>
+        <w:rPr>
+          <w:b/>
+          <w:bCs/>
+          <w:sz w:val="32"/>
+          <w:szCs w:val="32"/>
+          <w:u w:val="single"/>
+        </w:rPr>
+      </w:pPr>
+    </w:p>
+    <w:p>
+      <w:pPr>
+        <w:jc w:val="center"/>
+        <w:rPr>
+          <w:b/>
+          <w:bCs/>
+          <w:sz w:val="32"/>
+          <w:szCs w:val="32"/>
+          <w:u w:val="single"/>
+        </w:rPr>
+      </w:pPr>
+    </w:p>
+    <w:p>
+      <w:pPr>
+        <w:jc w:val="center"/>
+        <w:rPr>
+          <w:b/>
+          <w:bCs/>
+          <w:sz w:val="32"/>
+          <w:szCs w:val="32"/>
+          <w:u w:val="single"/>
+        </w:rPr>
+      </w:pPr>
+    </w:p>
+    <w:p>
+      <w:pPr>
+        <w:jc w:val="center"/>
+        <w:rPr>
+          <w:b/>
+          <w:bCs/>
+          <w:sz w:val="32"/>
+          <w:szCs w:val="32"/>
+          <w:u w:val="single"/>
+        </w:rPr>
+      </w:pPr>
+    </w:p>
+    <w:p>
+      <w:pPr>
+        <w:jc w:val="center"/>
+        <w:rPr>
+          <w:b/>
+          <w:bCs/>
+          <w:sz w:val="32"/>
+          <w:szCs w:val="32"/>
+          <w:u w:val="single"/>
+        </w:rPr>
+      </w:pPr>
       <w:r>
         <w:rPr>
           <w:b/>
@@ -8013,7 +8719,6 @@
                 <w:sz w:val="28"/>
                 <w:szCs w:val="28"/>
               </w:rPr>
-              <w:lastRenderedPageBreak/>
               <w:t>Section, Paragraph</w:t>
             </w:r>
           </w:p>
@@ -9880,6 +10585,7 @@
                 <w:sz w:val="28"/>
                 <w:szCs w:val="28"/>
               </w:rPr>
+              <w:lastRenderedPageBreak/>
               <w:t>TS 2.1.4.2</w:t>
             </w:r>
             <w:r>
@@ -11250,7 +11956,6 @@
                 <w:sz w:val="28"/>
                 <w:szCs w:val="28"/>
               </w:rPr>
-              <w:lastRenderedPageBreak/>
               <w:t xml:space="preserve">TS 2.1.4.4 </w:t>
             </w:r>
             <w:r>
@@ -12279,7 +12984,23 @@
                 <w:b/>
                 <w:bCs/>
               </w:rPr>
-              <w:t>(it is “sye”)</w:t>
+              <w:t>(it is “</w:t>
+            </w:r>
+            <w:proofErr w:type="spellStart"/>
+            <w:r>
+              <w:rPr>
+                <w:b/>
+                <w:bCs/>
+              </w:rPr>
+              <w:t>sye</w:t>
+            </w:r>
+            <w:proofErr w:type="spellEnd"/>
+            <w:r>
+              <w:rPr>
+                <w:b/>
+                <w:bCs/>
+              </w:rPr>
+              <w:t>”)</w:t>
             </w:r>
           </w:p>
         </w:tc>
@@ -13905,6 +14626,7 @@
                 <w:sz w:val="28"/>
                 <w:szCs w:val="28"/>
               </w:rPr>
+              <w:lastRenderedPageBreak/>
               <w:t>TS 2.1.7.2</w:t>
             </w:r>
             <w:r>
@@ -15168,7 +15890,6 @@
                 <w:sz w:val="28"/>
                 <w:szCs w:val="28"/>
               </w:rPr>
-              <w:lastRenderedPageBreak/>
               <w:t>TS 2.1.8.1 - Kramam</w:t>
             </w:r>
           </w:p>
@@ -16128,7 +16849,16 @@
                 <w:sz w:val="28"/>
                 <w:szCs w:val="28"/>
               </w:rPr>
-              <w:t>(swarabak</w:t>
+              <w:t>(</w:t>
+            </w:r>
+            <w:proofErr w:type="spellStart"/>
+            <w:r>
+              <w:rPr>
+                <w:rFonts w:cs="Arial"/>
+                <w:sz w:val="28"/>
+                <w:szCs w:val="28"/>
+              </w:rPr>
+              <w:t>swarabak</w:t>
             </w:r>
             <w:r>
               <w:rPr>
@@ -16146,6 +16876,7 @@
               </w:rPr>
               <w:t>ti</w:t>
             </w:r>
+            <w:proofErr w:type="spellEnd"/>
             <w:r>
               <w:rPr>
                 <w:rFonts w:ascii="BRH Malayalam Extra" w:hAnsi="BRH Malayalam Extra" w:cs="BRH Malayalam Extra"/>
@@ -16647,7 +17378,25 @@
                 <w:sz w:val="28"/>
                 <w:szCs w:val="28"/>
               </w:rPr>
-              <w:t>(visargam inserted)</w:t>
+              <w:t>(</w:t>
+            </w:r>
+            <w:proofErr w:type="spellStart"/>
+            <w:r>
+              <w:rPr>
+                <w:rFonts w:cs="Arial"/>
+                <w:sz w:val="28"/>
+                <w:szCs w:val="28"/>
+              </w:rPr>
+              <w:t>visargam</w:t>
+            </w:r>
+            <w:proofErr w:type="spellEnd"/>
+            <w:r>
+              <w:rPr>
+                <w:rFonts w:cs="Arial"/>
+                <w:sz w:val="28"/>
+                <w:szCs w:val="28"/>
+              </w:rPr>
+              <w:t xml:space="preserve"> inserted)</w:t>
             </w:r>
           </w:p>
         </w:tc>
@@ -17825,6 +18574,7 @@
                 <w:sz w:val="28"/>
                 <w:szCs w:val="28"/>
               </w:rPr>
+              <w:lastRenderedPageBreak/>
               <w:t xml:space="preserve">TS 2.1.11.5 </w:t>
             </w:r>
             <w:r>
@@ -18375,7 +19125,16 @@
                 <w:sz w:val="28"/>
                 <w:szCs w:val="28"/>
               </w:rPr>
-              <w:t>(swarabak</w:t>
+              <w:t>(</w:t>
+            </w:r>
+            <w:proofErr w:type="spellStart"/>
+            <w:r>
+              <w:rPr>
+                <w:rFonts w:cs="Arial"/>
+                <w:sz w:val="28"/>
+                <w:szCs w:val="28"/>
+              </w:rPr>
+              <w:t>swarabak</w:t>
             </w:r>
             <w:r>
               <w:rPr>
@@ -18393,6 +19152,7 @@
               </w:rPr>
               <w:t>ti</w:t>
             </w:r>
+            <w:proofErr w:type="spellEnd"/>
             <w:r>
               <w:rPr>
                 <w:rFonts w:ascii="BRH Malayalam Extra" w:hAnsi="BRH Malayalam Extra" w:cs="BRH Malayalam Extra"/>
@@ -19153,7 +19913,7 @@
           <w:top w:val="single" w:sz="4" w:space="1" w:color="auto"/>
           <w:left w:val="single" w:sz="4" w:space="1" w:color="auto"/>
           <w:bottom w:val="single" w:sz="4" w:space="6" w:color="auto"/>
-          <w:right w:val="single" w:sz="4" w:space="31" w:color="auto"/>
+          <w:right w:val="single" w:sz="4" w:space="0" w:color="auto"/>
         </w:pBdr>
         <w:autoSpaceDE w:val="0"/>
         <w:autoSpaceDN w:val="0"/>
@@ -19176,7 +19936,6 @@
           <w:szCs w:val="40"/>
           <w:lang w:val="en-IN" w:eastAsia="en-IN"/>
         </w:rPr>
-        <w:lastRenderedPageBreak/>
         <w:t>"</w:t>
       </w:r>
       <w:r>
@@ -19271,6 +20030,16 @@
           <w:u w:val="single"/>
         </w:rPr>
       </w:pPr>
+      <w:r>
+        <w:rPr>
+          <w:b/>
+          <w:bCs/>
+          <w:sz w:val="32"/>
+          <w:szCs w:val="32"/>
+          <w:u w:val="single"/>
+        </w:rPr>
+        <w:t>==============</w:t>
+      </w:r>
     </w:p>
     <w:p>
       <w:pPr>
@@ -21055,6 +21824,7 @@
       <w:pBdr>
         <w:top w:val="single" w:sz="4" w:space="1" w:color="auto"/>
       </w:pBdr>
+      <w:jc w:val="right"/>
     </w:pPr>
     <w:r>
       <w:rPr>
@@ -21200,6 +21970,7 @@
       <w:pBdr>
         <w:top w:val="single" w:sz="4" w:space="0" w:color="auto"/>
       </w:pBdr>
+      <w:jc w:val="right"/>
       <w:rPr>
         <w:b/>
         <w:bCs/>
@@ -21282,6 +22053,13 @@
       </w:rPr>
       <w:tab/>
       <w:t xml:space="preserve"> </w:t>
+    </w:r>
+    <w:r>
+      <w:rPr>
+        <w:b/>
+        <w:bCs/>
+      </w:rPr>
+      <w:t xml:space="preserve">                </w:t>
     </w:r>
     <w:r>
       <w:tab/>
@@ -21838,7 +22616,7 @@
   <w:style w:type="paragraph" w:default="1" w:styleId="Normal">
     <w:name w:val="Normal"/>
     <w:qFormat/>
-    <w:rsid w:val="00076C05"/>
+    <w:rsid w:val="00275061"/>
     <w:pPr>
       <w:spacing w:before="120" w:line="276" w:lineRule="auto"/>
     </w:pPr>

--- a/TS-Kramam/TS-2.1/TS 2.1 Tamil Krama Paatam Corrections.docx
+++ b/TS-Kramam/TS-2.1/TS 2.1 Tamil Krama Paatam Corrections.docx
@@ -871,6 +871,1045 @@
       </w:tr>
       <w:tr>
         <w:trPr>
+          <w:trHeight w:val="1692"/>
+        </w:trPr>
+        <w:tc>
+          <w:tcPr>
+            <w:tcW w:w="3573" w:type="dxa"/>
+          </w:tcPr>
+          <w:p>
+            <w:pPr>
+              <w:widowControl w:val="0"/>
+              <w:autoSpaceDE w:val="0"/>
+              <w:autoSpaceDN w:val="0"/>
+              <w:adjustRightInd w:val="0"/>
+              <w:spacing w:before="0" w:line="240" w:lineRule="auto"/>
+              <w:rPr>
+                <w:rFonts w:cs="Arial"/>
+                <w:b/>
+                <w:sz w:val="28"/>
+                <w:szCs w:val="28"/>
+                <w:lang w:val="it-IT"/>
+              </w:rPr>
+            </w:pPr>
+            <w:r>
+              <w:rPr>
+                <w:rFonts w:cs="Arial"/>
+                <w:b/>
+                <w:sz w:val="28"/>
+                <w:szCs w:val="28"/>
+                <w:lang w:val="it-IT"/>
+              </w:rPr>
+              <w:t>TS 2.1.</w:t>
+            </w:r>
+            <w:r>
+              <w:rPr>
+                <w:rFonts w:cs="Arial"/>
+                <w:b/>
+                <w:sz w:val="28"/>
+                <w:szCs w:val="28"/>
+                <w:lang w:val="it-IT"/>
+              </w:rPr>
+              <w:t>3.1</w:t>
+            </w:r>
+            <w:r>
+              <w:rPr>
+                <w:rFonts w:cs="Arial"/>
+                <w:b/>
+                <w:sz w:val="28"/>
+                <w:szCs w:val="28"/>
+                <w:lang w:val="it-IT"/>
+              </w:rPr>
+              <w:t xml:space="preserve"> - Kramam</w:t>
+            </w:r>
+          </w:p>
+          <w:p>
+            <w:pPr>
+              <w:widowControl w:val="0"/>
+              <w:autoSpaceDE w:val="0"/>
+              <w:autoSpaceDN w:val="0"/>
+              <w:adjustRightInd w:val="0"/>
+              <w:spacing w:before="0" w:line="240" w:lineRule="auto"/>
+              <w:rPr>
+                <w:rFonts w:cs="Arial"/>
+                <w:b/>
+                <w:sz w:val="28"/>
+                <w:szCs w:val="28"/>
+                <w:lang w:val="it-IT"/>
+              </w:rPr>
+            </w:pPr>
+            <w:r>
+              <w:rPr>
+                <w:rFonts w:cs="Arial"/>
+                <w:b/>
+                <w:sz w:val="28"/>
+                <w:szCs w:val="28"/>
+                <w:lang w:val="it-IT"/>
+              </w:rPr>
+              <w:t xml:space="preserve">Krama Vaakyam No. </w:t>
+            </w:r>
+            <w:r>
+              <w:rPr>
+                <w:rFonts w:cs="Arial"/>
+                <w:b/>
+                <w:sz w:val="28"/>
+                <w:szCs w:val="28"/>
+                <w:lang w:val="it-IT"/>
+              </w:rPr>
+              <w:t>46</w:t>
+            </w:r>
+            <w:r>
+              <w:rPr>
+                <w:rFonts w:cs="Arial"/>
+                <w:b/>
+                <w:sz w:val="28"/>
+                <w:szCs w:val="28"/>
+                <w:lang w:val="it-IT"/>
+              </w:rPr>
+              <w:br/>
+              <w:t xml:space="preserve">Panchaati No.  </w:t>
+            </w:r>
+            <w:r>
+              <w:rPr>
+                <w:rFonts w:cs="Arial"/>
+                <w:b/>
+                <w:sz w:val="28"/>
+                <w:szCs w:val="28"/>
+                <w:lang w:val="it-IT"/>
+              </w:rPr>
+              <w:t>16</w:t>
+            </w:r>
+          </w:p>
+        </w:tc>
+        <w:tc>
+          <w:tcPr>
+            <w:tcW w:w="4896" w:type="dxa"/>
+          </w:tcPr>
+          <w:p>
+            <w:pPr>
+              <w:widowControl w:val="0"/>
+              <w:autoSpaceDE w:val="0"/>
+              <w:autoSpaceDN w:val="0"/>
+              <w:adjustRightInd w:val="0"/>
+              <w:spacing w:before="0" w:line="240" w:lineRule="auto"/>
+              <w:rPr>
+                <w:rFonts w:ascii="Latha" w:hAnsi="Latha" w:cs="Latha"/>
+                <w:sz w:val="28"/>
+                <w:szCs w:val="28"/>
+                <w:lang w:val="it-IT" w:bidi="ta-IN"/>
+              </w:rPr>
+            </w:pPr>
+            <w:r>
+              <w:rPr>
+                <w:rFonts w:ascii="Latha" w:hAnsi="Latha" w:cs="Latha"/>
+                <w:sz w:val="28"/>
+                <w:szCs w:val="28"/>
+                <w:cs/>
+                <w:lang w:bidi="ta-IN"/>
+              </w:rPr>
+              <w:t>ஸம்</w:t>
+            </w:r>
+            <w:r>
+              <w:rPr>
+                <w:rFonts w:ascii="Latha" w:hAnsi="Latha" w:cs="Latha"/>
+                <w:b/>
+                <w:bCs/>
+                <w:i/>
+                <w:iCs/>
+                <w:sz w:val="28"/>
+                <w:szCs w:val="28"/>
+                <w:cs/>
+                <w:lang w:bidi="ta-IN"/>
+              </w:rPr>
+              <w:t>ரு</w:t>
+            </w:r>
+            <w:r>
+              <w:rPr>
+                <w:rFonts w:ascii="BRH Tamil Tab Extra" w:hAnsi="BRH Tamil Tab Extra" w:cs="Latha"/>
+                <w:b/>
+                <w:sz w:val="32"/>
+                <w:szCs w:val="28"/>
+                <w:lang w:val="it-IT" w:bidi="ta-IN"/>
+              </w:rPr>
+              <w:t>†</w:t>
+            </w:r>
+            <w:r>
+              <w:rPr>
+                <w:rFonts w:ascii="Latha" w:hAnsi="Latha" w:cs="Latha"/>
+                <w:sz w:val="28"/>
+                <w:szCs w:val="28"/>
+                <w:cs/>
+                <w:lang w:bidi="ta-IN"/>
+              </w:rPr>
+              <w:t>த்</w:t>
+            </w:r>
+            <w:r>
+              <w:rPr>
+                <w:rFonts w:ascii="Latha" w:hAnsi="Latha" w:cs="Latha"/>
+                <w:b/>
+                <w:bCs/>
+                <w:position w:val="-12"/>
+                <w:sz w:val="28"/>
+                <w:szCs w:val="28"/>
+                <w:cs/>
+                <w:lang w:bidi="ta-IN"/>
+              </w:rPr>
+              <w:t>3</w:t>
+            </w:r>
+            <w:r>
+              <w:rPr>
+                <w:rFonts w:ascii="Latha" w:hAnsi="Latha" w:cs="Latha"/>
+                <w:sz w:val="28"/>
+                <w:szCs w:val="28"/>
+                <w:cs/>
+                <w:lang w:bidi="ta-IN"/>
+              </w:rPr>
+              <w:t>த்</w:t>
+            </w:r>
+            <w:r>
+              <w:rPr>
+                <w:rFonts w:ascii="Latha" w:hAnsi="Latha" w:cs="Latha"/>
+                <w:b/>
+                <w:bCs/>
+                <w:position w:val="-12"/>
+                <w:sz w:val="28"/>
+                <w:szCs w:val="28"/>
+                <w:cs/>
+                <w:lang w:bidi="ta-IN"/>
+              </w:rPr>
+              <w:t>4</w:t>
+            </w:r>
+            <w:r>
+              <w:rPr>
+                <w:rFonts w:ascii="Latha" w:hAnsi="Latha" w:cs="Latha"/>
+                <w:sz w:val="28"/>
+                <w:szCs w:val="28"/>
+                <w:cs/>
+                <w:lang w:bidi="ta-IN"/>
+              </w:rPr>
+              <w:t>யா</w:t>
+            </w:r>
+            <w:r>
+              <w:rPr>
+                <w:rFonts w:ascii="BRH Tamil Tab Extra" w:hAnsi="BRH Tamil Tab Extra" w:cs="Latha"/>
+                <w:b/>
+                <w:sz w:val="32"/>
+                <w:szCs w:val="28"/>
+                <w:lang w:val="it-IT" w:bidi="ta-IN"/>
+              </w:rPr>
+              <w:t>…</w:t>
+            </w:r>
+            <w:r>
+              <w:rPr>
+                <w:rFonts w:ascii="Latha" w:hAnsi="Latha" w:cs="Latha"/>
+                <w:sz w:val="28"/>
+                <w:szCs w:val="28"/>
+                <w:lang w:val="it-IT" w:bidi="ta-IN"/>
+              </w:rPr>
+              <w:t xml:space="preserve"> </w:t>
+            </w:r>
+            <w:r>
+              <w:rPr>
+                <w:rFonts w:ascii="Latha" w:hAnsi="Latha" w:cs="Latha"/>
+                <w:sz w:val="28"/>
+                <w:szCs w:val="28"/>
+                <w:cs/>
+                <w:lang w:bidi="ta-IN"/>
+              </w:rPr>
+              <w:t>இந்த்</w:t>
+            </w:r>
+            <w:r>
+              <w:rPr>
+                <w:rFonts w:ascii="Latha" w:hAnsi="Latha" w:cs="Latha"/>
+                <w:b/>
+                <w:bCs/>
+                <w:position w:val="-12"/>
+                <w:sz w:val="28"/>
+                <w:szCs w:val="28"/>
+                <w:cs/>
+                <w:lang w:bidi="ta-IN"/>
+              </w:rPr>
+              <w:t>3</w:t>
+            </w:r>
+            <w:r>
+              <w:rPr>
+                <w:rFonts w:ascii="Latha" w:hAnsi="Latha" w:cs="Latha"/>
+                <w:sz w:val="28"/>
+                <w:szCs w:val="28"/>
+                <w:cs/>
+                <w:lang w:bidi="ta-IN"/>
+              </w:rPr>
+              <w:t>ரா</w:t>
+            </w:r>
+            <w:r>
+              <w:rPr>
+                <w:rFonts w:ascii="BRH Tamil Tab Extra" w:hAnsi="BRH Tamil Tab Extra" w:cs="Latha"/>
+                <w:b/>
+                <w:sz w:val="32"/>
+                <w:szCs w:val="28"/>
+                <w:lang w:val="it-IT" w:bidi="ta-IN"/>
+              </w:rPr>
+              <w:t>†</w:t>
+            </w:r>
+            <w:r>
+              <w:rPr>
+                <w:rFonts w:ascii="Latha" w:hAnsi="Latha" w:cs="Latha"/>
+                <w:sz w:val="28"/>
+                <w:szCs w:val="28"/>
+                <w:cs/>
+                <w:lang w:bidi="ta-IN"/>
+              </w:rPr>
+              <w:t xml:space="preserve">ய </w:t>
+            </w:r>
+            <w:r>
+              <w:rPr>
+                <w:rFonts w:ascii="Latha" w:hAnsi="Latha" w:cs="Latha"/>
+                <w:sz w:val="28"/>
+                <w:szCs w:val="28"/>
+                <w:lang w:val="it-IT" w:bidi="ta-IN"/>
+              </w:rPr>
+              <w:t xml:space="preserve">| </w:t>
+            </w:r>
+            <w:r>
+              <w:rPr>
+                <w:rFonts w:ascii="Latha" w:hAnsi="Latha" w:cs="Latha"/>
+                <w:sz w:val="28"/>
+                <w:szCs w:val="28"/>
+                <w:cs/>
+                <w:lang w:bidi="ta-IN"/>
+              </w:rPr>
+              <w:t>ஸம்</w:t>
+            </w:r>
+            <w:r>
+              <w:rPr>
+                <w:rFonts w:ascii="Latha" w:hAnsi="Latha" w:cs="Latha"/>
+                <w:b/>
+                <w:bCs/>
+                <w:i/>
+                <w:iCs/>
+                <w:sz w:val="28"/>
+                <w:szCs w:val="28"/>
+                <w:cs/>
+                <w:lang w:bidi="ta-IN"/>
+              </w:rPr>
+              <w:t>ரு</w:t>
+            </w:r>
+            <w:r>
+              <w:rPr>
+                <w:rFonts w:ascii="BRH Tamil Tab Extra" w:hAnsi="BRH Tamil Tab Extra" w:cs="Latha"/>
+                <w:b/>
+                <w:sz w:val="32"/>
+                <w:szCs w:val="28"/>
+                <w:lang w:val="it-IT" w:bidi="ta-IN"/>
+              </w:rPr>
+              <w:t>†</w:t>
+            </w:r>
+            <w:r>
+              <w:rPr>
+                <w:rFonts w:ascii="Latha" w:hAnsi="Latha" w:cs="Latha"/>
+                <w:sz w:val="28"/>
+                <w:szCs w:val="28"/>
+                <w:highlight w:val="yellow"/>
+                <w:cs/>
+                <w:lang w:bidi="ta-IN"/>
+              </w:rPr>
+              <w:t>த்</w:t>
+            </w:r>
+            <w:r>
+              <w:rPr>
+                <w:rFonts w:ascii="Latha" w:hAnsi="Latha" w:cs="Latha"/>
+                <w:b/>
+                <w:bCs/>
+                <w:position w:val="-12"/>
+                <w:sz w:val="28"/>
+                <w:szCs w:val="28"/>
+                <w:highlight w:val="yellow"/>
+                <w:cs/>
+                <w:lang w:bidi="ta-IN"/>
+              </w:rPr>
+              <w:t>3</w:t>
+            </w:r>
+            <w:r>
+              <w:rPr>
+                <w:rFonts w:ascii="Latha" w:hAnsi="Latha" w:cs="Latha"/>
+                <w:sz w:val="28"/>
+                <w:szCs w:val="28"/>
+                <w:highlight w:val="yellow"/>
+                <w:cs/>
+                <w:lang w:bidi="ta-IN"/>
+              </w:rPr>
+              <w:t>தா</w:t>
+            </w:r>
+            <w:r>
+              <w:rPr>
+                <w:rFonts w:ascii="BRH Tamil Tab Extra" w:hAnsi="BRH Tamil Tab Extra" w:cs="Latha"/>
+                <w:b/>
+                <w:sz w:val="32"/>
+                <w:szCs w:val="28"/>
+                <w:lang w:val="it-IT" w:bidi="ta-IN"/>
+              </w:rPr>
+              <w:t>…</w:t>
+            </w:r>
+            <w:r>
+              <w:rPr>
+                <w:rFonts w:ascii="Latha" w:hAnsi="Latha" w:cs="Latha"/>
+                <w:b/>
+                <w:bCs/>
+                <w:position w:val="-12"/>
+                <w:sz w:val="28"/>
+                <w:szCs w:val="28"/>
+                <w:cs/>
+                <w:lang w:bidi="ta-IN"/>
+              </w:rPr>
+              <w:t>4</w:t>
+            </w:r>
+            <w:r>
+              <w:rPr>
+                <w:rFonts w:ascii="Latha" w:hAnsi="Latha" w:cs="Latha"/>
+                <w:sz w:val="28"/>
+                <w:szCs w:val="28"/>
+                <w:cs/>
+                <w:lang w:bidi="ta-IN"/>
+              </w:rPr>
+              <w:t xml:space="preserve"> இதி</w:t>
+            </w:r>
+            <w:r>
+              <w:rPr>
+                <w:rFonts w:ascii="BRH Tamil Tab Extra" w:hAnsi="BRH Tamil Tab Extra" w:cs="Latha"/>
+                <w:b/>
+                <w:sz w:val="32"/>
+                <w:szCs w:val="28"/>
+                <w:lang w:val="it-IT" w:bidi="ta-IN"/>
+              </w:rPr>
+              <w:t>…</w:t>
+            </w:r>
+            <w:r>
+              <w:rPr>
+                <w:rFonts w:ascii="Latha" w:hAnsi="Latha" w:cs="Latha"/>
+                <w:sz w:val="28"/>
+                <w:szCs w:val="28"/>
+                <w:lang w:val="it-IT" w:bidi="ta-IN"/>
+              </w:rPr>
+              <w:t xml:space="preserve"> </w:t>
+            </w:r>
+          </w:p>
+          <w:p>
+            <w:pPr>
+              <w:widowControl w:val="0"/>
+              <w:autoSpaceDE w:val="0"/>
+              <w:autoSpaceDN w:val="0"/>
+              <w:adjustRightInd w:val="0"/>
+              <w:spacing w:before="0" w:line="240" w:lineRule="auto"/>
+              <w:rPr>
+                <w:rFonts w:ascii="BRH Devanagari Extra" w:hAnsi="BRH Devanagari Extra" w:cs="BRH Devanagari Extra"/>
+                <w:color w:val="000000"/>
+                <w:sz w:val="40"/>
+                <w:szCs w:val="40"/>
+                <w:lang w:val="it-IT"/>
+              </w:rPr>
+            </w:pPr>
+            <w:r>
+              <w:rPr>
+                <w:rFonts w:ascii="Latha" w:hAnsi="Latha" w:cs="Latha"/>
+                <w:sz w:val="28"/>
+                <w:szCs w:val="28"/>
+                <w:cs/>
+                <w:lang w:bidi="ta-IN"/>
+              </w:rPr>
+              <w:t xml:space="preserve">ஸம் </w:t>
+            </w:r>
+            <w:r>
+              <w:rPr>
+                <w:rFonts w:ascii="Latha" w:hAnsi="Latha" w:cs="Latha"/>
+                <w:sz w:val="28"/>
+                <w:szCs w:val="28"/>
+                <w:lang w:val="it-IT" w:bidi="ta-IN"/>
+              </w:rPr>
+              <w:t xml:space="preserve">- </w:t>
+            </w:r>
+            <w:r>
+              <w:rPr>
+                <w:rFonts w:ascii="Latha" w:hAnsi="Latha" w:cs="Latha"/>
+                <w:b/>
+                <w:bCs/>
+                <w:i/>
+                <w:iCs/>
+                <w:sz w:val="28"/>
+                <w:szCs w:val="28"/>
+                <w:cs/>
+                <w:lang w:bidi="ta-IN"/>
+              </w:rPr>
+              <w:t>ரு</w:t>
+            </w:r>
+            <w:r>
+              <w:rPr>
+                <w:rFonts w:ascii="BRH Tamil Tab Extra" w:hAnsi="BRH Tamil Tab Extra" w:cs="Latha"/>
+                <w:b/>
+                <w:sz w:val="32"/>
+                <w:szCs w:val="28"/>
+                <w:lang w:val="it-IT" w:bidi="ta-IN"/>
+              </w:rPr>
+              <w:t>…</w:t>
+            </w:r>
+            <w:r>
+              <w:rPr>
+                <w:rFonts w:ascii="Latha" w:hAnsi="Latha" w:cs="Latha"/>
+                <w:sz w:val="28"/>
+                <w:szCs w:val="28"/>
+                <w:cs/>
+                <w:lang w:bidi="ta-IN"/>
+              </w:rPr>
+              <w:t>த்</w:t>
+            </w:r>
+            <w:r>
+              <w:rPr>
+                <w:rFonts w:ascii="Latha" w:hAnsi="Latha" w:cs="Latha"/>
+                <w:b/>
+                <w:bCs/>
+                <w:position w:val="-12"/>
+                <w:sz w:val="28"/>
+                <w:szCs w:val="28"/>
+                <w:cs/>
+                <w:lang w:bidi="ta-IN"/>
+              </w:rPr>
+              <w:t>3</w:t>
+            </w:r>
+            <w:r>
+              <w:rPr>
+                <w:rFonts w:ascii="Latha" w:hAnsi="Latha" w:cs="Latha"/>
+                <w:sz w:val="28"/>
+                <w:szCs w:val="28"/>
+                <w:cs/>
+                <w:lang w:bidi="ta-IN"/>
+              </w:rPr>
+              <w:t>த்</w:t>
+            </w:r>
+            <w:r>
+              <w:rPr>
+                <w:rFonts w:ascii="Latha" w:hAnsi="Latha" w:cs="Latha"/>
+                <w:b/>
+                <w:bCs/>
+                <w:position w:val="-12"/>
+                <w:sz w:val="28"/>
+                <w:szCs w:val="28"/>
+                <w:cs/>
+                <w:lang w:bidi="ta-IN"/>
+              </w:rPr>
+              <w:t>4</w:t>
+            </w:r>
+            <w:r>
+              <w:rPr>
+                <w:rFonts w:ascii="Latha" w:hAnsi="Latha" w:cs="Latha"/>
+                <w:sz w:val="28"/>
+                <w:szCs w:val="28"/>
+                <w:cs/>
+                <w:lang w:bidi="ta-IN"/>
+              </w:rPr>
+              <w:t>யை</w:t>
+            </w:r>
+            <w:r>
+              <w:rPr>
+                <w:rFonts w:ascii="BRH Tamil Tab Extra" w:hAnsi="BRH Tamil Tab Extra" w:cs="Latha"/>
+                <w:b/>
+                <w:sz w:val="32"/>
+                <w:szCs w:val="28"/>
+                <w:lang w:val="it-IT" w:bidi="ta-IN"/>
+              </w:rPr>
+              <w:t>…</w:t>
+            </w:r>
+            <w:r>
+              <w:rPr>
+                <w:rFonts w:ascii="Latha" w:hAnsi="Latha" w:cs="Latha"/>
+                <w:sz w:val="28"/>
+                <w:szCs w:val="28"/>
+                <w:lang w:val="it-IT" w:bidi="ta-IN"/>
+              </w:rPr>
+              <w:t xml:space="preserve"> </w:t>
+            </w:r>
+            <w:r>
+              <w:rPr>
+                <w:rFonts w:ascii="Latha" w:hAnsi="Latha" w:cs="Latha"/>
+                <w:sz w:val="28"/>
+                <w:szCs w:val="28"/>
+                <w:lang w:bidi="ta-IN"/>
+              </w:rPr>
+              <w:t>|</w:t>
+            </w:r>
+          </w:p>
+        </w:tc>
+        <w:tc>
+          <w:tcPr>
+            <w:tcW w:w="5220" w:type="dxa"/>
+          </w:tcPr>
+          <w:p>
+            <w:pPr>
+              <w:widowControl w:val="0"/>
+              <w:autoSpaceDE w:val="0"/>
+              <w:autoSpaceDN w:val="0"/>
+              <w:adjustRightInd w:val="0"/>
+              <w:spacing w:before="0" w:line="240" w:lineRule="auto"/>
+              <w:rPr>
+                <w:rFonts w:ascii="Latha" w:hAnsi="Latha" w:cs="Latha"/>
+                <w:sz w:val="28"/>
+                <w:szCs w:val="28"/>
+                <w:lang w:val="it-IT" w:bidi="ta-IN"/>
+              </w:rPr>
+            </w:pPr>
+            <w:r>
+              <w:rPr>
+                <w:rFonts w:ascii="Latha" w:hAnsi="Latha" w:cs="Latha"/>
+                <w:sz w:val="28"/>
+                <w:szCs w:val="28"/>
+                <w:cs/>
+                <w:lang w:bidi="ta-IN"/>
+              </w:rPr>
+              <w:t>ஸம்</w:t>
+            </w:r>
+            <w:r>
+              <w:rPr>
+                <w:rFonts w:ascii="Latha" w:hAnsi="Latha" w:cs="Latha"/>
+                <w:b/>
+                <w:bCs/>
+                <w:i/>
+                <w:iCs/>
+                <w:sz w:val="28"/>
+                <w:szCs w:val="28"/>
+                <w:cs/>
+                <w:lang w:bidi="ta-IN"/>
+              </w:rPr>
+              <w:t>ரு</w:t>
+            </w:r>
+            <w:r>
+              <w:rPr>
+                <w:rFonts w:ascii="BRH Tamil Tab Extra" w:hAnsi="BRH Tamil Tab Extra" w:cs="Latha"/>
+                <w:b/>
+                <w:sz w:val="32"/>
+                <w:szCs w:val="28"/>
+                <w:lang w:val="it-IT" w:bidi="ta-IN"/>
+              </w:rPr>
+              <w:t>†</w:t>
+            </w:r>
+            <w:r>
+              <w:rPr>
+                <w:rFonts w:ascii="Latha" w:hAnsi="Latha" w:cs="Latha"/>
+                <w:sz w:val="28"/>
+                <w:szCs w:val="28"/>
+                <w:cs/>
+                <w:lang w:bidi="ta-IN"/>
+              </w:rPr>
+              <w:t>த்</w:t>
+            </w:r>
+            <w:r>
+              <w:rPr>
+                <w:rFonts w:ascii="Latha" w:hAnsi="Latha" w:cs="Latha"/>
+                <w:b/>
+                <w:bCs/>
+                <w:position w:val="-12"/>
+                <w:sz w:val="28"/>
+                <w:szCs w:val="28"/>
+                <w:cs/>
+                <w:lang w:bidi="ta-IN"/>
+              </w:rPr>
+              <w:t>3</w:t>
+            </w:r>
+            <w:r>
+              <w:rPr>
+                <w:rFonts w:ascii="Latha" w:hAnsi="Latha" w:cs="Latha"/>
+                <w:sz w:val="28"/>
+                <w:szCs w:val="28"/>
+                <w:cs/>
+                <w:lang w:bidi="ta-IN"/>
+              </w:rPr>
+              <w:t>த்</w:t>
+            </w:r>
+            <w:r>
+              <w:rPr>
+                <w:rFonts w:ascii="Latha" w:hAnsi="Latha" w:cs="Latha"/>
+                <w:b/>
+                <w:bCs/>
+                <w:position w:val="-12"/>
+                <w:sz w:val="28"/>
+                <w:szCs w:val="28"/>
+                <w:cs/>
+                <w:lang w:bidi="ta-IN"/>
+              </w:rPr>
+              <w:t>4</w:t>
+            </w:r>
+            <w:r>
+              <w:rPr>
+                <w:rFonts w:ascii="Latha" w:hAnsi="Latha" w:cs="Latha"/>
+                <w:sz w:val="28"/>
+                <w:szCs w:val="28"/>
+                <w:cs/>
+                <w:lang w:bidi="ta-IN"/>
+              </w:rPr>
+              <w:t>யா</w:t>
+            </w:r>
+            <w:r>
+              <w:rPr>
+                <w:rFonts w:ascii="BRH Tamil Tab Extra" w:hAnsi="BRH Tamil Tab Extra" w:cs="Latha"/>
+                <w:b/>
+                <w:sz w:val="32"/>
+                <w:szCs w:val="28"/>
+                <w:lang w:val="it-IT" w:bidi="ta-IN"/>
+              </w:rPr>
+              <w:t>…</w:t>
+            </w:r>
+            <w:r>
+              <w:rPr>
+                <w:rFonts w:ascii="Latha" w:hAnsi="Latha" w:cs="Latha"/>
+                <w:sz w:val="28"/>
+                <w:szCs w:val="28"/>
+                <w:lang w:val="it-IT" w:bidi="ta-IN"/>
+              </w:rPr>
+              <w:t xml:space="preserve"> </w:t>
+            </w:r>
+            <w:r>
+              <w:rPr>
+                <w:rFonts w:ascii="Latha" w:hAnsi="Latha" w:cs="Latha"/>
+                <w:sz w:val="28"/>
+                <w:szCs w:val="28"/>
+                <w:cs/>
+                <w:lang w:bidi="ta-IN"/>
+              </w:rPr>
+              <w:t>இந்த்</w:t>
+            </w:r>
+            <w:r>
+              <w:rPr>
+                <w:rFonts w:ascii="Latha" w:hAnsi="Latha" w:cs="Latha"/>
+                <w:b/>
+                <w:bCs/>
+                <w:position w:val="-12"/>
+                <w:sz w:val="28"/>
+                <w:szCs w:val="28"/>
+                <w:cs/>
+                <w:lang w:bidi="ta-IN"/>
+              </w:rPr>
+              <w:t>3</w:t>
+            </w:r>
+            <w:r>
+              <w:rPr>
+                <w:rFonts w:ascii="Latha" w:hAnsi="Latha" w:cs="Latha"/>
+                <w:sz w:val="28"/>
+                <w:szCs w:val="28"/>
+                <w:cs/>
+                <w:lang w:bidi="ta-IN"/>
+              </w:rPr>
+              <w:t>ரா</w:t>
+            </w:r>
+            <w:r>
+              <w:rPr>
+                <w:rFonts w:ascii="BRH Tamil Tab Extra" w:hAnsi="BRH Tamil Tab Extra" w:cs="Latha"/>
+                <w:b/>
+                <w:sz w:val="32"/>
+                <w:szCs w:val="28"/>
+                <w:lang w:val="it-IT" w:bidi="ta-IN"/>
+              </w:rPr>
+              <w:t>†</w:t>
+            </w:r>
+            <w:r>
+              <w:rPr>
+                <w:rFonts w:ascii="Latha" w:hAnsi="Latha" w:cs="Latha"/>
+                <w:sz w:val="28"/>
+                <w:szCs w:val="28"/>
+                <w:cs/>
+                <w:lang w:bidi="ta-IN"/>
+              </w:rPr>
+              <w:t xml:space="preserve">ய </w:t>
+            </w:r>
+            <w:r>
+              <w:rPr>
+                <w:rFonts w:ascii="Latha" w:hAnsi="Latha" w:cs="Latha"/>
+                <w:sz w:val="28"/>
+                <w:szCs w:val="28"/>
+                <w:lang w:val="it-IT" w:bidi="ta-IN"/>
+              </w:rPr>
+              <w:t xml:space="preserve">| </w:t>
+            </w:r>
+            <w:r>
+              <w:rPr>
+                <w:rFonts w:ascii="Latha" w:hAnsi="Latha" w:cs="Latha"/>
+                <w:sz w:val="28"/>
+                <w:szCs w:val="28"/>
+                <w:cs/>
+                <w:lang w:bidi="ta-IN"/>
+              </w:rPr>
+              <w:t>ஸம்</w:t>
+            </w:r>
+            <w:r>
+              <w:rPr>
+                <w:rFonts w:ascii="Latha" w:hAnsi="Latha" w:cs="Latha"/>
+                <w:b/>
+                <w:bCs/>
+                <w:i/>
+                <w:iCs/>
+                <w:sz w:val="28"/>
+                <w:szCs w:val="28"/>
+                <w:cs/>
+                <w:lang w:bidi="ta-IN"/>
+              </w:rPr>
+              <w:t>ரு</w:t>
+            </w:r>
+            <w:r>
+              <w:rPr>
+                <w:rFonts w:ascii="BRH Tamil Tab Extra" w:hAnsi="BRH Tamil Tab Extra" w:cs="Latha"/>
+                <w:b/>
+                <w:sz w:val="32"/>
+                <w:szCs w:val="28"/>
+                <w:highlight w:val="green"/>
+                <w:lang w:val="it-IT" w:bidi="ta-IN"/>
+              </w:rPr>
+              <w:t>††</w:t>
+            </w:r>
+            <w:r>
+              <w:rPr>
+                <w:rFonts w:ascii="Latha" w:hAnsi="Latha" w:cs="Latha"/>
+                <w:sz w:val="28"/>
+                <w:szCs w:val="28"/>
+                <w:highlight w:val="green"/>
+                <w:cs/>
+                <w:lang w:bidi="ta-IN"/>
+              </w:rPr>
+              <w:t>த்</w:t>
+            </w:r>
+            <w:r>
+              <w:rPr>
+                <w:rFonts w:ascii="Latha" w:hAnsi="Latha" w:cs="Latha"/>
+                <w:b/>
+                <w:bCs/>
+                <w:position w:val="-12"/>
+                <w:sz w:val="28"/>
+                <w:szCs w:val="28"/>
+                <w:highlight w:val="green"/>
+                <w:cs/>
+                <w:lang w:bidi="ta-IN"/>
+              </w:rPr>
+              <w:t>3</w:t>
+            </w:r>
+            <w:r>
+              <w:rPr>
+                <w:rFonts w:ascii="Latha" w:hAnsi="Latha" w:cs="Latha"/>
+                <w:sz w:val="28"/>
+                <w:szCs w:val="28"/>
+                <w:highlight w:val="green"/>
+                <w:cs/>
+                <w:lang w:bidi="ta-IN"/>
+              </w:rPr>
+              <w:t>த்</w:t>
+            </w:r>
+            <w:r>
+              <w:rPr>
+                <w:rFonts w:ascii="Latha" w:hAnsi="Latha" w:cs="Latha"/>
+                <w:b/>
+                <w:bCs/>
+                <w:position w:val="-12"/>
+                <w:sz w:val="28"/>
+                <w:szCs w:val="28"/>
+                <w:highlight w:val="green"/>
+                <w:cs/>
+                <w:lang w:bidi="ta-IN"/>
+              </w:rPr>
+              <w:t>4</w:t>
+            </w:r>
+            <w:r>
+              <w:rPr>
+                <w:rFonts w:ascii="Latha" w:hAnsi="Latha" w:cs="Latha"/>
+                <w:sz w:val="28"/>
+                <w:szCs w:val="28"/>
+                <w:highlight w:val="green"/>
+                <w:cs/>
+                <w:lang w:bidi="ta-IN"/>
+              </w:rPr>
+              <w:t>யா</w:t>
+            </w:r>
+            <w:r>
+              <w:rPr>
+                <w:rFonts w:ascii="BRH Tamil Tab Extra" w:hAnsi="BRH Tamil Tab Extra" w:cs="Latha"/>
+                <w:b/>
+                <w:sz w:val="32"/>
+                <w:szCs w:val="28"/>
+                <w:highlight w:val="green"/>
+                <w:lang w:val="it-IT" w:bidi="ta-IN"/>
+              </w:rPr>
+              <w:t>…</w:t>
+            </w:r>
+            <w:r>
+              <w:rPr>
+                <w:rFonts w:ascii="Latha" w:hAnsi="Latha" w:cs="Latha"/>
+                <w:sz w:val="28"/>
+                <w:szCs w:val="28"/>
+                <w:cs/>
+                <w:lang w:bidi="ta-IN"/>
+              </w:rPr>
+              <w:t xml:space="preserve"> இதி</w:t>
+            </w:r>
+            <w:r>
+              <w:rPr>
+                <w:rFonts w:ascii="BRH Tamil Tab Extra" w:hAnsi="BRH Tamil Tab Extra" w:cs="Latha"/>
+                <w:b/>
+                <w:sz w:val="32"/>
+                <w:szCs w:val="28"/>
+                <w:lang w:val="it-IT" w:bidi="ta-IN"/>
+              </w:rPr>
+              <w:t>…</w:t>
+            </w:r>
+            <w:r>
+              <w:rPr>
+                <w:rFonts w:ascii="Latha" w:hAnsi="Latha" w:cs="Latha"/>
+                <w:sz w:val="28"/>
+                <w:szCs w:val="28"/>
+                <w:lang w:val="it-IT" w:bidi="ta-IN"/>
+              </w:rPr>
+              <w:t xml:space="preserve"> </w:t>
+            </w:r>
+          </w:p>
+          <w:p>
+            <w:pPr>
+              <w:widowControl w:val="0"/>
+              <w:autoSpaceDE w:val="0"/>
+              <w:autoSpaceDN w:val="0"/>
+              <w:adjustRightInd w:val="0"/>
+              <w:spacing w:before="0" w:line="240" w:lineRule="auto"/>
+              <w:rPr>
+                <w:rFonts w:ascii="BRH Devanagari Extra" w:hAnsi="BRH Devanagari Extra" w:cs="BRH Devanagari Extra"/>
+                <w:color w:val="000000"/>
+                <w:sz w:val="40"/>
+                <w:szCs w:val="40"/>
+                <w:lang w:val="it-IT"/>
+              </w:rPr>
+            </w:pPr>
+            <w:r>
+              <w:rPr>
+                <w:rFonts w:ascii="Latha" w:hAnsi="Latha" w:cs="Latha"/>
+                <w:sz w:val="28"/>
+                <w:szCs w:val="28"/>
+                <w:cs/>
+                <w:lang w:bidi="ta-IN"/>
+              </w:rPr>
+              <w:t xml:space="preserve">ஸம் </w:t>
+            </w:r>
+            <w:r>
+              <w:rPr>
+                <w:rFonts w:ascii="Latha" w:hAnsi="Latha" w:cs="Latha"/>
+                <w:sz w:val="28"/>
+                <w:szCs w:val="28"/>
+                <w:lang w:val="it-IT" w:bidi="ta-IN"/>
+              </w:rPr>
+              <w:t xml:space="preserve">- </w:t>
+            </w:r>
+            <w:r>
+              <w:rPr>
+                <w:rFonts w:ascii="Latha" w:hAnsi="Latha" w:cs="Latha"/>
+                <w:b/>
+                <w:bCs/>
+                <w:i/>
+                <w:iCs/>
+                <w:sz w:val="28"/>
+                <w:szCs w:val="28"/>
+                <w:cs/>
+                <w:lang w:bidi="ta-IN"/>
+              </w:rPr>
+              <w:t>ரு</w:t>
+            </w:r>
+            <w:r>
+              <w:rPr>
+                <w:rFonts w:ascii="BRH Tamil Tab Extra" w:hAnsi="BRH Tamil Tab Extra" w:cs="Latha"/>
+                <w:b/>
+                <w:sz w:val="32"/>
+                <w:szCs w:val="28"/>
+                <w:lang w:val="it-IT" w:bidi="ta-IN"/>
+              </w:rPr>
+              <w:t>…</w:t>
+            </w:r>
+            <w:r>
+              <w:rPr>
+                <w:rFonts w:ascii="Latha" w:hAnsi="Latha" w:cs="Latha"/>
+                <w:sz w:val="28"/>
+                <w:szCs w:val="28"/>
+                <w:cs/>
+                <w:lang w:bidi="ta-IN"/>
+              </w:rPr>
+              <w:t>த்</w:t>
+            </w:r>
+            <w:r>
+              <w:rPr>
+                <w:rFonts w:ascii="Latha" w:hAnsi="Latha" w:cs="Latha"/>
+                <w:b/>
+                <w:bCs/>
+                <w:position w:val="-12"/>
+                <w:sz w:val="28"/>
+                <w:szCs w:val="28"/>
+                <w:cs/>
+                <w:lang w:bidi="ta-IN"/>
+              </w:rPr>
+              <w:t>3</w:t>
+            </w:r>
+            <w:r>
+              <w:rPr>
+                <w:rFonts w:ascii="Latha" w:hAnsi="Latha" w:cs="Latha"/>
+                <w:sz w:val="28"/>
+                <w:szCs w:val="28"/>
+                <w:cs/>
+                <w:lang w:bidi="ta-IN"/>
+              </w:rPr>
+              <w:t>த்</w:t>
+            </w:r>
+            <w:r>
+              <w:rPr>
+                <w:rFonts w:ascii="Latha" w:hAnsi="Latha" w:cs="Latha"/>
+                <w:b/>
+                <w:bCs/>
+                <w:position w:val="-12"/>
+                <w:sz w:val="28"/>
+                <w:szCs w:val="28"/>
+                <w:cs/>
+                <w:lang w:bidi="ta-IN"/>
+              </w:rPr>
+              <w:t>4</w:t>
+            </w:r>
+            <w:r>
+              <w:rPr>
+                <w:rFonts w:ascii="Latha" w:hAnsi="Latha" w:cs="Latha"/>
+                <w:sz w:val="28"/>
+                <w:szCs w:val="28"/>
+                <w:cs/>
+                <w:lang w:bidi="ta-IN"/>
+              </w:rPr>
+              <w:t>யை</w:t>
+            </w:r>
+            <w:r>
+              <w:rPr>
+                <w:rFonts w:ascii="BRH Tamil Tab Extra" w:hAnsi="BRH Tamil Tab Extra" w:cs="Latha"/>
+                <w:b/>
+                <w:sz w:val="32"/>
+                <w:szCs w:val="28"/>
+                <w:lang w:val="it-IT" w:bidi="ta-IN"/>
+              </w:rPr>
+              <w:t>…</w:t>
+            </w:r>
+            <w:r>
+              <w:rPr>
+                <w:rFonts w:ascii="Latha" w:hAnsi="Latha" w:cs="Latha"/>
+                <w:sz w:val="28"/>
+                <w:szCs w:val="28"/>
+                <w:lang w:val="it-IT" w:bidi="ta-IN"/>
+              </w:rPr>
+              <w:t xml:space="preserve"> </w:t>
+            </w:r>
+            <w:r>
+              <w:rPr>
+                <w:rFonts w:ascii="Latha" w:hAnsi="Latha" w:cs="Latha"/>
+                <w:sz w:val="28"/>
+                <w:szCs w:val="28"/>
+                <w:lang w:bidi="ta-IN"/>
+              </w:rPr>
+              <w:t>|</w:t>
+            </w:r>
+          </w:p>
+        </w:tc>
+      </w:tr>
+      <w:tr>
+        <w:trPr>
           <w:trHeight w:val="1573"/>
         </w:trPr>
         <w:tc>
@@ -1521,7 +2560,7 @@
                 <w:rFonts w:ascii="Latha" w:hAnsi="Latha" w:cs="Latha"/>
                 <w:sz w:val="28"/>
                 <w:szCs w:val="28"/>
-                <w:lang w:bidi="ta-IN"/>
+                <w:lang w:val="it-IT" w:bidi="ta-IN"/>
               </w:rPr>
             </w:pPr>
             <w:r>
@@ -1572,7 +2611,7 @@
                 <w:rFonts w:ascii="Latha" w:hAnsi="Latha" w:cs="Latha"/>
                 <w:sz w:val="28"/>
                 <w:szCs w:val="28"/>
-                <w:lang w:bidi="ta-IN"/>
+                <w:lang w:val="it-IT" w:bidi="ta-IN"/>
               </w:rPr>
               <w:t xml:space="preserve"> </w:t>
             </w:r>
@@ -2050,6 +3089,7 @@
                 <w:szCs w:val="28"/>
                 <w:lang w:val="it-IT"/>
               </w:rPr>
+              <w:lastRenderedPageBreak/>
               <w:t>TS 2.1.</w:t>
             </w:r>
             <w:r>
@@ -2060,17 +3100,7 @@
                 <w:szCs w:val="28"/>
                 <w:lang w:val="it-IT"/>
               </w:rPr>
-              <w:t>4.</w:t>
-            </w:r>
-            <w:r>
-              <w:rPr>
-                <w:rFonts w:cs="Arial"/>
-                <w:b/>
-                <w:sz w:val="28"/>
-                <w:szCs w:val="28"/>
-                <w:lang w:val="it-IT"/>
-              </w:rPr>
-              <w:t>7</w:t>
+              <w:t>4.7</w:t>
             </w:r>
             <w:r>
               <w:rPr>
@@ -2192,7 +3222,7 @@
                 <w:b/>
                 <w:sz w:val="32"/>
                 <w:szCs w:val="28"/>
-                <w:lang w:bidi="ta-IN"/>
+                <w:lang w:val="it-IT" w:bidi="ta-IN"/>
               </w:rPr>
               <w:t>…</w:t>
             </w:r>
@@ -2225,7 +3255,7 @@
                 <w:b/>
                 <w:sz w:val="32"/>
                 <w:szCs w:val="28"/>
-                <w:lang w:bidi="ta-IN"/>
+                <w:lang w:val="it-IT" w:bidi="ta-IN"/>
               </w:rPr>
               <w:t>…</w:t>
             </w:r>
@@ -2245,16 +3275,16 @@
                 <w:b/>
                 <w:sz w:val="32"/>
                 <w:szCs w:val="28"/>
-                <w:lang w:bidi="ta-IN"/>
-              </w:rPr>
-              <w:t>…</w:t>
-            </w:r>
-            <w:r>
-              <w:rPr>
-                <w:rFonts w:ascii="Latha" w:hAnsi="Latha" w:cs="Latha"/>
-                <w:sz w:val="28"/>
-                <w:szCs w:val="28"/>
-                <w:lang w:bidi="ta-IN"/>
+                <w:lang w:val="it-IT" w:bidi="ta-IN"/>
+              </w:rPr>
+              <w:t>…</w:t>
+            </w:r>
+            <w:r>
+              <w:rPr>
+                <w:rFonts w:ascii="Latha" w:hAnsi="Latha" w:cs="Latha"/>
+                <w:sz w:val="28"/>
+                <w:szCs w:val="28"/>
+                <w:lang w:val="it-IT" w:bidi="ta-IN"/>
               </w:rPr>
               <w:t xml:space="preserve"> </w:t>
             </w:r>
@@ -2274,7 +3304,7 @@
                 <w:b/>
                 <w:sz w:val="32"/>
                 <w:szCs w:val="28"/>
-                <w:lang w:bidi="ta-IN"/>
+                <w:lang w:val="it-IT" w:bidi="ta-IN"/>
               </w:rPr>
               <w:t>…</w:t>
             </w:r>
@@ -2306,7 +3336,7 @@
                 <w:sz w:val="32"/>
                 <w:szCs w:val="28"/>
                 <w:highlight w:val="yellow"/>
-                <w:lang w:bidi="ta-IN"/>
+                <w:lang w:val="it-IT" w:bidi="ta-IN"/>
               </w:rPr>
               <w:t>…</w:t>
             </w:r>
@@ -2336,7 +3366,7 @@
                 <w:rFonts w:ascii="Latha" w:hAnsi="Latha" w:cs="Latha"/>
                 <w:sz w:val="28"/>
                 <w:szCs w:val="28"/>
-                <w:lang w:bidi="ta-IN"/>
+                <w:lang w:val="it-IT" w:bidi="ta-IN"/>
               </w:rPr>
               <w:t xml:space="preserve">| </w:t>
             </w:r>
@@ -2356,7 +3386,7 @@
                 <w:b/>
                 <w:sz w:val="32"/>
                 <w:szCs w:val="28"/>
-                <w:lang w:bidi="ta-IN"/>
+                <w:lang w:val="it-IT" w:bidi="ta-IN"/>
               </w:rPr>
               <w:t>…</w:t>
             </w:r>
@@ -2376,7 +3406,7 @@
                 <w:b/>
                 <w:sz w:val="32"/>
                 <w:szCs w:val="28"/>
-                <w:lang w:bidi="ta-IN"/>
+                <w:lang w:val="it-IT" w:bidi="ta-IN"/>
               </w:rPr>
               <w:t>…</w:t>
             </w:r>
@@ -2396,7 +3426,7 @@
                 <w:b/>
                 <w:sz w:val="32"/>
                 <w:szCs w:val="28"/>
-                <w:lang w:bidi="ta-IN"/>
+                <w:lang w:val="it-IT" w:bidi="ta-IN"/>
               </w:rPr>
               <w:t>†</w:t>
             </w:r>
@@ -2405,7 +3435,7 @@
                 <w:rFonts w:ascii="Latha" w:hAnsi="Latha" w:cs="Latha"/>
                 <w:sz w:val="28"/>
                 <w:szCs w:val="28"/>
-                <w:lang w:bidi="ta-IN"/>
+                <w:lang w:val="it-IT" w:bidi="ta-IN"/>
               </w:rPr>
               <w:t xml:space="preserve"> |</w:t>
             </w:r>
@@ -2696,27 +3726,7 @@
                 <w:szCs w:val="28"/>
                 <w:lang w:val="en-IN" w:bidi="ta-IN"/>
               </w:rPr>
-              <w:t xml:space="preserve">its </w:t>
-            </w:r>
-            <w:proofErr w:type="spellStart"/>
-            <w:r>
-              <w:rPr>
-                <w:rFonts w:cs="Arial"/>
-                <w:sz w:val="28"/>
-                <w:szCs w:val="28"/>
-                <w:lang w:val="en-IN" w:bidi="ta-IN"/>
-              </w:rPr>
-              <w:t>hrasvam</w:t>
-            </w:r>
-            <w:proofErr w:type="spellEnd"/>
-            <w:r>
-              <w:rPr>
-                <w:rFonts w:cs="Arial"/>
-                <w:sz w:val="28"/>
-                <w:szCs w:val="28"/>
-                <w:lang w:val="en-IN" w:bidi="ta-IN"/>
-              </w:rPr>
-              <w:t>)</w:t>
+              <w:t>its hrasvam)</w:t>
             </w:r>
           </w:p>
         </w:tc>
@@ -2758,7 +3768,6 @@
                 <w:szCs w:val="28"/>
                 <w:lang w:val="it-IT"/>
               </w:rPr>
-              <w:lastRenderedPageBreak/>
               <w:t>TS 2.1.</w:t>
             </w:r>
             <w:r>
@@ -5127,6 +6136,7 @@
                 <w:szCs w:val="28"/>
                 <w:lang w:val="it-IT"/>
               </w:rPr>
+              <w:lastRenderedPageBreak/>
               <w:t>TS 2.1.9.4 - Kramam</w:t>
             </w:r>
           </w:p>
@@ -6704,6 +7714,7 @@
                 <w:szCs w:val="28"/>
                 <w:lang w:val="it-IT"/>
               </w:rPr>
+              <w:lastRenderedPageBreak/>
               <w:t>TS 2.1.8.1 - Kramam</w:t>
             </w:r>
           </w:p>
@@ -8740,6 +9751,7 @@
                 <w:sz w:val="28"/>
                 <w:szCs w:val="28"/>
               </w:rPr>
+              <w:lastRenderedPageBreak/>
               <w:t>Reference</w:t>
             </w:r>
           </w:p>
@@ -8766,6 +9778,7 @@
                 <w:sz w:val="28"/>
                 <w:szCs w:val="28"/>
               </w:rPr>
+              <w:lastRenderedPageBreak/>
               <w:t>As Printed</w:t>
             </w:r>
           </w:p>
@@ -10585,7 +11598,6 @@
                 <w:sz w:val="28"/>
                 <w:szCs w:val="28"/>
               </w:rPr>
-              <w:lastRenderedPageBreak/>
               <w:t>TS 2.1.4.2</w:t>
             </w:r>
             <w:r>
@@ -12525,6 +13537,7 @@
                 <w:sz w:val="28"/>
                 <w:szCs w:val="28"/>
               </w:rPr>
+              <w:lastRenderedPageBreak/>
               <w:t>TS 2.1.4.5</w:t>
             </w:r>
             <w:r>
@@ -12984,23 +13997,7 @@
                 <w:b/>
                 <w:bCs/>
               </w:rPr>
-              <w:t>(it is “</w:t>
-            </w:r>
-            <w:proofErr w:type="spellStart"/>
-            <w:r>
-              <w:rPr>
-                <w:b/>
-                <w:bCs/>
-              </w:rPr>
-              <w:t>sye</w:t>
-            </w:r>
-            <w:proofErr w:type="spellEnd"/>
-            <w:r>
-              <w:rPr>
-                <w:b/>
-                <w:bCs/>
-              </w:rPr>
-              <w:t>”)</w:t>
+              <w:t>(it is “sye”)</w:t>
             </w:r>
           </w:p>
         </w:tc>
@@ -14626,7 +15623,6 @@
                 <w:sz w:val="28"/>
                 <w:szCs w:val="28"/>
               </w:rPr>
-              <w:lastRenderedPageBreak/>
               <w:t>TS 2.1.7.2</w:t>
             </w:r>
             <w:r>
@@ -16185,6 +17181,7 @@
                 <w:sz w:val="28"/>
                 <w:szCs w:val="28"/>
               </w:rPr>
+              <w:lastRenderedPageBreak/>
               <w:t>TS 2.1.8.2</w:t>
             </w:r>
             <w:r>
@@ -16849,16 +17846,7 @@
                 <w:sz w:val="28"/>
                 <w:szCs w:val="28"/>
               </w:rPr>
-              <w:t>(</w:t>
-            </w:r>
-            <w:proofErr w:type="spellStart"/>
-            <w:r>
-              <w:rPr>
-                <w:rFonts w:cs="Arial"/>
-                <w:sz w:val="28"/>
-                <w:szCs w:val="28"/>
-              </w:rPr>
-              <w:t>swarabak</w:t>
+              <w:t>(swarabak</w:t>
             </w:r>
             <w:r>
               <w:rPr>
@@ -16876,7 +17864,6 @@
               </w:rPr>
               <w:t>ti</w:t>
             </w:r>
-            <w:proofErr w:type="spellEnd"/>
             <w:r>
               <w:rPr>
                 <w:rFonts w:ascii="BRH Malayalam Extra" w:hAnsi="BRH Malayalam Extra" w:cs="BRH Malayalam Extra"/>
@@ -17378,25 +18365,7 @@
                 <w:sz w:val="28"/>
                 <w:szCs w:val="28"/>
               </w:rPr>
-              <w:t>(</w:t>
-            </w:r>
-            <w:proofErr w:type="spellStart"/>
-            <w:r>
-              <w:rPr>
-                <w:rFonts w:cs="Arial"/>
-                <w:sz w:val="28"/>
-                <w:szCs w:val="28"/>
-              </w:rPr>
-              <w:t>visargam</w:t>
-            </w:r>
-            <w:proofErr w:type="spellEnd"/>
-            <w:r>
-              <w:rPr>
-                <w:rFonts w:cs="Arial"/>
-                <w:sz w:val="28"/>
-                <w:szCs w:val="28"/>
-              </w:rPr>
-              <w:t xml:space="preserve"> inserted)</w:t>
+              <w:t>(visargam inserted)</w:t>
             </w:r>
           </w:p>
         </w:tc>
@@ -18574,7 +19543,6 @@
                 <w:sz w:val="28"/>
                 <w:szCs w:val="28"/>
               </w:rPr>
-              <w:lastRenderedPageBreak/>
               <w:t xml:space="preserve">TS 2.1.11.5 </w:t>
             </w:r>
             <w:r>
@@ -19125,16 +20093,7 @@
                 <w:sz w:val="28"/>
                 <w:szCs w:val="28"/>
               </w:rPr>
-              <w:t>(</w:t>
-            </w:r>
-            <w:proofErr w:type="spellStart"/>
-            <w:r>
-              <w:rPr>
-                <w:rFonts w:cs="Arial"/>
-                <w:sz w:val="28"/>
-                <w:szCs w:val="28"/>
-              </w:rPr>
-              <w:t>swarabak</w:t>
+              <w:t>(swarabak</w:t>
             </w:r>
             <w:r>
               <w:rPr>
@@ -19152,7 +20111,6 @@
               </w:rPr>
               <w:t>ti</w:t>
             </w:r>
-            <w:proofErr w:type="spellEnd"/>
             <w:r>
               <w:rPr>
                 <w:rFonts w:ascii="BRH Malayalam Extra" w:hAnsi="BRH Malayalam Extra" w:cs="BRH Malayalam Extra"/>
@@ -20038,6 +20996,7 @@
           <w:szCs w:val="32"/>
           <w:u w:val="single"/>
         </w:rPr>
+        <w:lastRenderedPageBreak/>
         <w:t>==============</w:t>
       </w:r>
     </w:p>

--- a/TS-Kramam/TS-2.1/TS 2.1 Tamil Krama Paatam Corrections.docx
+++ b/TS-Kramam/TS-2.1/TS 2.1 Tamil Krama Paatam Corrections.docx
@@ -1,6 +1,6 @@
 
 <file path=word/document.xml><?xml version="1.0" encoding="utf-8"?>
-<w:document xmlns:wpc="http://schemas.microsoft.com/office/word/2010/wordprocessingCanvas" xmlns:cx="http://schemas.microsoft.com/office/drawing/2014/chartex" xmlns:cx1="http://schemas.microsoft.com/office/drawing/2015/9/8/chartex" xmlns:cx2="http://schemas.microsoft.com/office/drawing/2015/10/21/chartex" xmlns:cx3="http://schemas.microsoft.com/office/drawing/2016/5/9/chartex" xmlns:cx4="http://schemas.microsoft.com/office/drawing/2016/5/10/chartex" xmlns:cx5="http://schemas.microsoft.com/office/drawing/2016/5/11/chartex" xmlns:cx6="http://schemas.microsoft.com/office/drawing/2016/5/12/chartex" xmlns:cx7="http://schemas.microsoft.com/office/drawing/2016/5/13/chartex" xmlns:cx8="http://schemas.microsoft.com/office/drawing/2016/5/14/chartex" xmlns:mc="http://schemas.openxmlformats.org/markup-compatibility/2006" xmlns:aink="http://schemas.microsoft.com/office/drawing/2016/ink" xmlns:am3d="http://schemas.microsoft.com/office/drawing/2017/model3d" xmlns:o="urn:schemas-microsoft-com:office:office" xmlns:oel="http://schemas.microsoft.com/office/2019/extlst" xmlns:r="http://schemas.openxmlformats.org/officeDocument/2006/relationships" xmlns:m="http://schemas.openxmlformats.org/officeDocument/2006/math" xmlns:v="urn:schemas-microsoft-com:vml" xmlns:wp14="http://schemas.microsoft.com/office/word/2010/wordprocessingDrawing" xmlns:wp="http://schemas.openxmlformats.org/drawingml/2006/wordprocessingDrawing" xmlns:w10="urn:schemas-microsoft-com:office:word" xmlns:w="http://schemas.openxmlformats.org/wordprocessingml/2006/main" xmlns:w14="http://schemas.microsoft.com/office/word/2010/wordml" xmlns:w15="http://schemas.microsoft.com/office/word/2012/wordml" xmlns:w16cex="http://schemas.microsoft.com/office/word/2018/wordml/cex" xmlns:w16cid="http://schemas.microsoft.com/office/word/2016/wordml/cid" xmlns:w16="http://schemas.microsoft.com/office/word/2018/wordml" xmlns:w16du="http://schemas.microsoft.com/office/word/2023/wordml/word16du" xmlns:w16sdtdh="http://schemas.microsoft.com/office/word/2020/wordml/sdtdatahash" xmlns:w16sdtfl="http://schemas.microsoft.com/office/word/2024/wordml/sdtformatlock" xmlns:w16se="http://schemas.microsoft.com/office/word/2015/wordml/symex" xmlns:wpg="http://schemas.microsoft.com/office/word/2010/wordprocessingGroup" xmlns:wpi="http://schemas.microsoft.com/office/word/2010/wordprocessingInk" xmlns:wne="http://schemas.microsoft.com/office/word/2006/wordml" xmlns:wps="http://schemas.microsoft.com/office/word/2010/wordprocessingShape" mc:Ignorable="w14 w15 w16se w16cid w16 w16cex w16sdtdh w16sdtfl w16du wp14">
+<w:document xmlns:wpc="http://schemas.microsoft.com/office/word/2010/wordprocessingCanvas" xmlns:cx="http://schemas.microsoft.com/office/drawing/2014/chartex" xmlns:cx1="http://schemas.microsoft.com/office/drawing/2015/9/8/chartex" xmlns:cx2="http://schemas.microsoft.com/office/drawing/2015/10/21/chartex" xmlns:cx3="http://schemas.microsoft.com/office/drawing/2016/5/9/chartex" xmlns:cx4="http://schemas.microsoft.com/office/drawing/2016/5/10/chartex" xmlns:cx5="http://schemas.microsoft.com/office/drawing/2016/5/11/chartex" xmlns:cx6="http://schemas.microsoft.com/office/drawing/2016/5/12/chartex" xmlns:cx7="http://schemas.microsoft.com/office/drawing/2016/5/13/chartex" xmlns:cx8="http://schemas.microsoft.com/office/drawing/2016/5/14/chartex" xmlns:mc="http://schemas.openxmlformats.org/markup-compatibility/2006" xmlns:aink="http://schemas.microsoft.com/office/drawing/2016/ink" xmlns:am3d="http://schemas.microsoft.com/office/drawing/2017/model3d" xmlns:o="urn:schemas-microsoft-com:office:office" xmlns:oel="http://schemas.microsoft.com/office/2019/extlst" xmlns:r="http://schemas.openxmlformats.org/officeDocument/2006/relationships" xmlns:m="http://schemas.openxmlformats.org/officeDocument/2006/math" xmlns:v="urn:schemas-microsoft-com:vml" xmlns:wp14="http://schemas.microsoft.com/office/word/2010/wordprocessingDrawing" xmlns:wp="http://schemas.openxmlformats.org/drawingml/2006/wordprocessingDrawing" xmlns:w10="urn:schemas-microsoft-com:office:word" xmlns:w="http://schemas.openxmlformats.org/wordprocessingml/2006/main" xmlns:w14="http://schemas.microsoft.com/office/word/2010/wordml" xmlns:w15="http://schemas.microsoft.com/office/word/2012/wordml" xmlns:w16cei="http://schemas.microsoft.com/office/word/2026/wordml/cei" xmlns:w16cex="http://schemas.microsoft.com/office/word/2018/wordml/cex" xmlns:w16cid="http://schemas.microsoft.com/office/word/2016/wordml/cid" xmlns:w16="http://schemas.microsoft.com/office/word/2018/wordml" xmlns:w16du="http://schemas.microsoft.com/office/word/2023/wordml/word16du" xmlns:w16sdtdh="http://schemas.microsoft.com/office/word/2020/wordml/sdtdatahash" xmlns:w16sdtfl="http://schemas.microsoft.com/office/word/2024/wordml/sdtformatlock" xmlns:w16se="http://schemas.microsoft.com/office/word/2015/wordml/symex" xmlns:wpg="http://schemas.microsoft.com/office/word/2010/wordprocessingGroup" xmlns:wpi="http://schemas.microsoft.com/office/word/2010/wordprocessingInk" xmlns:wne="http://schemas.microsoft.com/office/word/2006/wordml" xmlns:wps="http://schemas.microsoft.com/office/word/2010/wordprocessingShape" mc:Ignorable="w14 w15 w16se w16cid w16 w16cex w16sdtdh w16sdtfl w16du wp14">
   <w:body>
     <w:p>
       <w:pPr>
@@ -101,9 +101,8 @@
           <w:szCs w:val="32"/>
           <w:u w:val="single"/>
         </w:rPr>
-        <w:t xml:space="preserve">Observed </w:t>
+        <w:t xml:space="preserve">Observed till </w:t>
       </w:r>
-      <w:proofErr w:type="gramStart"/>
       <w:r>
         <w:rPr>
           <w:b/>
@@ -112,20 +111,8 @@
           <w:szCs w:val="32"/>
           <w:u w:val="single"/>
         </w:rPr>
-        <w:t xml:space="preserve">till </w:t>
+        <w:t>31st July 2026</w:t>
       </w:r>
-      <w:r>
-        <w:rPr>
-          <w:b/>
-          <w:bCs/>
-          <w:sz w:val="32"/>
-          <w:szCs w:val="32"/>
-          <w:highlight w:val="red"/>
-          <w:u w:val="single"/>
-        </w:rPr>
-        <w:t>????</w:t>
-      </w:r>
-      <w:proofErr w:type="gramEnd"/>
     </w:p>
     <w:p>
       <w:pPr>
@@ -3054,7 +3041,7 @@
       </w:tr>
       <w:tr>
         <w:trPr>
-          <w:trHeight w:val="1946"/>
+          <w:trHeight w:val="1125"/>
         </w:trPr>
         <w:tc>
           <w:tcPr>
@@ -3719,6 +3706,7 @@
               </w:rPr>
               <w:t>(</w:t>
             </w:r>
+            <w:proofErr w:type="spellStart"/>
             <w:r>
               <w:rPr>
                 <w:rFonts w:cs="Arial"/>
@@ -3726,7 +3714,37 @@
                 <w:szCs w:val="28"/>
                 <w:lang w:val="en-IN" w:bidi="ta-IN"/>
               </w:rPr>
-              <w:t>its hrasvam)</w:t>
+              <w:t>its</w:t>
+            </w:r>
+            <w:proofErr w:type="spellEnd"/>
+            <w:r>
+              <w:rPr>
+                <w:rFonts w:cs="Arial"/>
+                <w:sz w:val="28"/>
+                <w:szCs w:val="28"/>
+                <w:lang w:val="en-IN" w:bidi="ta-IN"/>
+              </w:rPr>
+              <w:t xml:space="preserve"> </w:t>
+            </w:r>
+            <w:proofErr w:type="spellStart"/>
+            <w:r>
+              <w:rPr>
+                <w:rFonts w:cs="Arial"/>
+                <w:sz w:val="28"/>
+                <w:szCs w:val="28"/>
+                <w:lang w:val="en-IN" w:bidi="ta-IN"/>
+              </w:rPr>
+              <w:t>hrasvam</w:t>
+            </w:r>
+            <w:proofErr w:type="spellEnd"/>
+            <w:r>
+              <w:rPr>
+                <w:rFonts w:cs="Arial"/>
+                <w:sz w:val="28"/>
+                <w:szCs w:val="28"/>
+                <w:lang w:val="en-IN" w:bidi="ta-IN"/>
+              </w:rPr>
+              <w:t>)</w:t>
             </w:r>
           </w:p>
         </w:tc>
@@ -5019,6 +5037,18 @@
         </w:tc>
       </w:tr>
     </w:tbl>
+    <w:p>
+      <w:pPr>
+        <w:jc w:val="center"/>
+        <w:rPr>
+          <w:b/>
+          <w:bCs/>
+          <w:sz w:val="32"/>
+          <w:szCs w:val="32"/>
+          <w:u w:val="single"/>
+        </w:rPr>
+      </w:pPr>
+    </w:p>
     <w:p>
       <w:pPr>
         <w:jc w:val="center"/>
@@ -6136,7 +6166,6 @@
                 <w:szCs w:val="28"/>
                 <w:lang w:val="it-IT"/>
               </w:rPr>
-              <w:lastRenderedPageBreak/>
               <w:t>TS 2.1.9.4 - Kramam</w:t>
             </w:r>
           </w:p>
@@ -6358,6 +6387,7 @@
                 <w:cs/>
                 <w:lang w:bidi="ta-IN"/>
               </w:rPr>
+              <w:lastRenderedPageBreak/>
               <w:t>ஆ</w:t>
             </w:r>
             <w:r>
@@ -6494,6 +6524,7 @@
                 <w:cs/>
                 <w:lang w:bidi="ta-IN"/>
               </w:rPr>
+              <w:lastRenderedPageBreak/>
               <w:t>ஸ ஏ</w:t>
             </w:r>
             <w:r>
@@ -6623,7 +6654,18 @@
                 <w:cs/>
                 <w:lang w:bidi="ta-IN"/>
               </w:rPr>
-              <w:t xml:space="preserve"> ஆ</w:t>
+              <w:t xml:space="preserve"> </w:t>
+            </w:r>
+            <w:r>
+              <w:rPr>
+                <w:rFonts w:ascii="Latha" w:hAnsi="Latha" w:cs="Latha"/>
+                <w:sz w:val="28"/>
+                <w:szCs w:val="28"/>
+                <w:cs/>
+                <w:lang w:bidi="ta-IN"/>
+              </w:rPr>
+              <w:lastRenderedPageBreak/>
+              <w:t>ஆ</w:t>
             </w:r>
             <w:r>
               <w:rPr>
@@ -6765,6 +6807,7 @@
                 <w:szCs w:val="28"/>
                 <w:lang w:val="it-IT"/>
               </w:rPr>
+              <w:lastRenderedPageBreak/>
               <w:t>TS 2.1.11.2 - Kramam</w:t>
             </w:r>
           </w:p>
@@ -7374,54 +7417,6 @@
         </w:tc>
       </w:tr>
     </w:tbl>
-    <w:p>
-      <w:pPr>
-        <w:jc w:val="center"/>
-        <w:rPr>
-          <w:b/>
-          <w:bCs/>
-          <w:sz w:val="32"/>
-          <w:szCs w:val="32"/>
-          <w:u w:val="single"/>
-        </w:rPr>
-      </w:pPr>
-    </w:p>
-    <w:p>
-      <w:pPr>
-        <w:jc w:val="center"/>
-        <w:rPr>
-          <w:b/>
-          <w:bCs/>
-          <w:sz w:val="32"/>
-          <w:szCs w:val="32"/>
-          <w:u w:val="single"/>
-        </w:rPr>
-      </w:pPr>
-    </w:p>
-    <w:p>
-      <w:pPr>
-        <w:jc w:val="center"/>
-        <w:rPr>
-          <w:b/>
-          <w:bCs/>
-          <w:sz w:val="32"/>
-          <w:szCs w:val="32"/>
-          <w:u w:val="single"/>
-        </w:rPr>
-      </w:pPr>
-    </w:p>
-    <w:p>
-      <w:pPr>
-        <w:jc w:val="center"/>
-        <w:rPr>
-          <w:b/>
-          <w:bCs/>
-          <w:sz w:val="32"/>
-          <w:szCs w:val="32"/>
-          <w:u w:val="single"/>
-        </w:rPr>
-      </w:pPr>
-    </w:p>
     <w:p>
       <w:pPr>
         <w:jc w:val="center"/>
@@ -7714,7 +7709,6 @@
                 <w:szCs w:val="28"/>
                 <w:lang w:val="it-IT"/>
               </w:rPr>
-              <w:lastRenderedPageBreak/>
               <w:t>TS 2.1.8.1 - Kramam</w:t>
             </w:r>
           </w:p>
@@ -9466,78 +9460,6 @@
         </w:tc>
       </w:tr>
     </w:tbl>
-    <w:p>
-      <w:pPr>
-        <w:jc w:val="center"/>
-        <w:rPr>
-          <w:b/>
-          <w:bCs/>
-          <w:sz w:val="32"/>
-          <w:szCs w:val="32"/>
-          <w:u w:val="single"/>
-        </w:rPr>
-      </w:pPr>
-    </w:p>
-    <w:p>
-      <w:pPr>
-        <w:jc w:val="center"/>
-        <w:rPr>
-          <w:b/>
-          <w:bCs/>
-          <w:sz w:val="32"/>
-          <w:szCs w:val="32"/>
-          <w:u w:val="single"/>
-        </w:rPr>
-      </w:pPr>
-    </w:p>
-    <w:p>
-      <w:pPr>
-        <w:jc w:val="center"/>
-        <w:rPr>
-          <w:b/>
-          <w:bCs/>
-          <w:sz w:val="32"/>
-          <w:szCs w:val="32"/>
-          <w:u w:val="single"/>
-        </w:rPr>
-      </w:pPr>
-    </w:p>
-    <w:p>
-      <w:pPr>
-        <w:jc w:val="center"/>
-        <w:rPr>
-          <w:b/>
-          <w:bCs/>
-          <w:sz w:val="32"/>
-          <w:szCs w:val="32"/>
-          <w:u w:val="single"/>
-        </w:rPr>
-      </w:pPr>
-    </w:p>
-    <w:p>
-      <w:pPr>
-        <w:jc w:val="center"/>
-        <w:rPr>
-          <w:b/>
-          <w:bCs/>
-          <w:sz w:val="32"/>
-          <w:szCs w:val="32"/>
-          <w:u w:val="single"/>
-        </w:rPr>
-      </w:pPr>
-    </w:p>
-    <w:p>
-      <w:pPr>
-        <w:jc w:val="center"/>
-        <w:rPr>
-          <w:b/>
-          <w:bCs/>
-          <w:sz w:val="32"/>
-          <w:szCs w:val="32"/>
-          <w:u w:val="single"/>
-        </w:rPr>
-      </w:pPr>
-    </w:p>
     <w:p>
       <w:pPr>
         <w:jc w:val="center"/>
@@ -9569,6 +9491,7 @@
           <w:szCs w:val="32"/>
           <w:u w:val="single"/>
         </w:rPr>
+        <w:lastRenderedPageBreak/>
         <w:t xml:space="preserve">TS </w:t>
       </w:r>
       <w:r>
@@ -9751,7 +9674,6 @@
                 <w:sz w:val="28"/>
                 <w:szCs w:val="28"/>
               </w:rPr>
-              <w:lastRenderedPageBreak/>
               <w:t>Reference</w:t>
             </w:r>
           </w:p>
@@ -9778,7 +9700,6 @@
                 <w:sz w:val="28"/>
                 <w:szCs w:val="28"/>
               </w:rPr>
-              <w:lastRenderedPageBreak/>
               <w:t>As Printed</w:t>
             </w:r>
           </w:p>
@@ -12968,6 +12889,7 @@
                 <w:sz w:val="28"/>
                 <w:szCs w:val="28"/>
               </w:rPr>
+              <w:lastRenderedPageBreak/>
               <w:t xml:space="preserve">TS 2.1.4.4 </w:t>
             </w:r>
             <w:r>
@@ -13537,7 +13459,6 @@
                 <w:sz w:val="28"/>
                 <w:szCs w:val="28"/>
               </w:rPr>
-              <w:lastRenderedPageBreak/>
               <w:t>TS 2.1.4.5</w:t>
             </w:r>
             <w:r>
@@ -13997,7 +13918,23 @@
                 <w:b/>
                 <w:bCs/>
               </w:rPr>
-              <w:t>(it is “sye”)</w:t>
+              <w:t>(it is “</w:t>
+            </w:r>
+            <w:proofErr w:type="spellStart"/>
+            <w:r>
+              <w:rPr>
+                <w:b/>
+                <w:bCs/>
+              </w:rPr>
+              <w:t>sye</w:t>
+            </w:r>
+            <w:proofErr w:type="spellEnd"/>
+            <w:r>
+              <w:rPr>
+                <w:b/>
+                <w:bCs/>
+              </w:rPr>
+              <w:t>”)</w:t>
             </w:r>
           </w:p>
         </w:tc>
@@ -16886,6 +16823,7 @@
                 <w:sz w:val="28"/>
                 <w:szCs w:val="28"/>
               </w:rPr>
+              <w:lastRenderedPageBreak/>
               <w:t>TS 2.1.8.1 - Kramam</w:t>
             </w:r>
           </w:p>
@@ -17181,7 +17119,6 @@
                 <w:sz w:val="28"/>
                 <w:szCs w:val="28"/>
               </w:rPr>
-              <w:lastRenderedPageBreak/>
               <w:t>TS 2.1.8.2</w:t>
             </w:r>
             <w:r>
@@ -17846,7 +17783,16 @@
                 <w:sz w:val="28"/>
                 <w:szCs w:val="28"/>
               </w:rPr>
-              <w:t>(swarabak</w:t>
+              <w:t>(</w:t>
+            </w:r>
+            <w:proofErr w:type="spellStart"/>
+            <w:r>
+              <w:rPr>
+                <w:rFonts w:cs="Arial"/>
+                <w:sz w:val="28"/>
+                <w:szCs w:val="28"/>
+              </w:rPr>
+              <w:t>swarabak</w:t>
             </w:r>
             <w:r>
               <w:rPr>
@@ -17864,6 +17810,7 @@
               </w:rPr>
               <w:t>ti</w:t>
             </w:r>
+            <w:proofErr w:type="spellEnd"/>
             <w:r>
               <w:rPr>
                 <w:rFonts w:ascii="BRH Malayalam Extra" w:hAnsi="BRH Malayalam Extra" w:cs="BRH Malayalam Extra"/>
@@ -18365,7 +18312,25 @@
                 <w:sz w:val="28"/>
                 <w:szCs w:val="28"/>
               </w:rPr>
-              <w:t>(visargam inserted)</w:t>
+              <w:t>(</w:t>
+            </w:r>
+            <w:proofErr w:type="spellStart"/>
+            <w:r>
+              <w:rPr>
+                <w:rFonts w:cs="Arial"/>
+                <w:sz w:val="28"/>
+                <w:szCs w:val="28"/>
+              </w:rPr>
+              <w:t>visargam</w:t>
+            </w:r>
+            <w:proofErr w:type="spellEnd"/>
+            <w:r>
+              <w:rPr>
+                <w:rFonts w:cs="Arial"/>
+                <w:sz w:val="28"/>
+                <w:szCs w:val="28"/>
+              </w:rPr>
+              <w:t xml:space="preserve"> inserted)</w:t>
             </w:r>
           </w:p>
         </w:tc>
@@ -20093,7 +20058,16 @@
                 <w:sz w:val="28"/>
                 <w:szCs w:val="28"/>
               </w:rPr>
-              <w:t>(swarabak</w:t>
+              <w:t>(</w:t>
+            </w:r>
+            <w:proofErr w:type="spellStart"/>
+            <w:r>
+              <w:rPr>
+                <w:rFonts w:cs="Arial"/>
+                <w:sz w:val="28"/>
+                <w:szCs w:val="28"/>
+              </w:rPr>
+              <w:t>swarabak</w:t>
             </w:r>
             <w:r>
               <w:rPr>
@@ -20111,6 +20085,7 @@
               </w:rPr>
               <w:t>ti</w:t>
             </w:r>
+            <w:proofErr w:type="spellEnd"/>
             <w:r>
               <w:rPr>
                 <w:rFonts w:ascii="BRH Malayalam Extra" w:hAnsi="BRH Malayalam Extra" w:cs="BRH Malayalam Extra"/>
@@ -20894,6 +20869,7 @@
           <w:szCs w:val="40"/>
           <w:lang w:val="en-IN" w:eastAsia="en-IN"/>
         </w:rPr>
+        <w:lastRenderedPageBreak/>
         <w:t>"</w:t>
       </w:r>
       <w:r>
@@ -20996,7 +20972,6 @@
           <w:szCs w:val="32"/>
           <w:u w:val="single"/>
         </w:rPr>
-        <w:lastRenderedPageBreak/>
         <w:t>==============</w:t>
       </w:r>
     </w:p>
@@ -21087,10 +21062,59 @@
           <w:bCs/>
           <w:sz w:val="32"/>
           <w:szCs w:val="32"/>
-          <w:highlight w:val="yellow"/>
           <w:u w:val="single"/>
         </w:rPr>
-        <w:t>31st Oct 2019</w:t>
+        <w:t>3</w:t>
+      </w:r>
+      <w:r>
+        <w:rPr>
+          <w:b/>
+          <w:bCs/>
+          <w:sz w:val="32"/>
+          <w:szCs w:val="32"/>
+          <w:u w:val="single"/>
+        </w:rPr>
+        <w:t>0th</w:t>
+      </w:r>
+      <w:r>
+        <w:rPr>
+          <w:b/>
+          <w:bCs/>
+          <w:sz w:val="32"/>
+          <w:szCs w:val="32"/>
+          <w:u w:val="single"/>
+        </w:rPr>
+        <w:t xml:space="preserve"> </w:t>
+      </w:r>
+      <w:r>
+        <w:rPr>
+          <w:b/>
+          <w:bCs/>
+          <w:sz w:val="32"/>
+          <w:szCs w:val="32"/>
+          <w:u w:val="single"/>
+        </w:rPr>
+        <w:t>Jun</w:t>
+      </w:r>
+      <w:r>
+        <w:rPr>
+          <w:b/>
+          <w:bCs/>
+          <w:sz w:val="32"/>
+          <w:szCs w:val="32"/>
+          <w:u w:val="single"/>
+        </w:rPr>
+        <w:t xml:space="preserve"> 201</w:t>
+      </w:r>
+      <w:r>
+        <w:rPr>
+          <w:b/>
+          <w:bCs/>
+          <w:sz w:val="32"/>
+          <w:szCs w:val="32"/>
+          <w:u w:val="single"/>
+        </w:rPr>
+        <w:t>8</w:t>
       </w:r>
     </w:p>
     <w:p>
@@ -22751,7 +22775,7 @@
 </file>
 
 <file path=word/endnotes.xml><?xml version="1.0" encoding="utf-8"?>
-<w:endnotes xmlns:wpc="http://schemas.microsoft.com/office/word/2010/wordprocessingCanvas" xmlns:cx="http://schemas.microsoft.com/office/drawing/2014/chartex" xmlns:cx1="http://schemas.microsoft.com/office/drawing/2015/9/8/chartex" xmlns:cx2="http://schemas.microsoft.com/office/drawing/2015/10/21/chartex" xmlns:cx3="http://schemas.microsoft.com/office/drawing/2016/5/9/chartex" xmlns:cx4="http://schemas.microsoft.com/office/drawing/2016/5/10/chartex" xmlns:cx5="http://schemas.microsoft.com/office/drawing/2016/5/11/chartex" xmlns:cx6="http://schemas.microsoft.com/office/drawing/2016/5/12/chartex" xmlns:cx7="http://schemas.microsoft.com/office/drawing/2016/5/13/chartex" xmlns:cx8="http://schemas.microsoft.com/office/drawing/2016/5/14/chartex" xmlns:mc="http://schemas.openxmlformats.org/markup-compatibility/2006" xmlns:aink="http://schemas.microsoft.com/office/drawing/2016/ink" xmlns:am3d="http://schemas.microsoft.com/office/drawing/2017/model3d" xmlns:o="urn:schemas-microsoft-com:office:office" xmlns:oel="http://schemas.microsoft.com/office/2019/extlst" xmlns:r="http://schemas.openxmlformats.org/officeDocument/2006/relationships" xmlns:m="http://schemas.openxmlformats.org/officeDocument/2006/math" xmlns:v="urn:schemas-microsoft-com:vml" xmlns:wp14="http://schemas.microsoft.com/office/word/2010/wordprocessingDrawing" xmlns:wp="http://schemas.openxmlformats.org/drawingml/2006/wordprocessingDrawing" xmlns:w10="urn:schemas-microsoft-com:office:word" xmlns:w="http://schemas.openxmlformats.org/wordprocessingml/2006/main" xmlns:w14="http://schemas.microsoft.com/office/word/2010/wordml" xmlns:w15="http://schemas.microsoft.com/office/word/2012/wordml" xmlns:w16cex="http://schemas.microsoft.com/office/word/2018/wordml/cex" xmlns:w16cid="http://schemas.microsoft.com/office/word/2016/wordml/cid" xmlns:w16="http://schemas.microsoft.com/office/word/2018/wordml" xmlns:w16du="http://schemas.microsoft.com/office/word/2023/wordml/word16du" xmlns:w16sdtdh="http://schemas.microsoft.com/office/word/2020/wordml/sdtdatahash" xmlns:w16sdtfl="http://schemas.microsoft.com/office/word/2024/wordml/sdtformatlock" xmlns:w16se="http://schemas.microsoft.com/office/word/2015/wordml/symex" xmlns:wpg="http://schemas.microsoft.com/office/word/2010/wordprocessingGroup" xmlns:wpi="http://schemas.microsoft.com/office/word/2010/wordprocessingInk" xmlns:wne="http://schemas.microsoft.com/office/word/2006/wordml" xmlns:wps="http://schemas.microsoft.com/office/word/2010/wordprocessingShape" mc:Ignorable="w14 w15 w16se w16cid w16 w16cex w16sdtdh w16sdtfl w16du wp14">
+<w:endnotes xmlns:wpc="http://schemas.microsoft.com/office/word/2010/wordprocessingCanvas" xmlns:cx="http://schemas.microsoft.com/office/drawing/2014/chartex" xmlns:cx1="http://schemas.microsoft.com/office/drawing/2015/9/8/chartex" xmlns:cx2="http://schemas.microsoft.com/office/drawing/2015/10/21/chartex" xmlns:cx3="http://schemas.microsoft.com/office/drawing/2016/5/9/chartex" xmlns:cx4="http://schemas.microsoft.com/office/drawing/2016/5/10/chartex" xmlns:cx5="http://schemas.microsoft.com/office/drawing/2016/5/11/chartex" xmlns:cx6="http://schemas.microsoft.com/office/drawing/2016/5/12/chartex" xmlns:cx7="http://schemas.microsoft.com/office/drawing/2016/5/13/chartex" xmlns:cx8="http://schemas.microsoft.com/office/drawing/2016/5/14/chartex" xmlns:mc="http://schemas.openxmlformats.org/markup-compatibility/2006" xmlns:aink="http://schemas.microsoft.com/office/drawing/2016/ink" xmlns:am3d="http://schemas.microsoft.com/office/drawing/2017/model3d" xmlns:o="urn:schemas-microsoft-com:office:office" xmlns:oel="http://schemas.microsoft.com/office/2019/extlst" xmlns:r="http://schemas.openxmlformats.org/officeDocument/2006/relationships" xmlns:m="http://schemas.openxmlformats.org/officeDocument/2006/math" xmlns:v="urn:schemas-microsoft-com:vml" xmlns:wp14="http://schemas.microsoft.com/office/word/2010/wordprocessingDrawing" xmlns:wp="http://schemas.openxmlformats.org/drawingml/2006/wordprocessingDrawing" xmlns:w10="urn:schemas-microsoft-com:office:word" xmlns:w="http://schemas.openxmlformats.org/wordprocessingml/2006/main" xmlns:w14="http://schemas.microsoft.com/office/word/2010/wordml" xmlns:w15="http://schemas.microsoft.com/office/word/2012/wordml" xmlns:w16cei="http://schemas.microsoft.com/office/word/2026/wordml/cei" xmlns:w16cex="http://schemas.microsoft.com/office/word/2018/wordml/cex" xmlns:w16cid="http://schemas.microsoft.com/office/word/2016/wordml/cid" xmlns:w16="http://schemas.microsoft.com/office/word/2018/wordml" xmlns:w16du="http://schemas.microsoft.com/office/word/2023/wordml/word16du" xmlns:w16sdtdh="http://schemas.microsoft.com/office/word/2020/wordml/sdtdatahash" xmlns:w16sdtfl="http://schemas.microsoft.com/office/word/2024/wordml/sdtformatlock" xmlns:w16se="http://schemas.microsoft.com/office/word/2015/wordml/symex" xmlns:wpg="http://schemas.microsoft.com/office/word/2010/wordprocessingGroup" xmlns:wpi="http://schemas.microsoft.com/office/word/2010/wordprocessingInk" xmlns:wne="http://schemas.microsoft.com/office/word/2006/wordml" xmlns:wps="http://schemas.microsoft.com/office/word/2010/wordprocessingShape" mc:Ignorable="w14 w15 w16se w16cid w16 w16cex w16sdtdh w16sdtfl w16du wp14">
   <w:endnote w:type="separator" w:id="-1">
     <w:p>
       <w:pPr>
@@ -22776,7 +22800,7 @@
 </file>
 
 <file path=word/footer1.xml><?xml version="1.0" encoding="utf-8"?>
-<w:ftr xmlns:wpc="http://schemas.microsoft.com/office/word/2010/wordprocessingCanvas" xmlns:cx="http://schemas.microsoft.com/office/drawing/2014/chartex" xmlns:cx1="http://schemas.microsoft.com/office/drawing/2015/9/8/chartex" xmlns:cx2="http://schemas.microsoft.com/office/drawing/2015/10/21/chartex" xmlns:cx3="http://schemas.microsoft.com/office/drawing/2016/5/9/chartex" xmlns:cx4="http://schemas.microsoft.com/office/drawing/2016/5/10/chartex" xmlns:cx5="http://schemas.microsoft.com/office/drawing/2016/5/11/chartex" xmlns:cx6="http://schemas.microsoft.com/office/drawing/2016/5/12/chartex" xmlns:cx7="http://schemas.microsoft.com/office/drawing/2016/5/13/chartex" xmlns:cx8="http://schemas.microsoft.com/office/drawing/2016/5/14/chartex" xmlns:mc="http://schemas.openxmlformats.org/markup-compatibility/2006" xmlns:aink="http://schemas.microsoft.com/office/drawing/2016/ink" xmlns:am3d="http://schemas.microsoft.com/office/drawing/2017/model3d" xmlns:o="urn:schemas-microsoft-com:office:office" xmlns:oel="http://schemas.microsoft.com/office/2019/extlst" xmlns:r="http://schemas.openxmlformats.org/officeDocument/2006/relationships" xmlns:m="http://schemas.openxmlformats.org/officeDocument/2006/math" xmlns:v="urn:schemas-microsoft-com:vml" xmlns:wp14="http://schemas.microsoft.com/office/word/2010/wordprocessingDrawing" xmlns:wp="http://schemas.openxmlformats.org/drawingml/2006/wordprocessingDrawing" xmlns:w10="urn:schemas-microsoft-com:office:word" xmlns:w="http://schemas.openxmlformats.org/wordprocessingml/2006/main" xmlns:w14="http://schemas.microsoft.com/office/word/2010/wordml" xmlns:w15="http://schemas.microsoft.com/office/word/2012/wordml" xmlns:w16cex="http://schemas.microsoft.com/office/word/2018/wordml/cex" xmlns:w16cid="http://schemas.microsoft.com/office/word/2016/wordml/cid" xmlns:w16="http://schemas.microsoft.com/office/word/2018/wordml" xmlns:w16du="http://schemas.microsoft.com/office/word/2023/wordml/word16du" xmlns:w16sdtdh="http://schemas.microsoft.com/office/word/2020/wordml/sdtdatahash" xmlns:w16sdtfl="http://schemas.microsoft.com/office/word/2024/wordml/sdtformatlock" xmlns:w16se="http://schemas.microsoft.com/office/word/2015/wordml/symex" xmlns:wpg="http://schemas.microsoft.com/office/word/2010/wordprocessingGroup" xmlns:wpi="http://schemas.microsoft.com/office/word/2010/wordprocessingInk" xmlns:wne="http://schemas.microsoft.com/office/word/2006/wordml" xmlns:wps="http://schemas.microsoft.com/office/word/2010/wordprocessingShape" mc:Ignorable="w14 w15 w16se w16cid w16 w16cex w16sdtdh w16sdtfl w16du wp14">
+<w:ftr xmlns:wpc="http://schemas.microsoft.com/office/word/2010/wordprocessingCanvas" xmlns:cx="http://schemas.microsoft.com/office/drawing/2014/chartex" xmlns:cx1="http://schemas.microsoft.com/office/drawing/2015/9/8/chartex" xmlns:cx2="http://schemas.microsoft.com/office/drawing/2015/10/21/chartex" xmlns:cx3="http://schemas.microsoft.com/office/drawing/2016/5/9/chartex" xmlns:cx4="http://schemas.microsoft.com/office/drawing/2016/5/10/chartex" xmlns:cx5="http://schemas.microsoft.com/office/drawing/2016/5/11/chartex" xmlns:cx6="http://schemas.microsoft.com/office/drawing/2016/5/12/chartex" xmlns:cx7="http://schemas.microsoft.com/office/drawing/2016/5/13/chartex" xmlns:cx8="http://schemas.microsoft.com/office/drawing/2016/5/14/chartex" xmlns:mc="http://schemas.openxmlformats.org/markup-compatibility/2006" xmlns:aink="http://schemas.microsoft.com/office/drawing/2016/ink" xmlns:am3d="http://schemas.microsoft.com/office/drawing/2017/model3d" xmlns:o="urn:schemas-microsoft-com:office:office" xmlns:oel="http://schemas.microsoft.com/office/2019/extlst" xmlns:r="http://schemas.openxmlformats.org/officeDocument/2006/relationships" xmlns:m="http://schemas.openxmlformats.org/officeDocument/2006/math" xmlns:v="urn:schemas-microsoft-com:vml" xmlns:wp14="http://schemas.microsoft.com/office/word/2010/wordprocessingDrawing" xmlns:wp="http://schemas.openxmlformats.org/drawingml/2006/wordprocessingDrawing" xmlns:w10="urn:schemas-microsoft-com:office:word" xmlns:w="http://schemas.openxmlformats.org/wordprocessingml/2006/main" xmlns:w14="http://schemas.microsoft.com/office/word/2010/wordml" xmlns:w15="http://schemas.microsoft.com/office/word/2012/wordml" xmlns:w16cei="http://schemas.microsoft.com/office/word/2026/wordml/cei" xmlns:w16cex="http://schemas.microsoft.com/office/word/2018/wordml/cex" xmlns:w16cid="http://schemas.microsoft.com/office/word/2016/wordml/cid" xmlns:w16="http://schemas.microsoft.com/office/word/2018/wordml" xmlns:w16du="http://schemas.microsoft.com/office/word/2023/wordml/word16du" xmlns:w16sdtdh="http://schemas.microsoft.com/office/word/2020/wordml/sdtdatahash" xmlns:w16sdtfl="http://schemas.microsoft.com/office/word/2024/wordml/sdtformatlock" xmlns:w16se="http://schemas.microsoft.com/office/word/2015/wordml/symex" xmlns:wpg="http://schemas.microsoft.com/office/word/2010/wordprocessingGroup" xmlns:wpi="http://schemas.microsoft.com/office/word/2010/wordprocessingInk" xmlns:wne="http://schemas.microsoft.com/office/word/2006/wordml" xmlns:wps="http://schemas.microsoft.com/office/word/2010/wordprocessingShape" mc:Ignorable="w14 w15 w16se w16cid w16 w16cex w16sdtdh w16sdtfl w16du wp14">
   <w:p>
     <w:pPr>
       <w:pStyle w:val="Footer"/>
@@ -22923,7 +22947,7 @@
 </file>
 
 <file path=word/footer2.xml><?xml version="1.0" encoding="utf-8"?>
-<w:ftr xmlns:wpc="http://schemas.microsoft.com/office/word/2010/wordprocessingCanvas" xmlns:cx="http://schemas.microsoft.com/office/drawing/2014/chartex" xmlns:cx1="http://schemas.microsoft.com/office/drawing/2015/9/8/chartex" xmlns:cx2="http://schemas.microsoft.com/office/drawing/2015/10/21/chartex" xmlns:cx3="http://schemas.microsoft.com/office/drawing/2016/5/9/chartex" xmlns:cx4="http://schemas.microsoft.com/office/drawing/2016/5/10/chartex" xmlns:cx5="http://schemas.microsoft.com/office/drawing/2016/5/11/chartex" xmlns:cx6="http://schemas.microsoft.com/office/drawing/2016/5/12/chartex" xmlns:cx7="http://schemas.microsoft.com/office/drawing/2016/5/13/chartex" xmlns:cx8="http://schemas.microsoft.com/office/drawing/2016/5/14/chartex" xmlns:mc="http://schemas.openxmlformats.org/markup-compatibility/2006" xmlns:aink="http://schemas.microsoft.com/office/drawing/2016/ink" xmlns:am3d="http://schemas.microsoft.com/office/drawing/2017/model3d" xmlns:o="urn:schemas-microsoft-com:office:office" xmlns:oel="http://schemas.microsoft.com/office/2019/extlst" xmlns:r="http://schemas.openxmlformats.org/officeDocument/2006/relationships" xmlns:m="http://schemas.openxmlformats.org/officeDocument/2006/math" xmlns:v="urn:schemas-microsoft-com:vml" xmlns:wp14="http://schemas.microsoft.com/office/word/2010/wordprocessingDrawing" xmlns:wp="http://schemas.openxmlformats.org/drawingml/2006/wordprocessingDrawing" xmlns:w10="urn:schemas-microsoft-com:office:word" xmlns:w="http://schemas.openxmlformats.org/wordprocessingml/2006/main" xmlns:w14="http://schemas.microsoft.com/office/word/2010/wordml" xmlns:w15="http://schemas.microsoft.com/office/word/2012/wordml" xmlns:w16cex="http://schemas.microsoft.com/office/word/2018/wordml/cex" xmlns:w16cid="http://schemas.microsoft.com/office/word/2016/wordml/cid" xmlns:w16="http://schemas.microsoft.com/office/word/2018/wordml" xmlns:w16du="http://schemas.microsoft.com/office/word/2023/wordml/word16du" xmlns:w16sdtdh="http://schemas.microsoft.com/office/word/2020/wordml/sdtdatahash" xmlns:w16sdtfl="http://schemas.microsoft.com/office/word/2024/wordml/sdtformatlock" xmlns:w16se="http://schemas.microsoft.com/office/word/2015/wordml/symex" xmlns:wpg="http://schemas.microsoft.com/office/word/2010/wordprocessingGroup" xmlns:wpi="http://schemas.microsoft.com/office/word/2010/wordprocessingInk" xmlns:wne="http://schemas.microsoft.com/office/word/2006/wordml" xmlns:wps="http://schemas.microsoft.com/office/word/2010/wordprocessingShape" mc:Ignorable="w14 w15 w16se w16cid w16 w16cex w16sdtdh w16sdtfl w16du wp14">
+<w:ftr xmlns:wpc="http://schemas.microsoft.com/office/word/2010/wordprocessingCanvas" xmlns:cx="http://schemas.microsoft.com/office/drawing/2014/chartex" xmlns:cx1="http://schemas.microsoft.com/office/drawing/2015/9/8/chartex" xmlns:cx2="http://schemas.microsoft.com/office/drawing/2015/10/21/chartex" xmlns:cx3="http://schemas.microsoft.com/office/drawing/2016/5/9/chartex" xmlns:cx4="http://schemas.microsoft.com/office/drawing/2016/5/10/chartex" xmlns:cx5="http://schemas.microsoft.com/office/drawing/2016/5/11/chartex" xmlns:cx6="http://schemas.microsoft.com/office/drawing/2016/5/12/chartex" xmlns:cx7="http://schemas.microsoft.com/office/drawing/2016/5/13/chartex" xmlns:cx8="http://schemas.microsoft.com/office/drawing/2016/5/14/chartex" xmlns:mc="http://schemas.openxmlformats.org/markup-compatibility/2006" xmlns:aink="http://schemas.microsoft.com/office/drawing/2016/ink" xmlns:am3d="http://schemas.microsoft.com/office/drawing/2017/model3d" xmlns:o="urn:schemas-microsoft-com:office:office" xmlns:oel="http://schemas.microsoft.com/office/2019/extlst" xmlns:r="http://schemas.openxmlformats.org/officeDocument/2006/relationships" xmlns:m="http://schemas.openxmlformats.org/officeDocument/2006/math" xmlns:v="urn:schemas-microsoft-com:vml" xmlns:wp14="http://schemas.microsoft.com/office/word/2010/wordprocessingDrawing" xmlns:wp="http://schemas.openxmlformats.org/drawingml/2006/wordprocessingDrawing" xmlns:w10="urn:schemas-microsoft-com:office:word" xmlns:w="http://schemas.openxmlformats.org/wordprocessingml/2006/main" xmlns:w14="http://schemas.microsoft.com/office/word/2010/wordml" xmlns:w15="http://schemas.microsoft.com/office/word/2012/wordml" xmlns:w16cei="http://schemas.microsoft.com/office/word/2026/wordml/cei" xmlns:w16cex="http://schemas.microsoft.com/office/word/2018/wordml/cex" xmlns:w16cid="http://schemas.microsoft.com/office/word/2016/wordml/cid" xmlns:w16="http://schemas.microsoft.com/office/word/2018/wordml" xmlns:w16du="http://schemas.microsoft.com/office/word/2023/wordml/word16du" xmlns:w16sdtdh="http://schemas.microsoft.com/office/word/2020/wordml/sdtdatahash" xmlns:w16sdtfl="http://schemas.microsoft.com/office/word/2024/wordml/sdtformatlock" xmlns:w16se="http://schemas.microsoft.com/office/word/2015/wordml/symex" xmlns:wpg="http://schemas.microsoft.com/office/word/2010/wordprocessingGroup" xmlns:wpi="http://schemas.microsoft.com/office/word/2010/wordprocessingInk" xmlns:wne="http://schemas.microsoft.com/office/word/2006/wordml" xmlns:wps="http://schemas.microsoft.com/office/word/2010/wordprocessingShape" mc:Ignorable="w14 w15 w16se w16cid w16 w16cex w16sdtdh w16sdtfl w16du wp14">
   <w:p>
     <w:pPr>
       <w:pBdr>
@@ -23133,7 +23157,7 @@
 </file>
 
 <file path=word/footnotes.xml><?xml version="1.0" encoding="utf-8"?>
-<w:footnotes xmlns:wpc="http://schemas.microsoft.com/office/word/2010/wordprocessingCanvas" xmlns:cx="http://schemas.microsoft.com/office/drawing/2014/chartex" xmlns:cx1="http://schemas.microsoft.com/office/drawing/2015/9/8/chartex" xmlns:cx2="http://schemas.microsoft.com/office/drawing/2015/10/21/chartex" xmlns:cx3="http://schemas.microsoft.com/office/drawing/2016/5/9/chartex" xmlns:cx4="http://schemas.microsoft.com/office/drawing/2016/5/10/chartex" xmlns:cx5="http://schemas.microsoft.com/office/drawing/2016/5/11/chartex" xmlns:cx6="http://schemas.microsoft.com/office/drawing/2016/5/12/chartex" xmlns:cx7="http://schemas.microsoft.com/office/drawing/2016/5/13/chartex" xmlns:cx8="http://schemas.microsoft.com/office/drawing/2016/5/14/chartex" xmlns:mc="http://schemas.openxmlformats.org/markup-compatibility/2006" xmlns:aink="http://schemas.microsoft.com/office/drawing/2016/ink" xmlns:am3d="http://schemas.microsoft.com/office/drawing/2017/model3d" xmlns:o="urn:schemas-microsoft-com:office:office" xmlns:oel="http://schemas.microsoft.com/office/2019/extlst" xmlns:r="http://schemas.openxmlformats.org/officeDocument/2006/relationships" xmlns:m="http://schemas.openxmlformats.org/officeDocument/2006/math" xmlns:v="urn:schemas-microsoft-com:vml" xmlns:wp14="http://schemas.microsoft.com/office/word/2010/wordprocessingDrawing" xmlns:wp="http://schemas.openxmlformats.org/drawingml/2006/wordprocessingDrawing" xmlns:w10="urn:schemas-microsoft-com:office:word" xmlns:w="http://schemas.openxmlformats.org/wordprocessingml/2006/main" xmlns:w14="http://schemas.microsoft.com/office/word/2010/wordml" xmlns:w15="http://schemas.microsoft.com/office/word/2012/wordml" xmlns:w16cex="http://schemas.microsoft.com/office/word/2018/wordml/cex" xmlns:w16cid="http://schemas.microsoft.com/office/word/2016/wordml/cid" xmlns:w16="http://schemas.microsoft.com/office/word/2018/wordml" xmlns:w16du="http://schemas.microsoft.com/office/word/2023/wordml/word16du" xmlns:w16sdtdh="http://schemas.microsoft.com/office/word/2020/wordml/sdtdatahash" xmlns:w16sdtfl="http://schemas.microsoft.com/office/word/2024/wordml/sdtformatlock" xmlns:w16se="http://schemas.microsoft.com/office/word/2015/wordml/symex" xmlns:wpg="http://schemas.microsoft.com/office/word/2010/wordprocessingGroup" xmlns:wpi="http://schemas.microsoft.com/office/word/2010/wordprocessingInk" xmlns:wne="http://schemas.microsoft.com/office/word/2006/wordml" xmlns:wps="http://schemas.microsoft.com/office/word/2010/wordprocessingShape" mc:Ignorable="w14 w15 w16se w16cid w16 w16cex w16sdtdh w16sdtfl w16du wp14">
+<w:footnotes xmlns:wpc="http://schemas.microsoft.com/office/word/2010/wordprocessingCanvas" xmlns:cx="http://schemas.microsoft.com/office/drawing/2014/chartex" xmlns:cx1="http://schemas.microsoft.com/office/drawing/2015/9/8/chartex" xmlns:cx2="http://schemas.microsoft.com/office/drawing/2015/10/21/chartex" xmlns:cx3="http://schemas.microsoft.com/office/drawing/2016/5/9/chartex" xmlns:cx4="http://schemas.microsoft.com/office/drawing/2016/5/10/chartex" xmlns:cx5="http://schemas.microsoft.com/office/drawing/2016/5/11/chartex" xmlns:cx6="http://schemas.microsoft.com/office/drawing/2016/5/12/chartex" xmlns:cx7="http://schemas.microsoft.com/office/drawing/2016/5/13/chartex" xmlns:cx8="http://schemas.microsoft.com/office/drawing/2016/5/14/chartex" xmlns:mc="http://schemas.openxmlformats.org/markup-compatibility/2006" xmlns:aink="http://schemas.microsoft.com/office/drawing/2016/ink" xmlns:am3d="http://schemas.microsoft.com/office/drawing/2017/model3d" xmlns:o="urn:schemas-microsoft-com:office:office" xmlns:oel="http://schemas.microsoft.com/office/2019/extlst" xmlns:r="http://schemas.openxmlformats.org/officeDocument/2006/relationships" xmlns:m="http://schemas.openxmlformats.org/officeDocument/2006/math" xmlns:v="urn:schemas-microsoft-com:vml" xmlns:wp14="http://schemas.microsoft.com/office/word/2010/wordprocessingDrawing" xmlns:wp="http://schemas.openxmlformats.org/drawingml/2006/wordprocessingDrawing" xmlns:w10="urn:schemas-microsoft-com:office:word" xmlns:w="http://schemas.openxmlformats.org/wordprocessingml/2006/main" xmlns:w14="http://schemas.microsoft.com/office/word/2010/wordml" xmlns:w15="http://schemas.microsoft.com/office/word/2012/wordml" xmlns:w16cei="http://schemas.microsoft.com/office/word/2026/wordml/cei" xmlns:w16cex="http://schemas.microsoft.com/office/word/2018/wordml/cex" xmlns:w16cid="http://schemas.microsoft.com/office/word/2016/wordml/cid" xmlns:w16="http://schemas.microsoft.com/office/word/2018/wordml" xmlns:w16du="http://schemas.microsoft.com/office/word/2023/wordml/word16du" xmlns:w16sdtdh="http://schemas.microsoft.com/office/word/2020/wordml/sdtdatahash" xmlns:w16sdtfl="http://schemas.microsoft.com/office/word/2024/wordml/sdtformatlock" xmlns:w16se="http://schemas.microsoft.com/office/word/2015/wordml/symex" xmlns:wpg="http://schemas.microsoft.com/office/word/2010/wordprocessingGroup" xmlns:wpi="http://schemas.microsoft.com/office/word/2010/wordprocessingInk" xmlns:wne="http://schemas.microsoft.com/office/word/2006/wordml" xmlns:wps="http://schemas.microsoft.com/office/word/2010/wordprocessingShape" mc:Ignorable="w14 w15 w16se w16cid w16 w16cex w16sdtdh w16sdtfl w16du wp14">
   <w:footnote w:type="separator" w:id="-1">
     <w:p>
       <w:pPr>
@@ -23158,7 +23182,7 @@
 </file>
 
 <file path=word/header1.xml><?xml version="1.0" encoding="utf-8"?>
-<w:hdr xmlns:wpc="http://schemas.microsoft.com/office/word/2010/wordprocessingCanvas" xmlns:cx="http://schemas.microsoft.com/office/drawing/2014/chartex" xmlns:cx1="http://schemas.microsoft.com/office/drawing/2015/9/8/chartex" xmlns:cx2="http://schemas.microsoft.com/office/drawing/2015/10/21/chartex" xmlns:cx3="http://schemas.microsoft.com/office/drawing/2016/5/9/chartex" xmlns:cx4="http://schemas.microsoft.com/office/drawing/2016/5/10/chartex" xmlns:cx5="http://schemas.microsoft.com/office/drawing/2016/5/11/chartex" xmlns:cx6="http://schemas.microsoft.com/office/drawing/2016/5/12/chartex" xmlns:cx7="http://schemas.microsoft.com/office/drawing/2016/5/13/chartex" xmlns:cx8="http://schemas.microsoft.com/office/drawing/2016/5/14/chartex" xmlns:mc="http://schemas.openxmlformats.org/markup-compatibility/2006" xmlns:aink="http://schemas.microsoft.com/office/drawing/2016/ink" xmlns:am3d="http://schemas.microsoft.com/office/drawing/2017/model3d" xmlns:o="urn:schemas-microsoft-com:office:office" xmlns:oel="http://schemas.microsoft.com/office/2019/extlst" xmlns:r="http://schemas.openxmlformats.org/officeDocument/2006/relationships" xmlns:m="http://schemas.openxmlformats.org/officeDocument/2006/math" xmlns:v="urn:schemas-microsoft-com:vml" xmlns:wp14="http://schemas.microsoft.com/office/word/2010/wordprocessingDrawing" xmlns:wp="http://schemas.openxmlformats.org/drawingml/2006/wordprocessingDrawing" xmlns:w10="urn:schemas-microsoft-com:office:word" xmlns:w="http://schemas.openxmlformats.org/wordprocessingml/2006/main" xmlns:w14="http://schemas.microsoft.com/office/word/2010/wordml" xmlns:w15="http://schemas.microsoft.com/office/word/2012/wordml" xmlns:w16cex="http://schemas.microsoft.com/office/word/2018/wordml/cex" xmlns:w16cid="http://schemas.microsoft.com/office/word/2016/wordml/cid" xmlns:w16="http://schemas.microsoft.com/office/word/2018/wordml" xmlns:w16du="http://schemas.microsoft.com/office/word/2023/wordml/word16du" xmlns:w16sdtdh="http://schemas.microsoft.com/office/word/2020/wordml/sdtdatahash" xmlns:w16sdtfl="http://schemas.microsoft.com/office/word/2024/wordml/sdtformatlock" xmlns:w16se="http://schemas.microsoft.com/office/word/2015/wordml/symex" xmlns:wpg="http://schemas.microsoft.com/office/word/2010/wordprocessingGroup" xmlns:wpi="http://schemas.microsoft.com/office/word/2010/wordprocessingInk" xmlns:wne="http://schemas.microsoft.com/office/word/2006/wordml" xmlns:wps="http://schemas.microsoft.com/office/word/2010/wordprocessingShape" mc:Ignorable="w14 w15 w16se w16cid w16 w16cex w16sdtdh w16sdtfl w16du wp14">
+<w:hdr xmlns:wpc="http://schemas.microsoft.com/office/word/2010/wordprocessingCanvas" xmlns:cx="http://schemas.microsoft.com/office/drawing/2014/chartex" xmlns:cx1="http://schemas.microsoft.com/office/drawing/2015/9/8/chartex" xmlns:cx2="http://schemas.microsoft.com/office/drawing/2015/10/21/chartex" xmlns:cx3="http://schemas.microsoft.com/office/drawing/2016/5/9/chartex" xmlns:cx4="http://schemas.microsoft.com/office/drawing/2016/5/10/chartex" xmlns:cx5="http://schemas.microsoft.com/office/drawing/2016/5/11/chartex" xmlns:cx6="http://schemas.microsoft.com/office/drawing/2016/5/12/chartex" xmlns:cx7="http://schemas.microsoft.com/office/drawing/2016/5/13/chartex" xmlns:cx8="http://schemas.microsoft.com/office/drawing/2016/5/14/chartex" xmlns:mc="http://schemas.openxmlformats.org/markup-compatibility/2006" xmlns:aink="http://schemas.microsoft.com/office/drawing/2016/ink" xmlns:am3d="http://schemas.microsoft.com/office/drawing/2017/model3d" xmlns:o="urn:schemas-microsoft-com:office:office" xmlns:oel="http://schemas.microsoft.com/office/2019/extlst" xmlns:r="http://schemas.openxmlformats.org/officeDocument/2006/relationships" xmlns:m="http://schemas.openxmlformats.org/officeDocument/2006/math" xmlns:v="urn:schemas-microsoft-com:vml" xmlns:wp14="http://schemas.microsoft.com/office/word/2010/wordprocessingDrawing" xmlns:wp="http://schemas.openxmlformats.org/drawingml/2006/wordprocessingDrawing" xmlns:w10="urn:schemas-microsoft-com:office:word" xmlns:w="http://schemas.openxmlformats.org/wordprocessingml/2006/main" xmlns:w14="http://schemas.microsoft.com/office/word/2010/wordml" xmlns:w15="http://schemas.microsoft.com/office/word/2012/wordml" xmlns:w16cei="http://schemas.microsoft.com/office/word/2026/wordml/cei" xmlns:w16cex="http://schemas.microsoft.com/office/word/2018/wordml/cex" xmlns:w16cid="http://schemas.microsoft.com/office/word/2016/wordml/cid" xmlns:w16="http://schemas.microsoft.com/office/word/2018/wordml" xmlns:w16du="http://schemas.microsoft.com/office/word/2023/wordml/word16du" xmlns:w16sdtdh="http://schemas.microsoft.com/office/word/2020/wordml/sdtdatahash" xmlns:w16sdtfl="http://schemas.microsoft.com/office/word/2024/wordml/sdtformatlock" xmlns:w16se="http://schemas.microsoft.com/office/word/2015/wordml/symex" xmlns:wpg="http://schemas.microsoft.com/office/word/2010/wordprocessingGroup" xmlns:wpi="http://schemas.microsoft.com/office/word/2010/wordprocessingInk" xmlns:wne="http://schemas.microsoft.com/office/word/2006/wordml" xmlns:wps="http://schemas.microsoft.com/office/word/2010/wordprocessingShape" mc:Ignorable="w14 w15 w16se w16cid w16 w16cex w16sdtdh w16sdtfl w16du wp14">
   <w:p>
     <w:pPr>
       <w:pStyle w:val="Header"/>
@@ -23171,7 +23195,7 @@
 </file>
 
 <file path=word/header2.xml><?xml version="1.0" encoding="utf-8"?>
-<w:hdr xmlns:wpc="http://schemas.microsoft.com/office/word/2010/wordprocessingCanvas" xmlns:cx="http://schemas.microsoft.com/office/drawing/2014/chartex" xmlns:cx1="http://schemas.microsoft.com/office/drawing/2015/9/8/chartex" xmlns:cx2="http://schemas.microsoft.com/office/drawing/2015/10/21/chartex" xmlns:cx3="http://schemas.microsoft.com/office/drawing/2016/5/9/chartex" xmlns:cx4="http://schemas.microsoft.com/office/drawing/2016/5/10/chartex" xmlns:cx5="http://schemas.microsoft.com/office/drawing/2016/5/11/chartex" xmlns:cx6="http://schemas.microsoft.com/office/drawing/2016/5/12/chartex" xmlns:cx7="http://schemas.microsoft.com/office/drawing/2016/5/13/chartex" xmlns:cx8="http://schemas.microsoft.com/office/drawing/2016/5/14/chartex" xmlns:mc="http://schemas.openxmlformats.org/markup-compatibility/2006" xmlns:aink="http://schemas.microsoft.com/office/drawing/2016/ink" xmlns:am3d="http://schemas.microsoft.com/office/drawing/2017/model3d" xmlns:o="urn:schemas-microsoft-com:office:office" xmlns:oel="http://schemas.microsoft.com/office/2019/extlst" xmlns:r="http://schemas.openxmlformats.org/officeDocument/2006/relationships" xmlns:m="http://schemas.openxmlformats.org/officeDocument/2006/math" xmlns:v="urn:schemas-microsoft-com:vml" xmlns:wp14="http://schemas.microsoft.com/office/word/2010/wordprocessingDrawing" xmlns:wp="http://schemas.openxmlformats.org/drawingml/2006/wordprocessingDrawing" xmlns:w10="urn:schemas-microsoft-com:office:word" xmlns:w="http://schemas.openxmlformats.org/wordprocessingml/2006/main" xmlns:w14="http://schemas.microsoft.com/office/word/2010/wordml" xmlns:w15="http://schemas.microsoft.com/office/word/2012/wordml" xmlns:w16cex="http://schemas.microsoft.com/office/word/2018/wordml/cex" xmlns:w16cid="http://schemas.microsoft.com/office/word/2016/wordml/cid" xmlns:w16="http://schemas.microsoft.com/office/word/2018/wordml" xmlns:w16du="http://schemas.microsoft.com/office/word/2023/wordml/word16du" xmlns:w16sdtdh="http://schemas.microsoft.com/office/word/2020/wordml/sdtdatahash" xmlns:w16sdtfl="http://schemas.microsoft.com/office/word/2024/wordml/sdtformatlock" xmlns:w16se="http://schemas.microsoft.com/office/word/2015/wordml/symex" xmlns:wpg="http://schemas.microsoft.com/office/word/2010/wordprocessingGroup" xmlns:wpi="http://schemas.microsoft.com/office/word/2010/wordprocessingInk" xmlns:wne="http://schemas.microsoft.com/office/word/2006/wordml" xmlns:wps="http://schemas.microsoft.com/office/word/2010/wordprocessingShape" mc:Ignorable="w14 w15 w16se w16cid w16 w16cex w16sdtdh w16sdtfl w16du wp14">
+<w:hdr xmlns:wpc="http://schemas.microsoft.com/office/word/2010/wordprocessingCanvas" xmlns:cx="http://schemas.microsoft.com/office/drawing/2014/chartex" xmlns:cx1="http://schemas.microsoft.com/office/drawing/2015/9/8/chartex" xmlns:cx2="http://schemas.microsoft.com/office/drawing/2015/10/21/chartex" xmlns:cx3="http://schemas.microsoft.com/office/drawing/2016/5/9/chartex" xmlns:cx4="http://schemas.microsoft.com/office/drawing/2016/5/10/chartex" xmlns:cx5="http://schemas.microsoft.com/office/drawing/2016/5/11/chartex" xmlns:cx6="http://schemas.microsoft.com/office/drawing/2016/5/12/chartex" xmlns:cx7="http://schemas.microsoft.com/office/drawing/2016/5/13/chartex" xmlns:cx8="http://schemas.microsoft.com/office/drawing/2016/5/14/chartex" xmlns:mc="http://schemas.openxmlformats.org/markup-compatibility/2006" xmlns:aink="http://schemas.microsoft.com/office/drawing/2016/ink" xmlns:am3d="http://schemas.microsoft.com/office/drawing/2017/model3d" xmlns:o="urn:schemas-microsoft-com:office:office" xmlns:oel="http://schemas.microsoft.com/office/2019/extlst" xmlns:r="http://schemas.openxmlformats.org/officeDocument/2006/relationships" xmlns:m="http://schemas.openxmlformats.org/officeDocument/2006/math" xmlns:v="urn:schemas-microsoft-com:vml" xmlns:wp14="http://schemas.microsoft.com/office/word/2010/wordprocessingDrawing" xmlns:wp="http://schemas.openxmlformats.org/drawingml/2006/wordprocessingDrawing" xmlns:w10="urn:schemas-microsoft-com:office:word" xmlns:w="http://schemas.openxmlformats.org/wordprocessingml/2006/main" xmlns:w14="http://schemas.microsoft.com/office/word/2010/wordml" xmlns:w15="http://schemas.microsoft.com/office/word/2012/wordml" xmlns:w16cei="http://schemas.microsoft.com/office/word/2026/wordml/cei" xmlns:w16cex="http://schemas.microsoft.com/office/word/2018/wordml/cex" xmlns:w16cid="http://schemas.microsoft.com/office/word/2016/wordml/cid" xmlns:w16="http://schemas.microsoft.com/office/word/2018/wordml" xmlns:w16du="http://schemas.microsoft.com/office/word/2023/wordml/word16du" xmlns:w16sdtdh="http://schemas.microsoft.com/office/word/2020/wordml/sdtdatahash" xmlns:w16sdtfl="http://schemas.microsoft.com/office/word/2024/wordml/sdtformatlock" xmlns:w16se="http://schemas.microsoft.com/office/word/2015/wordml/symex" xmlns:wpg="http://schemas.microsoft.com/office/word/2010/wordprocessingGroup" xmlns:wpi="http://schemas.microsoft.com/office/word/2010/wordprocessingInk" xmlns:wne="http://schemas.microsoft.com/office/word/2006/wordml" xmlns:wps="http://schemas.microsoft.com/office/word/2010/wordprocessingShape" mc:Ignorable="w14 w15 w16se w16cid w16 w16cex w16sdtdh w16sdtfl w16du wp14">
   <w:p>
     <w:pPr>
       <w:pStyle w:val="Header"/>
